--- a/downloads/workbook/ai-3-week-21.docx
+++ b/downloads/workbook/ai-3-week-21.docx
@@ -1302,6 +1302,178 @@
         <w:t>Project connection: For your Verified Study Buddy, save the input, procedure, observed result and limitation of this check. Label this worked example as practice; use a different, previously unreviewed case when checking independent understanding.</w:t>
       </w:r>
     </w:p>
+    <w:p>
+      <w:pPr>
+        <w:pStyle w:val="Heading1"/>
+      </w:pPr>
+      <w:r>
+        <w:t>19. Project portfolio milestone</w:t>
+      </w:r>
+    </w:p>
+    <w:p>
+      <w:r>
+        <w:t>Project: Verified Study Buddy</w:t>
+      </w:r>
+    </w:p>
+    <w:p>
+      <w:r>
+        <w:t>Current milestone: Evaluate and revise. Compare with your starting method, explain errors and record a justified revision.</w:t>
+      </w:r>
+    </w:p>
+    <w:p>
+      <w:r>
+        <w:t>For your Verified Study Buddy, save the input, procedure, observed result and limitation of this check. Label this worked example as practice; use a different, previously unreviewed case when checking independent understanding.</w:t>
+      </w:r>
+    </w:p>
+    <w:tbl>
+      <w:tblPr>
+        <w:tblStyle w:val="LightShading-Accent1"/>
+        <w:tblW w:type="auto" w:w="0"/>
+        <w:tblLook w:firstColumn="1" w:firstRow="1" w:lastColumn="0" w:lastRow="0" w:noHBand="0" w:noVBand="1" w:val="04A0"/>
+      </w:tblPr>
+      <w:tblGrid>
+        <w:gridCol w:w="5112"/>
+        <w:gridCol w:w="5112"/>
+      </w:tblGrid>
+      <w:tr>
+        <w:trPr>
+          <w:tblHeader/>
+        </w:trPr>
+        <w:tc>
+          <w:tcPr>
+            <w:tcW w:type="dxa" w:w="5112"/>
+          </w:tcPr>
+          <w:p>
+            <w:r>
+              <w:t>Evidence to keep</w:t>
+            </w:r>
+          </w:p>
+        </w:tc>
+        <w:tc>
+          <w:tcPr>
+            <w:tcW w:type="dxa" w:w="5112"/>
+          </w:tcPr>
+          <w:p>
+            <w:r>
+              <w:t>My record</w:t>
+            </w:r>
+          </w:p>
+        </w:tc>
+      </w:tr>
+      <w:tr>
+        <w:tc>
+          <w:tcPr>
+            <w:tcW w:type="dxa" w:w="5112"/>
+          </w:tcPr>
+          <w:p>
+            <w:r>
+              <w:t>This week’s input and deciding step</w:t>
+            </w:r>
+          </w:p>
+        </w:tc>
+        <w:tc>
+          <w:tcPr>
+            <w:tcW w:type="dxa" w:w="5112"/>
+          </w:tcPr>
+          <w:p>
+            <w:r/>
+          </w:p>
+        </w:tc>
+      </w:tr>
+      <w:tr>
+        <w:tc>
+          <w:tcPr>
+            <w:tcW w:type="dxa" w:w="5112"/>
+          </w:tcPr>
+          <w:p>
+            <w:r>
+              <w:t>Prediction and actual result (or labelled paper trace)</w:t>
+            </w:r>
+          </w:p>
+        </w:tc>
+        <w:tc>
+          <w:tcPr>
+            <w:tcW w:type="dxa" w:w="5112"/>
+          </w:tcPr>
+          <w:p>
+            <w:r/>
+          </w:p>
+        </w:tc>
+      </w:tr>
+      <w:tr>
+        <w:tc>
+          <w:tcPr>
+            <w:tcW w:type="dxa" w:w="5112"/>
+          </w:tcPr>
+          <w:p>
+            <w:r>
+              <w:t>One change since the previous checkpoint and why</w:t>
+            </w:r>
+          </w:p>
+        </w:tc>
+        <w:tc>
+          <w:tcPr>
+            <w:tcW w:type="dxa" w:w="5112"/>
+          </w:tcPr>
+          <w:p>
+            <w:r/>
+          </w:p>
+        </w:tc>
+      </w:tr>
+      <w:tr>
+        <w:tc>
+          <w:tcPr>
+            <w:tcW w:type="dxa" w:w="5112"/>
+          </w:tcPr>
+          <w:p>
+            <w:r>
+              <w:t>One error or limit and the next test</w:t>
+            </w:r>
+          </w:p>
+        </w:tc>
+        <w:tc>
+          <w:tcPr>
+            <w:tcW w:type="dxa" w:w="5112"/>
+          </w:tcPr>
+          <w:p>
+            <w:r/>
+          </w:p>
+        </w:tc>
+      </w:tr>
+    </w:tbl>
+    <w:p>
+      <w:pPr>
+        <w:pStyle w:val="Heading3"/>
+      </w:pPr>
+      <w:r>
+        <w:t>Explain what this week adds to your project. Reuse last week’s record rather than starting again.</w:t>
+      </w:r>
+    </w:p>
+    <w:p>
+      <w:r>
+        <w:t>________________________________________________________________</w:t>
+      </w:r>
+    </w:p>
+    <w:p>
+      <w:r>
+        <w:t>________________________________________________________________</w:t>
+      </w:r>
+    </w:p>
+    <w:p>
+      <w:r>
+        <w:t>________________________________________________________________</w:t>
+      </w:r>
+    </w:p>
+    <w:p>
+      <w:r>
+        <w:t>________________________________________________________________</w:t>
+      </w:r>
+    </w:p>
+    <w:p>
+      <w:r>
+        <w:t>________________________________________________________________</w:t>
+      </w:r>
+    </w:p>
     <w:sectPr>
       <w:pgSz w:w="12240" w:h="15840"/>
       <w:pgMar w:top="936" w:right="1008" w:bottom="936" w:left="1008" w:header="720" w:footer="720" w:gutter="0"/>

--- a/downloads/workbook/ai-3-week-21.docx
+++ b/downloads/workbook/ai-3-week-21.docx
@@ -1474,6 +1474,235 @@
         <w:t>________________________________________________________________</w:t>
       </w:r>
     </w:p>
+    <w:p>
+      <w:pPr>
+        <w:pStyle w:val="Heading1"/>
+      </w:pPr>
+      <w:r>
+        <w:t>20. Supported practice and learning evidence</w:t>
+      </w:r>
+    </w:p>
+    <w:p>
+      <w:r>
+        <w:t>Use this supported practice once, in the browser or on paper. Keep the reserved independent assessment for a separate first attempt before teacher feedback.</w:t>
+      </w:r>
+    </w:p>
+    <w:p>
+      <w:r>
+        <w:t>Check a library lookup call before it reaches a tool.</w:t>
+      </w:r>
+    </w:p>
+    <w:p>
+      <w:pPr>
+        <w:pStyle w:val="Heading3"/>
+      </w:pPr>
+      <w:r>
+        <w:t>Practice 1: explain the deciding evidence</w:t>
+      </w:r>
+    </w:p>
+    <w:p>
+      <w:r>
+        <w:t>Which labelled step matches this detail? Run the lookup. This tool contract contains no lending or deletion operation.</w:t>
+      </w:r>
+    </w:p>
+    <w:p>
+      <w:r>
+        <w:t>1. Check shape</w:t>
+      </w:r>
+    </w:p>
+    <w:p>
+      <w:r>
+        <w:t>2. Read only</w:t>
+      </w:r>
+    </w:p>
+    <w:p>
+      <w:r>
+        <w:t>3. Check membership</w:t>
+      </w:r>
+    </w:p>
+    <w:p>
+      <w:pPr>
+        <w:pStyle w:val="Heading3"/>
+      </w:pPr>
+      <w:r>
+        <w:t>My selected conclusion, deciding fact and explanation</w:t>
+      </w:r>
+    </w:p>
+    <w:p>
+      <w:r>
+        <w:t>________________________________________________________________</w:t>
+      </w:r>
+    </w:p>
+    <w:p>
+      <w:r>
+        <w:t>________________________________________________________________</w:t>
+      </w:r>
+    </w:p>
+    <w:p>
+      <w:r>
+        <w:t>________________________________________________________________</w:t>
+      </w:r>
+    </w:p>
+    <w:p>
+      <w:r>
+        <w:t>________________________________________________________________</w:t>
+      </w:r>
+    </w:p>
+    <w:p>
+      <w:r>
+        <w:t>________________________________________________________________</w:t>
+      </w:r>
+    </w:p>
+    <w:p>
+      <w:r>
+        <w:t>Hint if needed: Read the steps in the pictorial case. Match the supplied detail to the stage that performs or records it.</w:t>
+      </w:r>
+    </w:p>
+    <w:p>
+      <w:r>
+        <w:t>After your attempt, compare with the supported explanation: Read only Run the lookup. This tool contract contains no lending or deletion operation. Read the picture in order. Run the lookup. This tool contract contains no lending or deletion operation. The arrows show which recorded input or intermediate result each decision uses. Explain the deciding step aloud before checking the changed case; pointing to the final answer alone does not show how it follows.</w:t>
+      </w:r>
+    </w:p>
+    <w:p>
+      <w:pPr>
+        <w:pStyle w:val="Heading3"/>
+      </w:pPr>
+      <w:r>
+        <w:t>Practice 2: explain the deciding evidence</w:t>
+      </w:r>
+    </w:p>
+    <w:p>
+      <w:r>
+        <w:t>Changed-case practice: Add lend: true to the same call. Which conclusion is supported by the supplied facts?</w:t>
+      </w:r>
+    </w:p>
+    <w:p>
+      <w:r>
+        <w:t>1. This one example guarantees correct results for every future input.</w:t>
+      </w:r>
+    </w:p>
+    <w:p>
+      <w:r>
+        <w:t>2. Reject the call before invoking the tool.</w:t>
+      </w:r>
+    </w:p>
+    <w:p>
+      <w:r>
+        <w:t>3. We can decide the result without examining the changed input or the procedure.</w:t>
+      </w:r>
+    </w:p>
+    <w:p>
+      <w:pPr>
+        <w:pStyle w:val="Heading3"/>
+      </w:pPr>
+      <w:r>
+        <w:t>My selected conclusion, deciding fact and explanation</w:t>
+      </w:r>
+    </w:p>
+    <w:p>
+      <w:r>
+        <w:t>________________________________________________________________</w:t>
+      </w:r>
+    </w:p>
+    <w:p>
+      <w:r>
+        <w:t>________________________________________________________________</w:t>
+      </w:r>
+    </w:p>
+    <w:p>
+      <w:r>
+        <w:t>________________________________________________________________</w:t>
+      </w:r>
+    </w:p>
+    <w:p>
+      <w:r>
+        <w:t>________________________________________________________________</w:t>
+      </w:r>
+    </w:p>
+    <w:p>
+      <w:r>
+        <w:t>________________________________________________________________</w:t>
+      </w:r>
+    </w:p>
+    <w:p>
+      <w:r>
+        <w:t>Hint if needed: Use the changed condition and the deciding step in the pictorial trace. The answer must say what follows from those facts.</w:t>
+      </w:r>
+    </w:p>
+    <w:p>
+      <w:r>
+        <w:t>After your attempt, compare with the supported explanation: Reject the call before invoking the tool. An extra operation is outside the exact allowed contract, even when book_id is valid.</w:t>
+      </w:r>
+    </w:p>
+    <w:p>
+      <w:pPr>
+        <w:pStyle w:val="Heading3"/>
+      </w:pPr>
+      <w:r>
+        <w:t>Repair a missing building block</w:t>
+      </w:r>
+    </w:p>
+    <w:p>
+      <w:r>
+        <w:t>Review Conversation State and Memory (ai-3/20). Goal: Explain the mechanism and terminology of conversation state and retention. Short practice: What is selected_book after the correction and after exit? Point to the relevant step in the picture, then write the changed result and the rule or evidence that supports it.. Return to this week and explain what you changed.</w:t>
+      </w:r>
+    </w:p>
+    <w:p>
+      <w:r>
+        <w:t>Review Retrieval Augmented Generation (ai-3/18). Goal: Explain the mechanism and terminology of building a grounded answer. Short practice: Which part of the source supports a two-minute melting claim? Point to the relevant step in the picture, then write the changed result and the rule or evidence that supports it.. Return to this week and explain what you changed.</w:t>
+      </w:r>
+    </w:p>
+    <w:p>
+      <w:r>
+        <w:t>Review Source Quality (ai-3/15). Goal: Explain the mechanism and terminology of conflicting and time-sensitive sources. Short practice: Which source fields must be checked before answering day 9?. Return to this week and explain what you changed.</w:t>
+      </w:r>
+    </w:p>
+    <w:p>
+      <w:pPr>
+        <w:pStyle w:val="Heading3"/>
+      </w:pPr>
+      <w:r>
+        <w:t>Keep your completed work</w:t>
+      </w:r>
+    </w:p>
+    <w:p>
+      <w:r>
+        <w:t>Use Download completed work in the hosted lesson to export your answers, reflections, practice feedback and code-run evidence. Open the HTML copy to read or print it. Drafts stay in this browser when storage is available; clear drafts on a shared device.</w:t>
+      </w:r>
+    </w:p>
+    <w:p>
+      <w:pPr>
+        <w:pStyle w:val="Heading3"/>
+      </w:pPr>
+      <w:r>
+        <w:t>What I repaired, the evidence I kept and the next test</w:t>
+      </w:r>
+    </w:p>
+    <w:p>
+      <w:r>
+        <w:t>________________________________________________________________</w:t>
+      </w:r>
+    </w:p>
+    <w:p>
+      <w:r>
+        <w:t>________________________________________________________________</w:t>
+      </w:r>
+    </w:p>
+    <w:p>
+      <w:r>
+        <w:t>________________________________________________________________</w:t>
+      </w:r>
+    </w:p>
+    <w:p>
+      <w:r>
+        <w:t>________________________________________________________________</w:t>
+      </w:r>
+    </w:p>
+    <w:p>
+      <w:r>
+        <w:t>________________________________________________________________</w:t>
+      </w:r>
+    </w:p>
     <w:sectPr>
       <w:pgSz w:w="12240" w:h="15840"/>
       <w:pgMar w:top="936" w:right="1008" w:bottom="936" w:left="1008" w:header="720" w:footer="720" w:gutter="0"/>

--- a/downloads/workbook/ai-3-week-21.docx
+++ b/downloads/workbook/ai-3-week-21.docx
@@ -30,6 +30,17 @@
     </w:p>
     <w:p>
       <w:r>
+        <w:t>Record your starting explanation for Tools and APIs before opening notes. Show any later correction separately.</w:t>
+      </w:r>
+    </w:p>
+    <w:p>
+      <w:pPr>
+        <w:spacing w:line="336" w:lineRule="auto" w:after="180"/>
+      </w:pPr>
+      <w:r>
+        <w:rPr>
+          <w:b w:val="0"/>
+        </w:rPr>
         <w:t>Try the recall before opening notes. Then use a different colour or a labelled second line to correct your explanation.</w:t>
       </w:r>
     </w:p>
@@ -42,7 +53,13 @@
       </w:r>
     </w:p>
     <w:p>
-      <w:r>
+      <w:pPr>
+        <w:spacing w:line="336" w:lineRule="auto" w:after="180"/>
+      </w:pPr>
+      <w:r>
+        <w:rPr>
+          <w:b w:val="0"/>
+        </w:rPr>
         <w:t>Without opening the old lesson, explain one key idea from Conversation State and Memory. Give an example and a mistake that the idea helps you avoid.</w:t>
       </w:r>
     </w:p>
@@ -78,7 +95,13 @@
       </w:r>
     </w:p>
     <w:p>
-      <w:r>
+      <w:pPr>
+        <w:spacing w:line="336" w:lineRule="auto" w:after="180"/>
+      </w:pPr>
+      <w:r>
+        <w:rPr>
+          <w:b w:val="0"/>
+        </w:rPr>
         <w:t>Without opening the old lesson, explain one key idea from Retrieval Augmented Generation. Give an example and a mistake that the idea helps you avoid.</w:t>
       </w:r>
     </w:p>
@@ -114,7 +137,13 @@
       </w:r>
     </w:p>
     <w:p>
-      <w:r>
+      <w:pPr>
+        <w:spacing w:line="336" w:lineRule="auto" w:after="180"/>
+      </w:pPr>
+      <w:r>
+        <w:rPr>
+          <w:b w:val="0"/>
+        </w:rPr>
         <w:t>Without opening the old lesson, explain one key idea from Source Quality. Give an example and a mistake that the idea helps you avoid.</w:t>
       </w:r>
     </w:p>
@@ -151,7 +180,30 @@
     </w:p>
     <w:p>
       <w:r>
-        <w:t>Use W2: Trace the worked case for Tools and API contracts. Record the answer once; the lesson and workbook refer to the same attempt.</w:t>
+        <w:t>Complete the supported Tools and APIs trace and record the first step you can explain without help.</w:t>
+      </w:r>
+    </w:p>
+    <w:p>
+      <w:pPr>
+        <w:spacing w:line="336" w:lineRule="auto" w:after="180"/>
+      </w:pPr>
+      <w:r>
+        <w:rPr>
+          <w:b w:val="0"/>
+        </w:rPr>
+        <w:t xml:space="preserve">Use W2: Trace the worked case for Tools and </w:t>
+      </w:r>
+      <w:r>
+        <w:rPr>
+          <w:b/>
+        </w:rPr>
+        <w:t>API contract</w:t>
+      </w:r>
+      <w:r>
+        <w:rPr>
+          <w:b w:val="0"/>
+        </w:rPr>
+        <w:t>s. Record the answer once; the lesson and workbook refer to the same attempt.</w:t>
       </w:r>
     </w:p>
     <w:tbl>
@@ -279,7 +331,41 @@
     </w:p>
     <w:p>
       <w:r>
-        <w:t>Use the worked case for Tools and API contracts. Proposed explanation: “The worked result establishes every future case”. Decide whether this explanation is supported. Point to the step or supplied fact that decides; explain your repair if needed.</w:t>
+        <w:t>Check the proposed Tools and APIs explanation against the supplied facts before discussing it.</w:t>
+      </w:r>
+    </w:p>
+    <w:p>
+      <w:pPr>
+        <w:spacing w:line="336" w:lineRule="auto" w:after="180"/>
+      </w:pPr>
+      <w:r>
+        <w:rPr>
+          <w:b w:val="0"/>
+        </w:rPr>
+        <w:t xml:space="preserve">Use the worked case for Tools and </w:t>
+      </w:r>
+      <w:r>
+        <w:rPr>
+          <w:b/>
+        </w:rPr>
+        <w:t>API contract</w:t>
+      </w:r>
+      <w:r>
+        <w:rPr>
+          <w:b w:val="0"/>
+        </w:rPr>
+        <w:t>s. Proposed explanation: “The worked result establishes every future case”. Decide whether this explanation is supported.</w:t>
+      </w:r>
+    </w:p>
+    <w:p>
+      <w:pPr>
+        <w:spacing w:line="336" w:lineRule="auto" w:after="180"/>
+      </w:pPr>
+      <w:r>
+        <w:rPr>
+          <w:b w:val="0"/>
+        </w:rPr>
+        <w:t>Point to the step or supplied fact that decides; explain your repair if needed.</w:t>
       </w:r>
     </w:p>
     <w:p>
@@ -319,6 +405,11 @@
       </w:r>
     </w:p>
     <w:p>
+      <w:r>
+        <w:t>Write one first attempt at the reserved independent case before feedback. Repeated copies of that case refer to the same recorded attempt.</w:t>
+      </w:r>
+    </w:p>
+    <w:p>
       <w:pPr>
         <w:pStyle w:val="Heading3"/>
       </w:pPr>
@@ -327,7 +418,13 @@
       </w:r>
     </w:p>
     <w:p>
-      <w:r>
+      <w:pPr>
+        <w:spacing w:line="336" w:lineRule="auto" w:after="180"/>
+      </w:pPr>
+      <w:r>
+        <w:rPr>
+          <w:b w:val="0"/>
+        </w:rPr>
         <w:t>Tool accepts room_id string. Calls are {room_id:7}, {room_id:K} and {room_id:K, delete:true}. Validate; K is absent from the registry.</w:t>
       </w:r>
     </w:p>
@@ -375,7 +472,13 @@
       </w:r>
     </w:p>
     <w:p>
-      <w:r>
+      <w:pPr>
+        <w:spacing w:line="336" w:lineRule="auto" w:after="180"/>
+      </w:pPr>
+      <w:r>
+        <w:rPr>
+          <w:b w:val="0"/>
+        </w:rPr>
         <w:t>Attempt this case before feedback. Record any help. Earlier examples below are further practice; a case already practised with feedback cannot establish fresh transfer.</w:t>
       </w:r>
     </w:p>
@@ -389,7 +492,30 @@
     </w:p>
     <w:p>
       <w:r>
-        <w:t>A tool can calculate or search supplied notes. The request is 'What is 17×6, and where do roots take up water?' Assign each subtask and describe output checks.</w:t>
+        <w:t>Connect the Tools and APIs target to a trace and a justified conclusion.</w:t>
+      </w:r>
+    </w:p>
+    <w:p>
+      <w:pPr>
+        <w:spacing w:line="336" w:lineRule="auto" w:after="180"/>
+      </w:pPr>
+      <w:r>
+        <w:rPr>
+          <w:b w:val="0"/>
+        </w:rPr>
+        <w:t xml:space="preserve">A tool can calculate or search supplied notes. The request is 'What is 17×6, and where do roots take up water?' Assign each subtask and describe </w:t>
+      </w:r>
+      <w:r>
+        <w:rPr>
+          <w:b/>
+        </w:rPr>
+        <w:t>output</w:t>
+      </w:r>
+      <w:r>
+        <w:rPr>
+          <w:b w:val="0"/>
+        </w:rPr>
+        <w:t xml:space="preserve"> checks.</w:t>
       </w:r>
     </w:p>
     <w:p>
@@ -402,17 +528,46 @@
     </w:p>
     <w:p>
       <w:r>
+        <w:t>Solve the supplied Tools and APIs case and show the deciding evidence.</w:t>
+      </w:r>
+    </w:p>
+    <w:p>
+      <w:pPr>
+        <w:spacing w:line="336" w:lineRule="auto" w:after="180"/>
+      </w:pPr>
+      <w:r>
+        <w:rPr>
+          <w:b w:val="0"/>
+        </w:rPr>
         <w:t>An assistant has calculator and source-search tools. Request: 12 times 9 and habitat definition from a class pack.</w:t>
       </w:r>
     </w:p>
     <w:p>
-      <w:r>
+      <w:pPr>
+        <w:spacing w:line="336" w:lineRule="auto" w:after="180"/>
+      </w:pPr>
+      <w:r>
+        <w:rPr>
+          <w:b w:val="0"/>
+        </w:rPr>
         <w:t>Choose and verify tools.</w:t>
       </w:r>
     </w:p>
     <w:p>
-      <w:r>
-        <w:t>Show your trace, calculation or evidence</w:t>
+      <w:pPr>
+        <w:spacing w:line="336" w:lineRule="auto" w:after="180"/>
+      </w:pPr>
+      <w:r>
+        <w:rPr>
+          <w:b w:val="0"/>
+        </w:rPr>
+        <w:t xml:space="preserve">Show your trace, calculation or </w:t>
+      </w:r>
+      <w:r>
+        <w:rPr>
+          <w:b/>
+        </w:rPr>
+        <w:t>evidence</w:t>
       </w:r>
     </w:p>
     <w:p>
@@ -458,11 +613,29 @@
     </w:p>
     <w:p>
       <w:r>
+        <w:t>Apply the procedure to the changed case and record why the conclusion follows.</w:t>
+      </w:r>
+    </w:p>
+    <w:p>
+      <w:pPr>
+        <w:spacing w:line="336" w:lineRule="auto" w:after="180"/>
+        <w:shd w:fill="F5F1FB"/>
+      </w:pPr>
+      <w:r>
+        <w:rPr>
+          <w:b w:val="0"/>
+        </w:rPr>
         <w:t>A tool can look up book availability and also place an order. The user asks only whether a book is available. Which action is authorized?</w:t>
       </w:r>
     </w:p>
     <w:p>
-      <w:r>
+      <w:pPr>
+        <w:spacing w:line="336" w:lineRule="auto" w:after="180"/>
+      </w:pPr>
+      <w:r>
+        <w:rPr>
+          <w:b w:val="0"/>
+        </w:rPr>
         <w:t>My independent answer and reason</w:t>
       </w:r>
     </w:p>
@@ -517,7 +690,30 @@
     </w:p>
     <w:p>
       <w:r>
-        <w:t>Create a changed input, boundary case or missing-information case. Write the expected answer or safe response before testing.</w:t>
+        <w:t>Specify a changed input, expected result and observation separately.</w:t>
+      </w:r>
+    </w:p>
+    <w:p>
+      <w:pPr>
+        <w:spacing w:line="336" w:lineRule="auto" w:after="180"/>
+      </w:pPr>
+      <w:r>
+        <w:rPr>
+          <w:b w:val="0"/>
+        </w:rPr>
+        <w:t xml:space="preserve">Create a changed </w:t>
+      </w:r>
+      <w:r>
+        <w:rPr>
+          <w:b/>
+        </w:rPr>
+        <w:t>input</w:t>
+      </w:r>
+      <w:r>
+        <w:rPr>
+          <w:b w:val="0"/>
+        </w:rPr>
+        <w:t>, boundary case or missing-information case. Write the expected answer or safe response before testing.</w:t>
       </w:r>
     </w:p>
     <w:tbl>
@@ -646,12 +842,53 @@
     </w:p>
     <w:p>
       <w:r>
-        <w:t>Allow only retrieval and calculator tools with validated arguments and visible results.</w:t>
-      </w:r>
-    </w:p>
-    <w:p>
-      <w:r>
-        <w:t>The project change and evidence I will keep</w:t>
+        <w:t>Justify what Tools and APIs adds to Verified Study Buddy and keep the evidence.</w:t>
+      </w:r>
+    </w:p>
+    <w:p>
+      <w:pPr>
+        <w:spacing w:line="336" w:lineRule="auto" w:after="180"/>
+      </w:pPr>
+      <w:r>
+        <w:rPr>
+          <w:b w:val="0"/>
+        </w:rPr>
+        <w:t xml:space="preserve">Allow only retrieval and calculator tools with validated </w:t>
+      </w:r>
+      <w:r>
+        <w:rPr>
+          <w:b/>
+        </w:rPr>
+        <w:t>argument</w:t>
+      </w:r>
+      <w:r>
+        <w:rPr>
+          <w:b w:val="0"/>
+        </w:rPr>
+        <w:t>s and visible results.</w:t>
+      </w:r>
+    </w:p>
+    <w:p>
+      <w:pPr>
+        <w:spacing w:line="336" w:lineRule="auto" w:after="180"/>
+      </w:pPr>
+      <w:r>
+        <w:rPr>
+          <w:b w:val="0"/>
+        </w:rPr>
+        <w:t xml:space="preserve">The project change and </w:t>
+      </w:r>
+      <w:r>
+        <w:rPr>
+          <w:b/>
+        </w:rPr>
+        <w:t>evidence</w:t>
+      </w:r>
+      <w:r>
+        <w:rPr>
+          <w:b w:val="0"/>
+        </w:rPr>
+        <w:t xml:space="preserve"> I will keep</w:t>
       </w:r>
     </w:p>
     <w:p>
@@ -697,11 +934,54 @@
     </w:p>
     <w:p>
       <w:r>
-        <w:t>I can explain the mechanism. I can show evidence. I can handle a changed case. I can name a limit. Mark each as not yet, with help or independently, and attach supporting work.</w:t>
-      </w:r>
-    </w:p>
-    <w:p>
-      <w:r>
+        <w:t>Judge explanation, evidence, transfer and limits separately; attach the work behind your judgement.</w:t>
+      </w:r>
+    </w:p>
+    <w:p>
+      <w:pPr>
+        <w:pStyle w:val="ListBullet"/>
+      </w:pPr>
+      <w:r>
+        <w:t>I can explain the mechanism.</w:t>
+      </w:r>
+    </w:p>
+    <w:p>
+      <w:pPr>
+        <w:pStyle w:val="ListBullet"/>
+      </w:pPr>
+      <w:r>
+        <w:t>I can show evidence.</w:t>
+      </w:r>
+    </w:p>
+    <w:p>
+      <w:pPr>
+        <w:pStyle w:val="ListBullet"/>
+      </w:pPr>
+      <w:r>
+        <w:t>I can handle a changed case.</w:t>
+      </w:r>
+    </w:p>
+    <w:p>
+      <w:pPr>
+        <w:pStyle w:val="ListBullet"/>
+      </w:pPr>
+      <w:r>
+        <w:t>I can name a limit.</w:t>
+      </w:r>
+    </w:p>
+    <w:p>
+      <w:r>
+        <w:t>Mark each as not yet, with help or independently, and attach supporting work.</w:t>
+      </w:r>
+    </w:p>
+    <w:p>
+      <w:pPr>
+        <w:spacing w:line="336" w:lineRule="auto" w:after="180"/>
+      </w:pPr>
+      <w:r>
+        <w:rPr>
+          <w:b w:val="0"/>
+        </w:rPr>
         <w:t>Teacher review ____________________  Next step ____________________</w:t>
       </w:r>
     </w:p>
@@ -715,7 +995,30 @@
     </w:p>
     <w:p>
       <w:r>
-        <w:t>A tool can calculate or search supplied notes. The request is 'What is 17×6, and where do roots take up water?' Assign each subtask and describe output checks.</w:t>
+        <w:t>Use this earlier case as transfer practice. A case already discussed with feedback is not fresh assessment evidence.</w:t>
+      </w:r>
+    </w:p>
+    <w:p>
+      <w:pPr>
+        <w:spacing w:line="336" w:lineRule="auto" w:after="180"/>
+      </w:pPr>
+      <w:r>
+        <w:rPr>
+          <w:b w:val="0"/>
+        </w:rPr>
+        <w:t xml:space="preserve">A tool can calculate or search supplied notes. The request is 'What is 17×6, and where do roots take up water?' Assign each subtask and describe </w:t>
+      </w:r>
+      <w:r>
+        <w:rPr>
+          <w:b/>
+        </w:rPr>
+        <w:t>output</w:t>
+      </w:r>
+      <w:r>
+        <w:rPr>
+          <w:b w:val="0"/>
+        </w:rPr>
+        <w:t xml:space="preserve"> checks.</w:t>
       </w:r>
     </w:p>
     <w:p>
@@ -762,7 +1065,13 @@
       </w:r>
     </w:p>
     <w:p>
-      <w:r>
+      <w:pPr>
+        <w:spacing w:line="336" w:lineRule="auto" w:after="180"/>
+      </w:pPr>
+      <w:r>
+        <w:rPr>
+          <w:b w:val="0"/>
+        </w:rPr>
         <w:t>Record support used: none, hint or teacher explanation.</w:t>
       </w:r>
     </w:p>
@@ -776,7 +1085,54 @@
     </w:p>
     <w:p>
       <w:r>
-        <w:t>Explain the weekly mechanism in your own words. Use the worked scenario to name its input, decision rule and output.</w:t>
+        <w:t>Explain the mechanism. Apply the supplied Tools and APIs facts and keep your reasoning.</w:t>
+      </w:r>
+    </w:p>
+    <w:p>
+      <w:pPr>
+        <w:spacing w:line="336" w:lineRule="auto" w:after="180"/>
+      </w:pPr>
+      <w:r>
+        <w:rPr>
+          <w:b w:val="0"/>
+        </w:rPr>
+        <w:t xml:space="preserve">Explain the weekly </w:t>
+      </w:r>
+      <w:r>
+        <w:rPr>
+          <w:b/>
+        </w:rPr>
+        <w:t>mechanism</w:t>
+      </w:r>
+      <w:r>
+        <w:rPr>
+          <w:b w:val="0"/>
+        </w:rPr>
+        <w:t xml:space="preserve"> in your own words. Use the worked scenario to name its </w:t>
+      </w:r>
+      <w:r>
+        <w:rPr>
+          <w:b/>
+        </w:rPr>
+        <w:t>input</w:t>
+      </w:r>
+      <w:r>
+        <w:rPr>
+          <w:b w:val="0"/>
+        </w:rPr>
+        <w:t xml:space="preserve">, decision rule and </w:t>
+      </w:r>
+      <w:r>
+        <w:rPr>
+          <w:b/>
+        </w:rPr>
+        <w:t>output</w:t>
+      </w:r>
+      <w:r>
+        <w:rPr>
+          <w:b w:val="0"/>
+        </w:rPr>
+        <w:t>.</w:t>
       </w:r>
     </w:p>
     <w:p>
@@ -827,7 +1183,30 @@
     </w:p>
     <w:p>
       <w:r>
-        <w:t>Proposed call lookup_room has room_id=B and extra argument book=true. Show the intermediate steps and give the conclusion with its scope.</w:t>
+        <w:t>Trace the worked case. Apply the supplied Tools and APIs facts and keep your reasoning.</w:t>
+      </w:r>
+    </w:p>
+    <w:p>
+      <w:pPr>
+        <w:spacing w:line="336" w:lineRule="auto" w:after="180"/>
+      </w:pPr>
+      <w:r>
+        <w:rPr>
+          <w:b w:val="0"/>
+        </w:rPr>
+        <w:t xml:space="preserve">Proposed call lookup_room has room_id=B and extra </w:t>
+      </w:r>
+      <w:r>
+        <w:rPr>
+          <w:b/>
+        </w:rPr>
+        <w:t>argument</w:t>
+      </w:r>
+      <w:r>
+        <w:rPr>
+          <w:b w:val="0"/>
+        </w:rPr>
+        <w:t xml:space="preserve"> book=true. Show the intermediate steps and give the conclusion with its scope.</w:t>
       </w:r>
     </w:p>
     <w:p>
@@ -883,7 +1262,29 @@
     </w:p>
     <w:p>
       <w:r>
-        <w:t>A report omits this qualification: A successful tool result supports only its declared data and operation; it does not authorise subsequent side effects. Explain how omitting it could change a reader's interpretation, and write an accurate replacement.</w:t>
+        <w:t>Audit the limit. Apply the supplied Tools and APIs facts and keep your reasoning.</w:t>
+      </w:r>
+    </w:p>
+    <w:p>
+      <w:pPr>
+        <w:spacing w:line="336" w:lineRule="auto" w:after="180"/>
+      </w:pPr>
+      <w:r>
+        <w:rPr>
+          <w:b w:val="0"/>
+        </w:rPr>
+        <w:t>A report omits this qualification: A successful tool result supports only its declared data and operation; it does not authorise subsequent side effects.</w:t>
+      </w:r>
+    </w:p>
+    <w:p>
+      <w:pPr>
+        <w:spacing w:line="336" w:lineRule="auto" w:after="180"/>
+      </w:pPr>
+      <w:r>
+        <w:rPr>
+          <w:b w:val="0"/>
+        </w:rPr>
+        <w:t>Explain how omitting it could change a reader's interpretation, and write an accurate replacement.</w:t>
       </w:r>
     </w:p>
     <w:p>
@@ -934,6 +1335,17 @@
     </w:p>
     <w:p>
       <w:r>
+        <w:t>Attempt before feedback. If this repeats the selected independent case, reuse that first attempt; otherwise keep a separate record. Apply a new case independently. Apply the supplied Tools and APIs facts and keep your reasoning.</w:t>
+      </w:r>
+    </w:p>
+    <w:p>
+      <w:pPr>
+        <w:spacing w:line="336" w:lineRule="auto" w:after="180"/>
+      </w:pPr>
+      <w:r>
+        <w:rPr>
+          <w:b w:val="0"/>
+        </w:rPr>
         <w:t>Tool accepts room_id string. Calls are {room_id:7}, {room_id:K} and {room_id:K, delete:true}. Validate; K is absent from the registry.</w:t>
       </w:r>
     </w:p>
@@ -995,7 +1407,29 @@
     </w:p>
     <w:p>
       <w:r>
-        <w:t>For the worked scenario, propose one additional case that could reveal a failure, describe its expected outcome before running it, and explain what would need to remain fixed for a fair comparison. Do not reuse W4 as a new final test after receiving feedback.</w:t>
+        <w:t>Design a revealing follow-up. Apply the supplied Tools and APIs facts and keep your reasoning.</w:t>
+      </w:r>
+    </w:p>
+    <w:p>
+      <w:pPr>
+        <w:spacing w:line="336" w:lineRule="auto" w:after="180"/>
+      </w:pPr>
+      <w:r>
+        <w:rPr>
+          <w:b w:val="0"/>
+        </w:rPr>
+        <w:t>For the worked scenario, propose one additional case that could reveal a failure, describe its expected outcome before running it, and explain what would need to remain fixed for a fair comparison.</w:t>
+      </w:r>
+    </w:p>
+    <w:p>
+      <w:pPr>
+        <w:spacing w:line="336" w:lineRule="auto" w:after="180"/>
+      </w:pPr>
+      <w:r>
+        <w:rPr>
+          <w:b w:val="0"/>
+        </w:rPr>
+        <w:t>Do not reuse W4 as a new final test after receiving feedback.</w:t>
       </w:r>
     </w:p>
     <w:p>
@@ -1047,6 +1481,11 @@
       </w:pPr>
       <w:r>
         <w:t>17. Feedback, return check and learning record</w:t>
+      </w:r>
+    </w:p>
+    <w:p>
+      <w:r>
+        <w:t>Record the first repaired step and a different case to revisit after a delay.</w:t>
       </w:r>
     </w:p>
     <w:tbl>
@@ -1186,7 +1625,13 @@
       </w:tr>
     </w:tbl>
     <w:p>
-      <w:r>
+      <w:pPr>
+        <w:spacing w:line="336" w:lineRule="auto" w:after="180"/>
+      </w:pPr>
+      <w:r>
+        <w:rPr>
+          <w:b w:val="0"/>
+        </w:rPr>
         <w:t>Revisit this idea with your teacher after a delay. Familiarity is different from explaining and using it on a changed case.</w:t>
       </w:r>
     </w:p>
@@ -1200,17 +1645,52 @@
     </w:p>
     <w:p>
       <w:r>
+        <w:t>Check a library lookup call before it reaches a tool. Explain the labelled step before checking the changed condition.</w:t>
+      </w:r>
+    </w:p>
+    <w:p>
+      <w:pPr>
+        <w:spacing w:line="336" w:lineRule="auto" w:after="180"/>
+      </w:pPr>
+      <w:r>
+        <w:rPr>
+          <w:b w:val="0"/>
+        </w:rPr>
         <w:t>Check a library lookup call before it reaches a tool.</w:t>
       </w:r>
     </w:p>
     <w:p>
-      <w:r>
+      <w:pPr>
+        <w:spacing w:line="336" w:lineRule="auto" w:after="180"/>
+      </w:pPr>
+      <w:r>
+        <w:rPr>
+          <w:b w:val="0"/>
+        </w:rPr>
         <w:t>lookup_book accepts exactly one field: book_id, a string. Registry IDs are C7 and M2. The proposed call is {book_id: C7}.</w:t>
       </w:r>
     </w:p>
     <w:p>
-      <w:r>
-        <w:t>All inputs and outcomes in this worked example are invented classroom data; no real model run is claimed.</w:t>
+      <w:pPr>
+        <w:spacing w:line="336" w:lineRule="auto" w:after="180"/>
+      </w:pPr>
+      <w:r>
+        <w:rPr>
+          <w:b w:val="0"/>
+        </w:rPr>
+        <w:t xml:space="preserve">All </w:t>
+      </w:r>
+      <w:r>
+        <w:rPr>
+          <w:b/>
+        </w:rPr>
+        <w:t>input</w:t>
+      </w:r>
+      <w:r>
+        <w:rPr>
+          <w:b w:val="0"/>
+        </w:rPr>
+        <w:t>s and outcomes in this worked example are invented classroom data; no real model run is claimed.</w:t>
       </w:r>
     </w:p>
     <w:p>
@@ -1250,8 +1730,26 @@
       </w:r>
     </w:p>
     <w:p>
-      <w:r>
-        <w:t>Does a valid C7 ID permit the extra lending action? Point to the relevant step in the picture, then write the changed result and the rule or evidence that supports it.</w:t>
+      <w:pPr>
+        <w:spacing w:line="336" w:lineRule="auto" w:after="180"/>
+      </w:pPr>
+      <w:r>
+        <w:rPr>
+          <w:b w:val="0"/>
+        </w:rPr>
+        <w:t xml:space="preserve">Does a valid C7 ID permit the extra lending action? Point to the relevant step in the picture, then write the changed result and the rule or </w:t>
+      </w:r>
+      <w:r>
+        <w:rPr>
+          <w:b/>
+        </w:rPr>
+        <w:t>evidence</w:t>
+      </w:r>
+      <w:r>
+        <w:rPr>
+          <w:b w:val="0"/>
+        </w:rPr>
+        <w:t xml:space="preserve"> that supports it.</w:t>
       </w:r>
     </w:p>
     <w:p>
@@ -1293,13 +1791,69 @@
       </w:r>
     </w:p>
     <w:p>
-      <w:r>
-        <w:t>Support used: alone / hint / worked example. This record is practice evidence.</w:t>
-      </w:r>
-    </w:p>
-    <w:p>
-      <w:r>
-        <w:t>Project connection: For your Verified Study Buddy, save the input, procedure, observed result and limitation of this check. Label this worked example as practice; use a different, previously unreviewed case when checking independent understanding.</w:t>
+      <w:pPr>
+        <w:pStyle w:val="Heading3"/>
+      </w:pPr>
+      <w:r>
+        <w:t>Record the help used</w:t>
+      </w:r>
+    </w:p>
+    <w:p>
+      <w:pPr>
+        <w:spacing w:line="336" w:lineRule="auto" w:after="180"/>
+        <w:shd w:fill="F1F6F8"/>
+      </w:pPr>
+      <w:r>
+        <w:rPr>
+          <w:b w:val="0"/>
+        </w:rPr>
+        <w:t xml:space="preserve">Support used: alone / hint / worked example. This record is practice </w:t>
+      </w:r>
+      <w:r>
+        <w:rPr>
+          <w:b/>
+        </w:rPr>
+        <w:t>evidence</w:t>
+      </w:r>
+      <w:r>
+        <w:rPr>
+          <w:b w:val="0"/>
+        </w:rPr>
+        <w:t>.</w:t>
+      </w:r>
+    </w:p>
+    <w:p>
+      <w:pPr>
+        <w:spacing w:line="336" w:lineRule="auto" w:after="180"/>
+      </w:pPr>
+      <w:r>
+        <w:rPr>
+          <w:b w:val="0"/>
+        </w:rPr>
+        <w:t xml:space="preserve">Project connection: For your Verified Study Buddy, save the </w:t>
+      </w:r>
+      <w:r>
+        <w:rPr>
+          <w:b/>
+        </w:rPr>
+        <w:t>input</w:t>
+      </w:r>
+      <w:r>
+        <w:rPr>
+          <w:b w:val="0"/>
+        </w:rPr>
+        <w:t>, procedure, observed result and limitation of this check.</w:t>
+      </w:r>
+    </w:p>
+    <w:p>
+      <w:pPr>
+        <w:spacing w:line="336" w:lineRule="auto" w:after="180"/>
+      </w:pPr>
+      <w:r>
+        <w:rPr>
+          <w:b w:val="0"/>
+        </w:rPr>
+        <w:t>Label this worked example as practice; use a different, previously unreviewed case when checking independent understanding.</w:t>
       </w:r>
     </w:p>
     <w:p>
@@ -1312,17 +1866,63 @@
     </w:p>
     <w:p>
       <w:r>
+        <w:t>Keep this week’s input, deciding step, result and limit together in the Verified Study Buddy record.</w:t>
+      </w:r>
+    </w:p>
+    <w:p>
+      <w:pPr>
+        <w:spacing w:line="336" w:lineRule="auto" w:after="180"/>
+      </w:pPr>
+      <w:r>
+        <w:rPr>
+          <w:b w:val="0"/>
+        </w:rPr>
         <w:t>Project: Verified Study Buddy</w:t>
       </w:r>
     </w:p>
     <w:p>
-      <w:r>
+      <w:pPr>
+        <w:spacing w:line="336" w:lineRule="auto" w:after="180"/>
+      </w:pPr>
+      <w:r>
+        <w:rPr>
+          <w:b w:val="0"/>
+        </w:rPr>
         <w:t>Current milestone: Evaluate and revise. Compare with your starting method, explain errors and record a justified revision.</w:t>
       </w:r>
     </w:p>
     <w:p>
-      <w:r>
-        <w:t>For your Verified Study Buddy, save the input, procedure, observed result and limitation of this check. Label this worked example as practice; use a different, previously unreviewed case when checking independent understanding.</w:t>
+      <w:pPr>
+        <w:spacing w:line="336" w:lineRule="auto" w:after="180"/>
+      </w:pPr>
+      <w:r>
+        <w:rPr>
+          <w:b w:val="0"/>
+        </w:rPr>
+        <w:t xml:space="preserve">For your Verified Study Buddy, save the </w:t>
+      </w:r>
+      <w:r>
+        <w:rPr>
+          <w:b/>
+        </w:rPr>
+        <w:t>input</w:t>
+      </w:r>
+      <w:r>
+        <w:rPr>
+          <w:b w:val="0"/>
+        </w:rPr>
+        <w:t>, procedure, observed result and limitation of this check.</w:t>
+      </w:r>
+    </w:p>
+    <w:p>
+      <w:pPr>
+        <w:spacing w:line="336" w:lineRule="auto" w:after="180"/>
+      </w:pPr>
+      <w:r>
+        <w:rPr>
+          <w:b w:val="0"/>
+        </w:rPr>
+        <w:t>Label this worked example as practice; use a different, previously unreviewed case when checking independent understanding.</w:t>
       </w:r>
     </w:p>
     <w:tbl>
@@ -1484,11 +2084,28 @@
     </w:p>
     <w:p>
       <w:r>
+        <w:t>Try the supported questions before comparing with hints and feedback. Record what you repaired and the evidence you retained.</w:t>
+      </w:r>
+    </w:p>
+    <w:p>
+      <w:pPr>
+        <w:spacing w:line="336" w:lineRule="auto" w:after="180"/>
+      </w:pPr>
+      <w:r>
+        <w:rPr>
+          <w:b w:val="0"/>
+        </w:rPr>
         <w:t>Use this supported practice once, in the browser or on paper. Keep the reserved independent assessment for a separate first attempt before teacher feedback.</w:t>
       </w:r>
     </w:p>
     <w:p>
-      <w:r>
+      <w:pPr>
+        <w:spacing w:line="336" w:lineRule="auto" w:after="180"/>
+      </w:pPr>
+      <w:r>
+        <w:rPr>
+          <w:b w:val="0"/>
+        </w:rPr>
         <w:t>Check a library lookup call before it reaches a tool.</w:t>
       </w:r>
     </w:p>
@@ -1501,22 +2118,49 @@
       </w:r>
     </w:p>
     <w:p>
-      <w:r>
+      <w:pPr>
+        <w:spacing w:line="336" w:lineRule="auto" w:after="180"/>
+      </w:pPr>
+      <w:r>
+        <w:rPr>
+          <w:b w:val="0"/>
+        </w:rPr>
         <w:t>Which labelled step matches this detail? Run the lookup. This tool contract contains no lending or deletion operation.</w:t>
       </w:r>
     </w:p>
     <w:p>
-      <w:r>
+      <w:pPr>
+        <w:spacing w:line="336" w:lineRule="auto" w:after="180"/>
+        <w:shd w:fill="F4F9FC"/>
+      </w:pPr>
+      <w:r>
+        <w:rPr>
+          <w:b w:val="0"/>
+        </w:rPr>
         <w:t>1. Check shape</w:t>
       </w:r>
     </w:p>
     <w:p>
-      <w:r>
+      <w:pPr>
+        <w:spacing w:line="336" w:lineRule="auto" w:after="180"/>
+        <w:shd w:fill="F4F9FC"/>
+      </w:pPr>
+      <w:r>
+        <w:rPr>
+          <w:b w:val="0"/>
+        </w:rPr>
         <w:t>2. Read only</w:t>
       </w:r>
     </w:p>
     <w:p>
-      <w:r>
+      <w:pPr>
+        <w:spacing w:line="336" w:lineRule="auto" w:after="180"/>
+        <w:shd w:fill="F4F9FC"/>
+      </w:pPr>
+      <w:r>
+        <w:rPr>
+          <w:b w:val="0"/>
+        </w:rPr>
         <w:t>3. Check membership</w:t>
       </w:r>
     </w:p>
@@ -1554,41 +2198,167 @@
       </w:r>
     </w:p>
     <w:p>
-      <w:r>
+      <w:pPr>
+        <w:pStyle w:val="Heading3"/>
+      </w:pPr>
+      <w:r>
+        <w:t>Hint · try first</w:t>
+      </w:r>
+    </w:p>
+    <w:p>
+      <w:pPr>
+        <w:spacing w:line="336" w:lineRule="auto" w:after="180"/>
+        <w:shd w:fill="F1F6F8"/>
+      </w:pPr>
+      <w:r>
+        <w:rPr>
+          <w:b w:val="0"/>
+        </w:rPr>
         <w:t>Hint if needed: Read the steps in the pictorial case. Match the supplied detail to the stage that performs or records it.</w:t>
       </w:r>
     </w:p>
     <w:p>
-      <w:r>
-        <w:t>After your attempt, compare with the supported explanation: Read only Run the lookup. This tool contract contains no lending or deletion operation. Read the picture in order. Run the lookup. This tool contract contains no lending or deletion operation. The arrows show which recorded input or intermediate result each decision uses. Explain the deciding step aloud before checking the changed case; pointing to the final answer alone does not show how it follows.</w:t>
-      </w:r>
-    </w:p>
-    <w:p>
       <w:pPr>
         <w:pStyle w:val="Heading3"/>
       </w:pPr>
       <w:r>
+        <w:t>Feedback · compare after trying</w:t>
+      </w:r>
+    </w:p>
+    <w:p>
+      <w:pPr>
+        <w:spacing w:line="336" w:lineRule="auto" w:after="180"/>
+        <w:shd w:fill="F1F6FC"/>
+      </w:pPr>
+      <w:r>
+        <w:rPr>
+          <w:b w:val="0"/>
+        </w:rPr>
+        <w:t>After your attempt, compare with the supported explanation: Read only Run the lookup. This tool contract contains no lending or deletion operation. Read the picture in order. Run the lookup.</w:t>
+      </w:r>
+    </w:p>
+    <w:p>
+      <w:pPr>
+        <w:spacing w:line="336" w:lineRule="auto" w:after="180"/>
+        <w:shd w:fill="F1F6FC"/>
+      </w:pPr>
+      <w:r>
+        <w:rPr>
+          <w:b w:val="0"/>
+        </w:rPr>
+        <w:t xml:space="preserve">This tool contract contains no lending or deletion operation. The arrows show which recorded </w:t>
+      </w:r>
+      <w:r>
+        <w:rPr>
+          <w:b/>
+        </w:rPr>
+        <w:t>input</w:t>
+      </w:r>
+      <w:r>
+        <w:rPr>
+          <w:b w:val="0"/>
+        </w:rPr>
+        <w:t xml:space="preserve"> or intermediate result each decision uses.</w:t>
+      </w:r>
+    </w:p>
+    <w:p>
+      <w:pPr>
+        <w:spacing w:line="336" w:lineRule="auto" w:after="180"/>
+        <w:shd w:fill="F1F6FC"/>
+      </w:pPr>
+      <w:r>
+        <w:rPr>
+          <w:b w:val="0"/>
+        </w:rPr>
+        <w:t>Explain the deciding step aloud before checking the changed case; pointing to the final answer alone does not show how it follows.</w:t>
+      </w:r>
+    </w:p>
+    <w:p>
+      <w:pPr>
+        <w:pStyle w:val="Heading3"/>
+      </w:pPr>
+      <w:r>
         <w:t>Practice 2: explain the deciding evidence</w:t>
       </w:r>
     </w:p>
     <w:p>
-      <w:r>
+      <w:pPr>
+        <w:pStyle w:val="Heading3"/>
+      </w:pPr>
+      <w:r>
+        <w:t>Changed case · predict first</w:t>
+      </w:r>
+    </w:p>
+    <w:p>
+      <w:pPr>
+        <w:spacing w:line="336" w:lineRule="auto" w:after="180"/>
+        <w:shd w:fill="F5F1FB"/>
+      </w:pPr>
+      <w:r>
+        <w:rPr>
+          <w:b w:val="0"/>
+        </w:rPr>
         <w:t>Changed-case practice: Add lend: true to the same call. Which conclusion is supported by the supplied facts?</w:t>
       </w:r>
     </w:p>
     <w:p>
-      <w:r>
-        <w:t>1. This one example guarantees correct results for every future input.</w:t>
-      </w:r>
-    </w:p>
-    <w:p>
-      <w:r>
+      <w:pPr>
+        <w:spacing w:line="336" w:lineRule="auto" w:after="180"/>
+        <w:shd w:fill="F4F9FC"/>
+      </w:pPr>
+      <w:r>
+        <w:rPr>
+          <w:b w:val="0"/>
+        </w:rPr>
+        <w:t xml:space="preserve">1. This one example guarantees correct results for every future </w:t>
+      </w:r>
+      <w:r>
+        <w:rPr>
+          <w:b/>
+        </w:rPr>
+        <w:t>input</w:t>
+      </w:r>
+      <w:r>
+        <w:rPr>
+          <w:b w:val="0"/>
+        </w:rPr>
+        <w:t>.</w:t>
+      </w:r>
+    </w:p>
+    <w:p>
+      <w:pPr>
+        <w:spacing w:line="336" w:lineRule="auto" w:after="180"/>
+        <w:shd w:fill="F4F9FC"/>
+      </w:pPr>
+      <w:r>
+        <w:rPr>
+          <w:b w:val="0"/>
+        </w:rPr>
         <w:t>2. Reject the call before invoking the tool.</w:t>
       </w:r>
     </w:p>
     <w:p>
-      <w:r>
-        <w:t>3. We can decide the result without examining the changed input or the procedure.</w:t>
+      <w:pPr>
+        <w:spacing w:line="336" w:lineRule="auto" w:after="180"/>
+        <w:shd w:fill="F4F9FC"/>
+      </w:pPr>
+      <w:r>
+        <w:rPr>
+          <w:b w:val="0"/>
+        </w:rPr>
+        <w:t xml:space="preserve">3. We can decide the result without examining the changed </w:t>
+      </w:r>
+      <w:r>
+        <w:rPr>
+          <w:b/>
+        </w:rPr>
+        <w:t>input</w:t>
+      </w:r>
+      <w:r>
+        <w:rPr>
+          <w:b w:val="0"/>
+        </w:rPr>
+        <w:t xml:space="preserve"> or the procedure.</w:t>
       </w:r>
     </w:p>
     <w:p>
@@ -1625,12 +2395,42 @@
       </w:r>
     </w:p>
     <w:p>
-      <w:r>
+      <w:pPr>
+        <w:pStyle w:val="Heading3"/>
+      </w:pPr>
+      <w:r>
+        <w:t>Hint · try first</w:t>
+      </w:r>
+    </w:p>
+    <w:p>
+      <w:pPr>
+        <w:spacing w:line="336" w:lineRule="auto" w:after="180"/>
+        <w:shd w:fill="F1F6F8"/>
+      </w:pPr>
+      <w:r>
+        <w:rPr>
+          <w:b w:val="0"/>
+        </w:rPr>
         <w:t>Hint if needed: Use the changed condition and the deciding step in the pictorial trace. The answer must say what follows from those facts.</w:t>
       </w:r>
     </w:p>
     <w:p>
-      <w:r>
+      <w:pPr>
+        <w:pStyle w:val="Heading3"/>
+      </w:pPr>
+      <w:r>
+        <w:t>Feedback · compare after trying</w:t>
+      </w:r>
+    </w:p>
+    <w:p>
+      <w:pPr>
+        <w:spacing w:line="336" w:lineRule="auto" w:after="180"/>
+        <w:shd w:fill="F1F6FC"/>
+      </w:pPr>
+      <w:r>
+        <w:rPr>
+          <w:b w:val="0"/>
+        </w:rPr>
         <w:t>After your attempt, compare with the supported explanation: Reject the call before invoking the tool. An extra operation is outside the exact allowed contract, even when book_id is valid.</w:t>
       </w:r>
     </w:p>
@@ -1643,18 +2443,129 @@
       </w:r>
     </w:p>
     <w:p>
-      <w:r>
-        <w:t>Review Conversation State and Memory (ai-3/20). Goal: Explain the mechanism and terminology of conversation state and retention. Short practice: What is selected_book after the correction and after exit? Point to the relevant step in the picture, then write the changed result and the rule or evidence that supports it.. Return to this week and explain what you changed.</w:t>
-      </w:r>
-    </w:p>
-    <w:p>
-      <w:r>
-        <w:t>Review Retrieval Augmented Generation (ai-3/18). Goal: Explain the mechanism and terminology of building a grounded answer. Short practice: Which part of the source supports a two-minute melting claim? Point to the relevant step in the picture, then write the changed result and the rule or evidence that supports it.. Return to this week and explain what you changed.</w:t>
-      </w:r>
-    </w:p>
-    <w:p>
-      <w:r>
-        <w:t>Review Source Quality (ai-3/15). Goal: Explain the mechanism and terminology of conflicting and time-sensitive sources. Short practice: Which source fields must be checked before answering day 9?. Return to this week and explain what you changed.</w:t>
+      <w:pPr>
+        <w:spacing w:line="336" w:lineRule="auto" w:after="180"/>
+      </w:pPr>
+      <w:r>
+        <w:rPr>
+          <w:b w:val="0"/>
+        </w:rPr>
+        <w:t xml:space="preserve">Review Conversation State and Memory (ai-3/20). Goal: Explain the </w:t>
+      </w:r>
+      <w:r>
+        <w:rPr>
+          <w:b/>
+        </w:rPr>
+        <w:t>mechanism</w:t>
+      </w:r>
+      <w:r>
+        <w:rPr>
+          <w:b w:val="0"/>
+        </w:rPr>
+        <w:t xml:space="preserve"> and terminology of conversation state and retention. Short practice: What is selected_book after the correction and after exit?</w:t>
+      </w:r>
+    </w:p>
+    <w:p>
+      <w:pPr>
+        <w:spacing w:line="336" w:lineRule="auto" w:after="180"/>
+      </w:pPr>
+      <w:r>
+        <w:rPr>
+          <w:b w:val="0"/>
+        </w:rPr>
+        <w:t xml:space="preserve">Point to the relevant step in the picture, then write the changed result and the rule or </w:t>
+      </w:r>
+      <w:r>
+        <w:rPr>
+          <w:b/>
+        </w:rPr>
+        <w:t>evidence</w:t>
+      </w:r>
+      <w:r>
+        <w:rPr>
+          <w:b w:val="0"/>
+        </w:rPr>
+        <w:t xml:space="preserve"> that supports it.. Return to this week and explain what you changed.</w:t>
+      </w:r>
+    </w:p>
+    <w:p>
+      <w:pPr>
+        <w:spacing w:line="336" w:lineRule="auto" w:after="180"/>
+      </w:pPr>
+      <w:r>
+        <w:rPr>
+          <w:b w:val="0"/>
+        </w:rPr>
+        <w:t xml:space="preserve">Review Retrieval Augmented Generation (ai-3/18). Goal: Explain the </w:t>
+      </w:r>
+      <w:r>
+        <w:rPr>
+          <w:b/>
+        </w:rPr>
+        <w:t>mechanism</w:t>
+      </w:r>
+      <w:r>
+        <w:rPr>
+          <w:b w:val="0"/>
+        </w:rPr>
+        <w:t xml:space="preserve"> and terminology of building a grounded answer. Short practice: Which part of the source supports a two-minute melting claim?</w:t>
+      </w:r>
+    </w:p>
+    <w:p>
+      <w:pPr>
+        <w:spacing w:line="336" w:lineRule="auto" w:after="180"/>
+      </w:pPr>
+      <w:r>
+        <w:rPr>
+          <w:b w:val="0"/>
+        </w:rPr>
+        <w:t xml:space="preserve">Point to the relevant step in the picture, then write the changed result and the rule or </w:t>
+      </w:r>
+      <w:r>
+        <w:rPr>
+          <w:b/>
+        </w:rPr>
+        <w:t>evidence</w:t>
+      </w:r>
+      <w:r>
+        <w:rPr>
+          <w:b w:val="0"/>
+        </w:rPr>
+        <w:t xml:space="preserve"> that supports it.. Return to this week and explain what you changed.</w:t>
+      </w:r>
+    </w:p>
+    <w:p>
+      <w:pPr>
+        <w:spacing w:line="336" w:lineRule="auto" w:after="180"/>
+      </w:pPr>
+      <w:r>
+        <w:rPr>
+          <w:b w:val="0"/>
+        </w:rPr>
+        <w:t xml:space="preserve">Review Source Quality (ai-3/15). Goal: Explain the </w:t>
+      </w:r>
+      <w:r>
+        <w:rPr>
+          <w:b/>
+        </w:rPr>
+        <w:t>mechanism</w:t>
+      </w:r>
+      <w:r>
+        <w:rPr>
+          <w:b w:val="0"/>
+        </w:rPr>
+        <w:t xml:space="preserve"> and terminology of conflicting and time-sensitive sources. Short practice: Which source fields must be checked before answering day 9?.</w:t>
+      </w:r>
+    </w:p>
+    <w:p>
+      <w:pPr>
+        <w:spacing w:line="336" w:lineRule="auto" w:after="180"/>
+      </w:pPr>
+      <w:r>
+        <w:rPr>
+          <w:b w:val="0"/>
+        </w:rPr>
+        <w:t>Return to this week and explain what you changed.</w:t>
       </w:r>
     </w:p>
     <w:p>
@@ -1666,8 +2577,37 @@
       </w:r>
     </w:p>
     <w:p>
-      <w:r>
-        <w:t>Use Download completed work in the hosted lesson to export your answers, reflections, practice feedback and code-run evidence. Open the HTML copy to read or print it. Drafts stay in this browser when storage is available; clear drafts on a shared device.</w:t>
+      <w:pPr>
+        <w:spacing w:line="336" w:lineRule="auto" w:after="180"/>
+      </w:pPr>
+      <w:r>
+        <w:rPr>
+          <w:b w:val="0"/>
+        </w:rPr>
+        <w:t xml:space="preserve">Use Download completed work in the hosted lesson to export your answers, reflections, practice feedback and code-run </w:t>
+      </w:r>
+      <w:r>
+        <w:rPr>
+          <w:b/>
+        </w:rPr>
+        <w:t>evidence</w:t>
+      </w:r>
+      <w:r>
+        <w:rPr>
+          <w:b w:val="0"/>
+        </w:rPr>
+        <w:t>. Open the HTML copy to read or print it.</w:t>
+      </w:r>
+    </w:p>
+    <w:p>
+      <w:pPr>
+        <w:spacing w:line="336" w:lineRule="auto" w:after="180"/>
+      </w:pPr>
+      <w:r>
+        <w:rPr>
+          <w:b w:val="0"/>
+        </w:rPr>
+        <w:t>Drafts stay in this browser when storage is available; clear drafts on a shared device.</w:t>
       </w:r>
     </w:p>
     <w:p>
@@ -1681,6 +2621,833 @@
     <w:p>
       <w:r>
         <w:t>________________________________________________________________</w:t>
+      </w:r>
+    </w:p>
+    <w:p>
+      <w:r>
+        <w:t>________________________________________________________________</w:t>
+      </w:r>
+    </w:p>
+    <w:p>
+      <w:r>
+        <w:t>________________________________________________________________</w:t>
+      </w:r>
+    </w:p>
+    <w:p>
+      <w:r>
+        <w:t>________________________________________________________________</w:t>
+      </w:r>
+    </w:p>
+    <w:p>
+      <w:r>
+        <w:t>________________________________________________________________</w:t>
+      </w:r>
+    </w:p>
+    <w:p>
+      <w:pPr>
+        <w:pStyle w:val="Heading1"/>
+      </w:pPr>
+      <w:r>
+        <w:t>21. Visual concept journey</w:t>
+      </w:r>
+    </w:p>
+    <w:p>
+      <w:r>
+        <w:t>Explain each Tools and APIs picture from its labels, then record a relevant limit.</w:t>
+      </w:r>
+    </w:p>
+    <w:p>
+      <w:pPr>
+        <w:pStyle w:val="Heading3"/>
+      </w:pPr>
+      <w:r>
+        <w:t>01. Tools and APIs: the case</w:t>
+      </w:r>
+    </w:p>
+    <w:p>
+      <w:r>
+        <w:drawing>
+          <wp:inline xmlns:a="http://schemas.openxmlformats.org/drawingml/2006/main" xmlns:pic="http://schemas.openxmlformats.org/drawingml/2006/picture">
+            <wp:extent cx="5486400" cy="2990088"/>
+            <wp:docPr id="2" name="Picture 2" descr="Check a library lookup call before it reaches a tool. Supplied facts: lookup_book accepts exactly one field: book_id, a string. Registry IDs are C7 and M2. The proposed call is {book_id: C7}. All inputs and outcomes in this worked example are invented classroom data; no real model run is claimed."/>
+            <wp:cNvGraphicFramePr>
+              <a:graphicFrameLocks noChangeAspect="1"/>
+            </wp:cNvGraphicFramePr>
+            <a:graphic>
+              <a:graphicData uri="http://schemas.openxmlformats.org/drawingml/2006/picture">
+                <pic:pic>
+                  <pic:nvPicPr>
+                    <pic:cNvPr id="0" name="academy-story-ai-3-21-01.png"/>
+                    <pic:cNvPicPr/>
+                  </pic:nvPicPr>
+                  <pic:blipFill>
+                    <a:blip r:embed="rId10"/>
+                    <a:stretch>
+                      <a:fillRect/>
+                    </a:stretch>
+                  </pic:blipFill>
+                  <pic:spPr>
+                    <a:xfrm>
+                      <a:off x="0" y="0"/>
+                      <a:ext cx="5486400" cy="2990088"/>
+                    </a:xfrm>
+                    <a:prstGeom prst="rect"/>
+                  </pic:spPr>
+                </pic:pic>
+              </a:graphicData>
+            </a:graphic>
+          </wp:inline>
+        </w:drawing>
+      </w:r>
+    </w:p>
+    <w:p>
+      <w:pPr>
+        <w:spacing w:line="336" w:lineRule="auto" w:after="180"/>
+      </w:pPr>
+      <w:r>
+        <w:rPr>
+          <w:b w:val="0"/>
+        </w:rPr>
+        <w:t>Check a library lookup call before it reaches a tool. Supplied facts: lookup_book accepts exactly one field: book_id, a string. Registry IDs are C7 and M2. The proposed call is {book_id: C7}.</w:t>
+      </w:r>
+    </w:p>
+    <w:p>
+      <w:pPr>
+        <w:spacing w:line="336" w:lineRule="auto" w:after="180"/>
+      </w:pPr>
+      <w:r>
+        <w:rPr>
+          <w:b w:val="0"/>
+        </w:rPr>
+        <w:t xml:space="preserve">All </w:t>
+      </w:r>
+      <w:r>
+        <w:rPr>
+          <w:b/>
+        </w:rPr>
+        <w:t>input</w:t>
+      </w:r>
+      <w:r>
+        <w:rPr>
+          <w:b w:val="0"/>
+        </w:rPr>
+        <w:t>s and outcomes in this worked example are invented classroom data; no real model run is claimed.</w:t>
+      </w:r>
+    </w:p>
+    <w:p>
+      <w:pPr>
+        <w:spacing w:line="336" w:lineRule="auto" w:after="180"/>
+        <w:shd w:fill="F5F1FB"/>
+      </w:pPr>
+      <w:r>
+        <w:rPr>
+          <w:b w:val="0"/>
+        </w:rPr>
+        <w:t>Point to the given fact that matters most. Explain why it matters.</w:t>
+      </w:r>
+    </w:p>
+    <w:p>
+      <w:pPr>
+        <w:pStyle w:val="Heading3"/>
+      </w:pPr>
+      <w:r>
+        <w:t>My picture explanation, deciding evidence and one limit</w:t>
+      </w:r>
+    </w:p>
+    <w:p>
+      <w:r>
+        <w:t>________________________________________________________________</w:t>
+      </w:r>
+    </w:p>
+    <w:p>
+      <w:r>
+        <w:t>________________________________________________________________</w:t>
+      </w:r>
+    </w:p>
+    <w:p>
+      <w:r>
+        <w:t>________________________________________________________________</w:t>
+      </w:r>
+    </w:p>
+    <w:p>
+      <w:r>
+        <w:t>________________________________________________________________</w:t>
+      </w:r>
+    </w:p>
+    <w:p>
+      <w:pPr>
+        <w:pStyle w:val="Heading3"/>
+      </w:pPr>
+      <w:r>
+        <w:t>02. Follow the deciding steps</w:t>
+      </w:r>
+    </w:p>
+    <w:p>
+      <w:r>
+        <w:drawing>
+          <wp:inline xmlns:a="http://schemas.openxmlformats.org/drawingml/2006/main" xmlns:pic="http://schemas.openxmlformats.org/drawingml/2006/picture">
+            <wp:extent cx="5486400" cy="3182112"/>
+            <wp:docPr id="3" name="Picture 3" descr="Check shape: Exactly book_id is supplied, and C7 is text. → Check membership: C7 occurs in the authorised registry. → Read only: Run the lookup. This tool contract contains no lending or deletion operation."/>
+            <wp:cNvGraphicFramePr>
+              <a:graphicFrameLocks noChangeAspect="1"/>
+            </wp:cNvGraphicFramePr>
+            <a:graphic>
+              <a:graphicData uri="http://schemas.openxmlformats.org/drawingml/2006/picture">
+                <pic:pic>
+                  <pic:nvPicPr>
+                    <pic:cNvPr id="0" name="academy-story-ai-3-21-02.png"/>
+                    <pic:cNvPicPr/>
+                  </pic:nvPicPr>
+                  <pic:blipFill>
+                    <a:blip r:embed="rId11"/>
+                    <a:stretch>
+                      <a:fillRect/>
+                    </a:stretch>
+                  </pic:blipFill>
+                  <pic:spPr>
+                    <a:xfrm>
+                      <a:off x="0" y="0"/>
+                      <a:ext cx="5486400" cy="3182112"/>
+                    </a:xfrm>
+                    <a:prstGeom prst="rect"/>
+                  </pic:spPr>
+                </pic:pic>
+              </a:graphicData>
+            </a:graphic>
+          </wp:inline>
+        </w:drawing>
+      </w:r>
+    </w:p>
+    <w:p>
+      <w:pPr>
+        <w:spacing w:line="336" w:lineRule="auto" w:after="180"/>
+      </w:pPr>
+      <w:r>
+        <w:rPr>
+          <w:b w:val="0"/>
+        </w:rPr>
+        <w:t>Check shape: Exactly book_id is supplied, and C7 is text. → Check membership: C7 occurs in the authorised registry. → Read only: Run the lookup. This tool contract contains no lending or deletion operation.</w:t>
+      </w:r>
+    </w:p>
+    <w:p>
+      <w:pPr>
+        <w:spacing w:line="336" w:lineRule="auto" w:after="180"/>
+        <w:shd w:fill="F5F1FB"/>
+      </w:pPr>
+      <w:r>
+        <w:rPr>
+          <w:b w:val="0"/>
+        </w:rPr>
+        <w:t xml:space="preserve">Point to each numbered stage and explain which recorded </w:t>
+      </w:r>
+      <w:r>
+        <w:rPr>
+          <w:b/>
+        </w:rPr>
+        <w:t>input</w:t>
+      </w:r>
+      <w:r>
+        <w:rPr>
+          <w:b w:val="0"/>
+        </w:rPr>
+        <w:t xml:space="preserve"> it uses.</w:t>
+      </w:r>
+    </w:p>
+    <w:p>
+      <w:pPr>
+        <w:pStyle w:val="Heading3"/>
+      </w:pPr>
+      <w:r>
+        <w:t>My picture explanation, deciding evidence and one limit</w:t>
+      </w:r>
+    </w:p>
+    <w:p>
+      <w:r>
+        <w:t>________________________________________________________________</w:t>
+      </w:r>
+    </w:p>
+    <w:p>
+      <w:r>
+        <w:t>________________________________________________________________</w:t>
+      </w:r>
+    </w:p>
+    <w:p>
+      <w:r>
+        <w:t>________________________________________________________________</w:t>
+      </w:r>
+    </w:p>
+    <w:p>
+      <w:r>
+        <w:t>________________________________________________________________</w:t>
+      </w:r>
+    </w:p>
+    <w:p>
+      <w:pPr>
+        <w:pStyle w:val="Heading3"/>
+      </w:pPr>
+      <w:r>
+        <w:t>03. Tools and API contracts — evidence trace</w:t>
+      </w:r>
+    </w:p>
+    <w:p>
+      <w:r>
+        <w:drawing>
+          <wp:inline xmlns:a="http://schemas.openxmlformats.org/drawingml/2006/main" xmlns:pic="http://schemas.openxmlformats.org/drawingml/2006/picture">
+            <wp:extent cx="5486400" cy="3145536"/>
+            <wp:docPr id="4" name="Picture 4" descr="Tools and API contracts — evidence trace. Proposed call lookup_room has room_id=B and extra argument book=true. | For lookup_room accept exactly room_id as a nonempty string; return found plus capacity or a not-found result. It is read-only. Reject unknown arguments and do not replace missing values with invented facts. | Reject the extra field under the closed input contract. The lookup tool provides no booking authority even if the requested room exists."/>
+            <wp:cNvGraphicFramePr>
+              <a:graphicFrameLocks noChangeAspect="1"/>
+            </wp:cNvGraphicFramePr>
+            <a:graphic>
+              <a:graphicData uri="http://schemas.openxmlformats.org/drawingml/2006/picture">
+                <pic:pic>
+                  <pic:nvPicPr>
+                    <pic:cNvPr id="0" name="academy-story-ai-3-21-03.png"/>
+                    <pic:cNvPicPr/>
+                  </pic:nvPicPr>
+                  <pic:blipFill>
+                    <a:blip r:embed="rId12"/>
+                    <a:stretch>
+                      <a:fillRect/>
+                    </a:stretch>
+                  </pic:blipFill>
+                  <pic:spPr>
+                    <a:xfrm>
+                      <a:off x="0" y="0"/>
+                      <a:ext cx="5486400" cy="3145536"/>
+                    </a:xfrm>
+                    <a:prstGeom prst="rect"/>
+                  </pic:spPr>
+                </pic:pic>
+              </a:graphicData>
+            </a:graphic>
+          </wp:inline>
+        </w:drawing>
+      </w:r>
+    </w:p>
+    <w:p>
+      <w:pPr>
+        <w:spacing w:line="336" w:lineRule="auto" w:after="180"/>
+      </w:pPr>
+      <w:r>
+        <w:rPr>
+          <w:b w:val="0"/>
+        </w:rPr>
+        <w:t xml:space="preserve">Tools and </w:t>
+      </w:r>
+      <w:r>
+        <w:rPr>
+          <w:b/>
+        </w:rPr>
+        <w:t>API contract</w:t>
+      </w:r>
+      <w:r>
+        <w:rPr>
+          <w:b w:val="0"/>
+        </w:rPr>
+        <w:t xml:space="preserve">s — </w:t>
+      </w:r>
+      <w:r>
+        <w:rPr>
+          <w:b/>
+        </w:rPr>
+        <w:t>evidence</w:t>
+      </w:r>
+      <w:r>
+        <w:rPr>
+          <w:b w:val="0"/>
+        </w:rPr>
+        <w:t xml:space="preserve"> trace. Proposed call lookup_room has room_id=B and extra </w:t>
+      </w:r>
+      <w:r>
+        <w:rPr>
+          <w:b/>
+        </w:rPr>
+        <w:t>argument</w:t>
+      </w:r>
+      <w:r>
+        <w:rPr>
+          <w:b w:val="0"/>
+        </w:rPr>
+        <w:t xml:space="preserve"> book=true. | For lookup_room accept exactly room_id as a nonempty string; return found plus capacity or a not-found result.</w:t>
+      </w:r>
+    </w:p>
+    <w:p>
+      <w:pPr>
+        <w:spacing w:line="336" w:lineRule="auto" w:after="180"/>
+      </w:pPr>
+      <w:r>
+        <w:rPr>
+          <w:b w:val="0"/>
+        </w:rPr>
+        <w:t xml:space="preserve">It is read-only. Reject unknown </w:t>
+      </w:r>
+      <w:r>
+        <w:rPr>
+          <w:b/>
+        </w:rPr>
+        <w:t>argument</w:t>
+      </w:r>
+      <w:r>
+        <w:rPr>
+          <w:b w:val="0"/>
+        </w:rPr>
+        <w:t xml:space="preserve">s and do not replace missing values with invented facts. | Reject the extra field under the closed </w:t>
+      </w:r>
+      <w:r>
+        <w:rPr>
+          <w:b/>
+        </w:rPr>
+        <w:t>input</w:t>
+      </w:r>
+      <w:r>
+        <w:rPr>
+          <w:b w:val="0"/>
+        </w:rPr>
+        <w:t xml:space="preserve"> contract.</w:t>
+      </w:r>
+    </w:p>
+    <w:p>
+      <w:pPr>
+        <w:spacing w:line="336" w:lineRule="auto" w:after="180"/>
+      </w:pPr>
+      <w:r>
+        <w:rPr>
+          <w:b w:val="0"/>
+        </w:rPr>
+        <w:t>The lookup tool provides no booking authority even if the requested room exists.</w:t>
+      </w:r>
+    </w:p>
+    <w:p>
+      <w:pPr>
+        <w:spacing w:line="336" w:lineRule="auto" w:after="180"/>
+        <w:shd w:fill="F5F1FB"/>
+      </w:pPr>
+      <w:r>
+        <w:rPr>
+          <w:b w:val="0"/>
+        </w:rPr>
+        <w:t>Read the labels and values. Explain the relationship the model shows.</w:t>
+      </w:r>
+    </w:p>
+    <w:p>
+      <w:pPr>
+        <w:pStyle w:val="Heading3"/>
+      </w:pPr>
+      <w:r>
+        <w:t>My picture explanation, deciding evidence and one limit</w:t>
+      </w:r>
+    </w:p>
+    <w:p>
+      <w:r>
+        <w:t>________________________________________________________________</w:t>
+      </w:r>
+    </w:p>
+    <w:p>
+      <w:r>
+        <w:t>________________________________________________________________</w:t>
+      </w:r>
+    </w:p>
+    <w:p>
+      <w:r>
+        <w:t>________________________________________________________________</w:t>
+      </w:r>
+    </w:p>
+    <w:p>
+      <w:r>
+        <w:t>________________________________________________________________</w:t>
+      </w:r>
+    </w:p>
+    <w:p>
+      <w:pPr>
+        <w:pStyle w:val="Heading3"/>
+      </w:pPr>
+      <w:r>
+        <w:t>04. Change one thing. Trace what follows.</w:t>
+      </w:r>
+    </w:p>
+    <w:p>
+      <w:r>
+        <w:drawing>
+          <wp:inline xmlns:a="http://schemas.openxmlformats.org/drawingml/2006/main" xmlns:pic="http://schemas.openxmlformats.org/drawingml/2006/picture">
+            <wp:extent cx="5486400" cy="3026664"/>
+            <wp:docPr id="5" name="Picture 5" descr="Original case: Run the lookup. This tool contract contains no lending or deletion operation. Changed condition: Add lend: true to the same call. Expected result: Reject the call before invoking the tool. Reason: An extra operation is outside the exact allowed contract, even when book_id is valid."/>
+            <wp:cNvGraphicFramePr>
+              <a:graphicFrameLocks noChangeAspect="1"/>
+            </wp:cNvGraphicFramePr>
+            <a:graphic>
+              <a:graphicData uri="http://schemas.openxmlformats.org/drawingml/2006/picture">
+                <pic:pic>
+                  <pic:nvPicPr>
+                    <pic:cNvPr id="0" name="academy-story-ai-3-21-04.png"/>
+                    <pic:cNvPicPr/>
+                  </pic:nvPicPr>
+                  <pic:blipFill>
+                    <a:blip r:embed="rId13"/>
+                    <a:stretch>
+                      <a:fillRect/>
+                    </a:stretch>
+                  </pic:blipFill>
+                  <pic:spPr>
+                    <a:xfrm>
+                      <a:off x="0" y="0"/>
+                      <a:ext cx="5486400" cy="3026664"/>
+                    </a:xfrm>
+                    <a:prstGeom prst="rect"/>
+                  </pic:spPr>
+                </pic:pic>
+              </a:graphicData>
+            </a:graphic>
+          </wp:inline>
+        </w:drawing>
+      </w:r>
+    </w:p>
+    <w:p>
+      <w:pPr>
+        <w:spacing w:line="336" w:lineRule="auto" w:after="180"/>
+      </w:pPr>
+      <w:r>
+        <w:rPr>
+          <w:b w:val="0"/>
+        </w:rPr>
+        <w:t>Original case: Run the lookup. This tool contract contains no lending or deletion operation. Changed condition: Add lend: true to the same call. Expected result: Reject the call before invoking the tool.</w:t>
+      </w:r>
+    </w:p>
+    <w:p>
+      <w:pPr>
+        <w:spacing w:line="336" w:lineRule="auto" w:after="180"/>
+      </w:pPr>
+      <w:r>
+        <w:rPr>
+          <w:b w:val="0"/>
+        </w:rPr>
+        <w:t>Reason: An extra operation is outside the exact allowed contract, even when book_id is valid.</w:t>
+      </w:r>
+    </w:p>
+    <w:p>
+      <w:pPr>
+        <w:spacing w:line="336" w:lineRule="auto" w:after="180"/>
+        <w:shd w:fill="F5F1FB"/>
+      </w:pPr>
+      <w:r>
+        <w:rPr>
+          <w:b w:val="0"/>
+        </w:rPr>
+        <w:t>Predict before checking the worked changed-case result. Name what changed and what the supplied facts allow you to conclude.</w:t>
+      </w:r>
+    </w:p>
+    <w:p>
+      <w:pPr>
+        <w:pStyle w:val="Heading3"/>
+      </w:pPr>
+      <w:r>
+        <w:t>My picture explanation, deciding evidence and one limit</w:t>
+      </w:r>
+    </w:p>
+    <w:p>
+      <w:r>
+        <w:t>________________________________________________________________</w:t>
+      </w:r>
+    </w:p>
+    <w:p>
+      <w:r>
+        <w:t>________________________________________________________________</w:t>
+      </w:r>
+    </w:p>
+    <w:p>
+      <w:r>
+        <w:t>________________________________________________________________</w:t>
+      </w:r>
+    </w:p>
+    <w:p>
+      <w:r>
+        <w:t>________________________________________________________________</w:t>
+      </w:r>
+    </w:p>
+    <w:p>
+      <w:pPr>
+        <w:pStyle w:val="Heading3"/>
+      </w:pPr>
+      <w:r>
+        <w:t>05. Connect the explanation to its limit</w:t>
+      </w:r>
+    </w:p>
+    <w:p>
+      <w:r>
+        <w:drawing>
+          <wp:inline xmlns:a="http://schemas.openxmlformats.org/drawingml/2006/main" xmlns:pic="http://schemas.openxmlformats.org/drawingml/2006/picture">
+            <wp:extent cx="5486400" cy="2834640"/>
+            <wp:docPr id="6" name="Picture 6" descr="Read the picture in order. Run the lookup. This tool contract contains no lending or deletion operation. The arrows show which recorded input or intermediate result each decision uses. Explain the deciding step aloud before checking the changed case; pointing to the final answer alone does not show how it follows. Limit: A valid tool call can still return unavailable or outdated records. Validate the response and access rights separately."/>
+            <wp:cNvGraphicFramePr>
+              <a:graphicFrameLocks noChangeAspect="1"/>
+            </wp:cNvGraphicFramePr>
+            <a:graphic>
+              <a:graphicData uri="http://schemas.openxmlformats.org/drawingml/2006/picture">
+                <pic:pic>
+                  <pic:nvPicPr>
+                    <pic:cNvPr id="0" name="academy-story-ai-3-21-05.png"/>
+                    <pic:cNvPicPr/>
+                  </pic:nvPicPr>
+                  <pic:blipFill>
+                    <a:blip r:embed="rId14"/>
+                    <a:stretch>
+                      <a:fillRect/>
+                    </a:stretch>
+                  </pic:blipFill>
+                  <pic:spPr>
+                    <a:xfrm>
+                      <a:off x="0" y="0"/>
+                      <a:ext cx="5486400" cy="2834640"/>
+                    </a:xfrm>
+                    <a:prstGeom prst="rect"/>
+                  </pic:spPr>
+                </pic:pic>
+              </a:graphicData>
+            </a:graphic>
+          </wp:inline>
+        </w:drawing>
+      </w:r>
+    </w:p>
+    <w:p>
+      <w:pPr>
+        <w:spacing w:line="336" w:lineRule="auto" w:after="180"/>
+      </w:pPr>
+      <w:r>
+        <w:rPr>
+          <w:b w:val="0"/>
+        </w:rPr>
+        <w:t xml:space="preserve">Read the picture in order. Run the lookup. This tool contract contains no lending or deletion operation. The arrows show which recorded </w:t>
+      </w:r>
+      <w:r>
+        <w:rPr>
+          <w:b/>
+        </w:rPr>
+        <w:t>input</w:t>
+      </w:r>
+      <w:r>
+        <w:rPr>
+          <w:b w:val="0"/>
+        </w:rPr>
+        <w:t xml:space="preserve"> or intermediate result each decision uses.</w:t>
+      </w:r>
+    </w:p>
+    <w:p>
+      <w:pPr>
+        <w:spacing w:line="336" w:lineRule="auto" w:after="180"/>
+      </w:pPr>
+      <w:r>
+        <w:rPr>
+          <w:b w:val="0"/>
+        </w:rPr>
+        <w:t xml:space="preserve">Explain the deciding step aloud before checking the changed case; pointing to the final answer alone does not show how it follows. Limit: A valid </w:t>
+      </w:r>
+      <w:r>
+        <w:rPr>
+          <w:b/>
+        </w:rPr>
+        <w:t>tool call</w:t>
+      </w:r>
+      <w:r>
+        <w:rPr>
+          <w:b w:val="0"/>
+        </w:rPr>
+        <w:t xml:space="preserve"> can still return unavailable or outdated records.</w:t>
+      </w:r>
+    </w:p>
+    <w:p>
+      <w:pPr>
+        <w:spacing w:line="336" w:lineRule="auto" w:after="180"/>
+      </w:pPr>
+      <w:r>
+        <w:rPr>
+          <w:b w:val="0"/>
+        </w:rPr>
+        <w:t>Validate the response and access rights separately.</w:t>
+      </w:r>
+    </w:p>
+    <w:p>
+      <w:pPr>
+        <w:spacing w:line="336" w:lineRule="auto" w:after="180"/>
+        <w:shd w:fill="F5F1FB"/>
+      </w:pPr>
+      <w:r>
+        <w:rPr>
+          <w:b w:val="0"/>
+        </w:rPr>
+        <w:t>Explain the case, then point to a limit on the claim.</w:t>
+      </w:r>
+    </w:p>
+    <w:p>
+      <w:pPr>
+        <w:pStyle w:val="Heading3"/>
+      </w:pPr>
+      <w:r>
+        <w:t>My picture explanation, deciding evidence and one limit</w:t>
+      </w:r>
+    </w:p>
+    <w:p>
+      <w:r>
+        <w:t>________________________________________________________________</w:t>
+      </w:r>
+    </w:p>
+    <w:p>
+      <w:r>
+        <w:t>________________________________________________________________</w:t>
+      </w:r>
+    </w:p>
+    <w:p>
+      <w:r>
+        <w:t>________________________________________________________________</w:t>
+      </w:r>
+    </w:p>
+    <w:p>
+      <w:r>
+        <w:t>________________________________________________________________</w:t>
+      </w:r>
+    </w:p>
+    <w:p>
+      <w:pPr>
+        <w:pStyle w:val="Heading3"/>
+      </w:pPr>
+      <w:r>
+        <w:t>06. Make the idea visible in your project</w:t>
+      </w:r>
+    </w:p>
+    <w:p>
+      <w:r>
+        <w:drawing>
+          <wp:inline xmlns:a="http://schemas.openxmlformats.org/drawingml/2006/main" xmlns:pic="http://schemas.openxmlformats.org/drawingml/2006/picture">
+            <wp:extent cx="5486400" cy="3681984"/>
+            <wp:docPr id="7" name="Picture 7" descr="For your Verified Study Buddy, save the input, procedure, observed result and limitation of this check. Label this worked example as practice; use a different, previously unreviewed case when checking independent understanding. Draw your input, deciding step, result and limit. Supported question: Does a valid C7 ID permit the extra lending action? Point to the relevant step in the picture, then write the changed result and the rule or evidence that supports it."/>
+            <wp:cNvGraphicFramePr>
+              <a:graphicFrameLocks noChangeAspect="1"/>
+            </wp:cNvGraphicFramePr>
+            <a:graphic>
+              <a:graphicData uri="http://schemas.openxmlformats.org/drawingml/2006/picture">
+                <pic:pic>
+                  <pic:nvPicPr>
+                    <pic:cNvPr id="0" name="academy-story-ai-3-21-06.png"/>
+                    <pic:cNvPicPr/>
+                  </pic:nvPicPr>
+                  <pic:blipFill>
+                    <a:blip r:embed="rId15"/>
+                    <a:stretch>
+                      <a:fillRect/>
+                    </a:stretch>
+                  </pic:blipFill>
+                  <pic:spPr>
+                    <a:xfrm>
+                      <a:off x="0" y="0"/>
+                      <a:ext cx="5486400" cy="3681984"/>
+                    </a:xfrm>
+                    <a:prstGeom prst="rect"/>
+                  </pic:spPr>
+                </pic:pic>
+              </a:graphicData>
+            </a:graphic>
+          </wp:inline>
+        </w:drawing>
+      </w:r>
+    </w:p>
+    <w:p>
+      <w:pPr>
+        <w:spacing w:line="336" w:lineRule="auto" w:after="180"/>
+      </w:pPr>
+      <w:r>
+        <w:rPr>
+          <w:b w:val="0"/>
+        </w:rPr>
+        <w:t xml:space="preserve">For your Verified Study Buddy, save the </w:t>
+      </w:r>
+      <w:r>
+        <w:rPr>
+          <w:b/>
+        </w:rPr>
+        <w:t>input</w:t>
+      </w:r>
+      <w:r>
+        <w:rPr>
+          <w:b w:val="0"/>
+        </w:rPr>
+        <w:t>, procedure, observed result and limitation of this check.</w:t>
+      </w:r>
+    </w:p>
+    <w:p>
+      <w:pPr>
+        <w:spacing w:line="336" w:lineRule="auto" w:after="180"/>
+      </w:pPr>
+      <w:r>
+        <w:rPr>
+          <w:b w:val="0"/>
+        </w:rPr>
+        <w:t xml:space="preserve">Label this worked example as practice; use a different, previously unreviewed case when checking independent understanding. Draw your </w:t>
+      </w:r>
+      <w:r>
+        <w:rPr>
+          <w:b/>
+        </w:rPr>
+        <w:t>input</w:t>
+      </w:r>
+      <w:r>
+        <w:rPr>
+          <w:b w:val="0"/>
+        </w:rPr>
+        <w:t>, deciding step, result and limit.</w:t>
+      </w:r>
+    </w:p>
+    <w:p>
+      <w:pPr>
+        <w:spacing w:line="336" w:lineRule="auto" w:after="180"/>
+      </w:pPr>
+      <w:r>
+        <w:rPr>
+          <w:b w:val="0"/>
+        </w:rPr>
+        <w:t xml:space="preserve">Supported question: Does a valid C7 ID permit the extra lending action? Point to the relevant step in the picture, then write the changed result and the rule or </w:t>
+      </w:r>
+      <w:r>
+        <w:rPr>
+          <w:b/>
+        </w:rPr>
+        <w:t>evidence</w:t>
+      </w:r>
+      <w:r>
+        <w:rPr>
+          <w:b w:val="0"/>
+        </w:rPr>
+        <w:t xml:space="preserve"> that supports it.</w:t>
+      </w:r>
+    </w:p>
+    <w:p>
+      <w:pPr>
+        <w:spacing w:line="336" w:lineRule="auto" w:after="180"/>
+        <w:shd w:fill="F5F1FB"/>
+      </w:pPr>
+      <w:r>
+        <w:rPr>
+          <w:b w:val="0"/>
+        </w:rPr>
+        <w:t xml:space="preserve">Draw your project trace and justify the deciding step using </w:t>
+      </w:r>
+      <w:r>
+        <w:rPr>
+          <w:b/>
+        </w:rPr>
+        <w:t>evidence</w:t>
+      </w:r>
+      <w:r>
+        <w:rPr>
+          <w:b w:val="0"/>
+        </w:rPr>
+        <w:t>.</w:t>
+      </w:r>
+    </w:p>
+    <w:p>
+      <w:pPr>
+        <w:pStyle w:val="Heading3"/>
+      </w:pPr>
+      <w:r>
+        <w:t>My picture explanation, deciding evidence and one limit</w:t>
       </w:r>
     </w:p>
     <w:p>

--- a/downloads/workbook/ai-3-week-21.docx
+++ b/downloads/workbook/ai-3-week-21.docx
@@ -1090,6 +1090,26 @@
     </w:p>
     <w:p>
       <w:pPr>
+        <w:pStyle w:val="Heading3"/>
+      </w:pPr>
+      <w:r>
+        <w:t>Where to find the supplied example</w:t>
+      </w:r>
+    </w:p>
+    <w:p>
+      <w:pPr>
+        <w:spacing w:line="336" w:lineRule="auto" w:after="180"/>
+        <w:shd w:fill="F1F6F8"/>
+      </w:pPr>
+      <w:r>
+        <w:rPr>
+          <w:b w:val="0"/>
+        </w:rPr>
+        <w:t>Reference for this exercise: open this week’s student lesson, “Tools and APIs”, at “See how it works” and “Follow a worked example”. Use the original worked values or code named in the question; the later pictorial case is a separate example. Keep this reference beside your workbook while practising.</w:t>
+      </w:r>
+    </w:p>
+    <w:p>
+      <w:pPr>
         <w:spacing w:line="336" w:lineRule="auto" w:after="180"/>
       </w:pPr>
       <w:r>
@@ -1408,6 +1428,26 @@
     <w:p>
       <w:r>
         <w:t>Design a revealing follow-up. Apply the supplied Tools and APIs facts and keep your reasoning.</w:t>
+      </w:r>
+    </w:p>
+    <w:p>
+      <w:pPr>
+        <w:pStyle w:val="Heading3"/>
+      </w:pPr>
+      <w:r>
+        <w:t>Where to find the supplied example</w:t>
+      </w:r>
+    </w:p>
+    <w:p>
+      <w:pPr>
+        <w:spacing w:line="336" w:lineRule="auto" w:after="180"/>
+        <w:shd w:fill="F1F6F8"/>
+      </w:pPr>
+      <w:r>
+        <w:rPr>
+          <w:b w:val="0"/>
+        </w:rPr>
+        <w:t>Reference for this exercise: open this week’s student lesson, “Tools and APIs”, at “See how it works” and “Follow a worked example”. Use the original worked values or code named in the question; the later pictorial case is a separate example. Keep this reference beside your workbook while practising.</w:t>
       </w:r>
     </w:p>
     <w:p>

--- a/downloads/workbook/ai-3-week-21.docx
+++ b/downloads/workbook/ai-3-week-21.docx
@@ -25,12 +25,518 @@
         <w:pStyle w:val="Heading1"/>
       </w:pPr>
       <w:r>
-        <w:t>01. Recall and choose your starting point</w:t>
-      </w:r>
-    </w:p>
-    <w:p>
-      <w:r>
-        <w:t>Record your starting explanation for Tools and APIs before opening notes. Show any later correction separately.</w:t>
+        <w:t>One connected tool-contract record.</w:t>
+      </w:r>
+    </w:p>
+    <w:p>
+      <w:r>
+        <w:t>Explain the interface, trace an invalid call, audit a guarantee and design a revealing failure case.</w:t>
+      </w:r>
+    </w:p>
+    <w:p>
+      <w:r>
+        <w:t>Keep exact fields, object identity, operation scope and failure status together.</w:t>
+      </w:r>
+    </w:p>
+    <w:p>
+      <w:pPr>
+        <w:pStyle w:val="Heading1"/>
+      </w:pPr>
+      <w:r>
+        <w:t>01. Recall: reconnect earlier ideas</w:t>
+      </w:r>
+    </w:p>
+    <w:p>
+      <w:r>
+        <w:t>Retrieve before opening notes.</w:t>
+      </w:r>
+    </w:p>
+    <w:p>
+      <w:pPr>
+        <w:pStyle w:val="Heading2"/>
+      </w:pPr>
+      <w:r>
+        <w:t>Retrieve and explain</w:t>
+      </w:r>
+    </w:p>
+    <w:p>
+      <w:pPr>
+        <w:pStyle w:val="ListBullet"/>
+      </w:pPr>
+      <w:r>
+        <w:t>Try the recall before opening notes. Then use a different colour or a labelled second line to correct your explanation.</w:t>
+      </w:r>
+    </w:p>
+    <w:p>
+      <w:pPr>
+        <w:pStyle w:val="ListBullet"/>
+      </w:pPr>
+      <w:r>
+        <w:t>Without opening the old lesson, explain one key idea from Conversation State and Memory. Give an example and a mistake that the idea helps you avoid.</w:t>
+      </w:r>
+    </w:p>
+    <w:p>
+      <w:pPr>
+        <w:pStyle w:val="Heading3"/>
+      </w:pPr>
+      <w:r>
+        <w:t>My remembered idea, example and correction</w:t>
+      </w:r>
+    </w:p>
+    <w:p>
+      <w:r>
+        <w:t>________________________________________________________________</w:t>
+      </w:r>
+    </w:p>
+    <w:p>
+      <w:r>
+        <w:t>________________________________________________________________</w:t>
+      </w:r>
+    </w:p>
+    <w:p>
+      <w:r>
+        <w:t>________________________________________________________________</w:t>
+      </w:r>
+    </w:p>
+    <w:p>
+      <w:pPr>
+        <w:pStyle w:val="ListBullet"/>
+      </w:pPr>
+      <w:r>
+        <w:t>Without opening the old lesson, explain one key idea from Retrieval Augmented Generation. Give an example and a mistake that the idea helps you avoid.</w:t>
+      </w:r>
+    </w:p>
+    <w:p>
+      <w:pPr>
+        <w:pStyle w:val="Heading3"/>
+      </w:pPr>
+      <w:r>
+        <w:t>My remembered idea, example and correction</w:t>
+      </w:r>
+    </w:p>
+    <w:p>
+      <w:r>
+        <w:t>________________________________________________________________</w:t>
+      </w:r>
+    </w:p>
+    <w:p>
+      <w:r>
+        <w:t>________________________________________________________________</w:t>
+      </w:r>
+    </w:p>
+    <w:p>
+      <w:r>
+        <w:t>________________________________________________________________</w:t>
+      </w:r>
+    </w:p>
+    <w:p>
+      <w:pPr>
+        <w:pStyle w:val="ListBullet"/>
+      </w:pPr>
+      <w:r>
+        <w:t>Without opening the old lesson, explain one key idea from Source Quality. Give an example and a mistake that the idea helps you avoid.</w:t>
+      </w:r>
+    </w:p>
+    <w:p>
+      <w:pPr>
+        <w:pStyle w:val="Heading3"/>
+      </w:pPr>
+      <w:r>
+        <w:t>My remembered idea, example and correction</w:t>
+      </w:r>
+    </w:p>
+    <w:p>
+      <w:r>
+        <w:t>________________________________________________________________</w:t>
+      </w:r>
+    </w:p>
+    <w:p>
+      <w:r>
+        <w:t>________________________________________________________________</w:t>
+      </w:r>
+    </w:p>
+    <w:p>
+      <w:r>
+        <w:t>________________________________________________________________</w:t>
+      </w:r>
+    </w:p>
+    <w:p>
+      <w:pPr>
+        <w:pStyle w:val="Heading2"/>
+      </w:pPr>
+      <w:r>
+        <w:t>Earlier wording, alternatives and picture transcripts · reference / check after trying</w:t>
+      </w:r>
+    </w:p>
+    <w:p>
+      <w:pPr>
+        <w:pStyle w:val="Heading3"/>
+      </w:pPr>
+      <w:r>
+        <w:t>Conversation State and Memory</w:t>
+      </w:r>
+    </w:p>
+    <w:p>
+      <w:pPr>
+        <w:pStyle w:val="Heading3"/>
+      </w:pPr>
+      <w:r>
+        <w:t>Retrieval Augmented Generation</w:t>
+      </w:r>
+    </w:p>
+    <w:p>
+      <w:pPr>
+        <w:pStyle w:val="Heading3"/>
+      </w:pPr>
+      <w:r>
+        <w:t>Source Quality</w:t>
+      </w:r>
+    </w:p>
+    <w:p>
+      <w:pPr>
+        <w:pStyle w:val="Heading1"/>
+      </w:pPr>
+      <w:r>
+        <w:t>12. W1 · Explain the tool contract</w:t>
+      </w:r>
+    </w:p>
+    <w:p>
+      <w:r>
+        <w:t>Separate proposed call, permitted execution and checked result.</w:t>
+      </w:r>
+    </w:p>
+    <w:p>
+      <w:pPr>
+        <w:pStyle w:val="Heading2"/>
+      </w:pPr>
+      <w:r>
+        <w:t>Your evidence record</w:t>
+      </w:r>
+    </w:p>
+    <w:p>
+      <w:pPr>
+        <w:pStyle w:val="ListBullet"/>
+      </w:pPr>
+      <w:r>
+        <w:t>Room practice contract: exactly room_id as nonempty text, read-only, no extra fields. B capacity 12; Z measured capacity 0; other IDs absent. found=true needs matching ID and integer capacity&gt;=0; found=false has no capacity measurement. Only transient timeout allows a second total attempt; stop after two. Separate book request uses book_id text, registry C7/M2, no lending/deletion. Diagram object notation is shorthand, not strict JSON.</w:t>
+      </w:r>
+    </w:p>
+    <w:p>
+      <w:pPr>
+        <w:pStyle w:val="ListBullet"/>
+      </w:pPr>
+      <w:r>
+        <w:t>Reference for this exercise: open this week’s student lesson, “Tools and APIs”, at “See how it works” and “Follow a worked example”. Use the original worked values or code named in the question; the later pictorial case is a separate example. Keep this reference beside your workbook while practising.</w:t>
+      </w:r>
+    </w:p>
+    <w:p>
+      <w:pPr>
+        <w:pStyle w:val="ListBullet"/>
+      </w:pPr>
+      <w:r>
+        <w:t>Explain the weekly mechanism in your own words. Use the worked scenario to name its input, decision rule and output.</w:t>
+      </w:r>
+    </w:p>
+    <w:p>
+      <w:pPr>
+        <w:pStyle w:val="Heading3"/>
+      </w:pPr>
+      <w:r>
+        <w:t>My reasoning and evidence</w:t>
+      </w:r>
+    </w:p>
+    <w:p>
+      <w:r>
+        <w:t>________________________________________________________________</w:t>
+      </w:r>
+    </w:p>
+    <w:p>
+      <w:r>
+        <w:t>________________________________________________________________</w:t>
+      </w:r>
+    </w:p>
+    <w:p>
+      <w:r>
+        <w:t>________________________________________________________________</w:t>
+      </w:r>
+    </w:p>
+    <w:p>
+      <w:r>
+        <w:t>________________________________________________________________</w:t>
+      </w:r>
+    </w:p>
+    <w:p>
+      <w:r>
+        <w:t>________________________________________________________________</w:t>
+      </w:r>
+    </w:p>
+    <w:p>
+      <w:r>
+        <w:t>________________________________________________________________</w:t>
+      </w:r>
+    </w:p>
+    <w:p>
+      <w:pPr>
+        <w:pStyle w:val="Heading1"/>
+      </w:pPr>
+      <w:r>
+        <w:t>13. W2 · Trace the extra-field request</w:t>
+      </w:r>
+    </w:p>
+    <w:p>
+      <w:r>
+        <w:t>Reject outside-contract actions before invocation.</w:t>
+      </w:r>
+    </w:p>
+    <w:p>
+      <w:pPr>
+        <w:pStyle w:val="Heading2"/>
+      </w:pPr>
+      <w:r>
+        <w:t>Your evidence record</w:t>
+      </w:r>
+    </w:p>
+    <w:p>
+      <w:pPr>
+        <w:pStyle w:val="ListBullet"/>
+      </w:pPr>
+      <w:r>
+        <w:t>Room practice contract: exactly room_id as nonempty text, read-only, no extra fields. B capacity 12; Z measured capacity 0; other IDs absent. found=true needs matching ID and integer capacity&gt;=0; found=false has no capacity measurement. Only transient timeout allows a second total attempt; stop after two. Separate book request uses book_id text, registry C7/M2, no lending/deletion. Diagram object notation is shorthand, not strict JSON.</w:t>
+      </w:r>
+    </w:p>
+    <w:p>
+      <w:pPr>
+        <w:pStyle w:val="ListBullet"/>
+      </w:pPr>
+      <w:r>
+        <w:t>Proposed call lookup_room has room_id=B and extra argument book=true. Show the intermediate steps and give the conclusion with its scope.</w:t>
+      </w:r>
+    </w:p>
+    <w:p>
+      <w:pPr>
+        <w:pStyle w:val="Heading3"/>
+      </w:pPr>
+      <w:r>
+        <w:t>My reasoning and evidence</w:t>
+      </w:r>
+    </w:p>
+    <w:p>
+      <w:r>
+        <w:t>________________________________________________________________</w:t>
+      </w:r>
+    </w:p>
+    <w:p>
+      <w:r>
+        <w:t>________________________________________________________________</w:t>
+      </w:r>
+    </w:p>
+    <w:p>
+      <w:r>
+        <w:t>________________________________________________________________</w:t>
+      </w:r>
+    </w:p>
+    <w:p>
+      <w:r>
+        <w:t>________________________________________________________________</w:t>
+      </w:r>
+    </w:p>
+    <w:p>
+      <w:r>
+        <w:t>________________________________________________________________</w:t>
+      </w:r>
+    </w:p>
+    <w:p>
+      <w:r>
+        <w:t>________________________________________________________________</w:t>
+      </w:r>
+    </w:p>
+    <w:p>
+      <w:r>
+        <w:t>________________________________________________________________</w:t>
+      </w:r>
+    </w:p>
+    <w:p>
+      <w:pPr>
+        <w:pStyle w:val="Heading1"/>
+      </w:pPr>
+      <w:r>
+        <w:t>14. W3 · Audit a tool-success guarantee</w:t>
+      </w:r>
+    </w:p>
+    <w:p>
+      <w:r>
+        <w:t>Success for one read-only operation is not broader authority.</w:t>
+      </w:r>
+    </w:p>
+    <w:p>
+      <w:pPr>
+        <w:pStyle w:val="Heading2"/>
+      </w:pPr>
+      <w:r>
+        <w:t>Your evidence record</w:t>
+      </w:r>
+    </w:p>
+    <w:p>
+      <w:pPr>
+        <w:pStyle w:val="ListBullet"/>
+      </w:pPr>
+      <w:r>
+        <w:t>Room practice contract: exactly room_id as nonempty text, read-only, no extra fields. B capacity 12; Z measured capacity 0; other IDs absent. found=true needs matching ID and integer capacity&gt;=0; found=false has no capacity measurement. Only transient timeout allows a second total attempt; stop after two. Separate book request uses book_id text, registry C7/M2, no lending/deletion. Diagram object notation is shorthand, not strict JSON.</w:t>
+      </w:r>
+    </w:p>
+    <w:p>
+      <w:pPr>
+        <w:pStyle w:val="ListBullet"/>
+      </w:pPr>
+      <w:r>
+        <w:t>A report omits this qualification: A successful tool result supports only its declared data and operation; it does not authorise subsequent side effects. Explain how omitting it could change a reader's interpretation, and write an accurate replacement.</w:t>
+      </w:r>
+    </w:p>
+    <w:p>
+      <w:pPr>
+        <w:pStyle w:val="Heading3"/>
+      </w:pPr>
+      <w:r>
+        <w:t>My reasoning and evidence</w:t>
+      </w:r>
+    </w:p>
+    <w:p>
+      <w:r>
+        <w:t>________________________________________________________________</w:t>
+      </w:r>
+    </w:p>
+    <w:p>
+      <w:r>
+        <w:t>________________________________________________________________</w:t>
+      </w:r>
+    </w:p>
+    <w:p>
+      <w:r>
+        <w:t>________________________________________________________________</w:t>
+      </w:r>
+    </w:p>
+    <w:p>
+      <w:r>
+        <w:t>________________________________________________________________</w:t>
+      </w:r>
+    </w:p>
+    <w:p>
+      <w:r>
+        <w:t>________________________________________________________________</w:t>
+      </w:r>
+    </w:p>
+    <w:p>
+      <w:r>
+        <w:t>________________________________________________________________</w:t>
+      </w:r>
+    </w:p>
+    <w:p>
+      <w:pPr>
+        <w:pStyle w:val="Heading1"/>
+      </w:pPr>
+      <w:r>
+        <w:t>16. W5 · Design a revealing tool case</w:t>
+      </w:r>
+    </w:p>
+    <w:p>
+      <w:r>
+        <w:t>Supply exact request, response or timeout sequence and predicted outcome.</w:t>
+      </w:r>
+    </w:p>
+    <w:p>
+      <w:pPr>
+        <w:pStyle w:val="Heading2"/>
+      </w:pPr>
+      <w:r>
+        <w:t>Your evidence record</w:t>
+      </w:r>
+    </w:p>
+    <w:p>
+      <w:pPr>
+        <w:pStyle w:val="ListBullet"/>
+      </w:pPr>
+      <w:r>
+        <w:t>Room practice contract: exactly room_id as nonempty text, read-only, no extra fields. B capacity 12; Z measured capacity 0; other IDs absent. found=true needs matching ID and integer capacity&gt;=0; found=false has no capacity measurement. Only transient timeout allows a second total attempt; stop after two. Separate book request uses book_id text, registry C7/M2, no lending/deletion. Diagram object notation is shorthand, not strict JSON.</w:t>
+      </w:r>
+    </w:p>
+    <w:p>
+      <w:pPr>
+        <w:pStyle w:val="ListBullet"/>
+      </w:pPr>
+      <w:r>
+        <w:t>Reference for this exercise: open this week’s student lesson, “Tools and APIs”, at “See how it works” and “Follow a worked example”. Use the original worked values or code named in the question; the later pictorial case is a separate example. Keep this reference beside your workbook while practising.</w:t>
+      </w:r>
+    </w:p>
+    <w:p>
+      <w:pPr>
+        <w:pStyle w:val="ListBullet"/>
+      </w:pPr>
+      <w:r>
+        <w:t>For the worked scenario, propose one additional case that could reveal a failure, describe its expected outcome before running it, and explain what would need to remain fixed for a fair comparison. Do not reuse W4 as a new final test after receiving feedback.</w:t>
+      </w:r>
+    </w:p>
+    <w:p>
+      <w:pPr>
+        <w:pStyle w:val="Heading3"/>
+      </w:pPr>
+      <w:r>
+        <w:t>My reasoning and evidence</w:t>
+      </w:r>
+    </w:p>
+    <w:p>
+      <w:r>
+        <w:t>________________________________________________________________</w:t>
+      </w:r>
+    </w:p>
+    <w:p>
+      <w:r>
+        <w:t>________________________________________________________________</w:t>
+      </w:r>
+    </w:p>
+    <w:p>
+      <w:r>
+        <w:t>________________________________________________________________</w:t>
+      </w:r>
+    </w:p>
+    <w:p>
+      <w:r>
+        <w:t>________________________________________________________________</w:t>
+      </w:r>
+    </w:p>
+    <w:p>
+      <w:r>
+        <w:t>________________________________________________________________</w:t>
+      </w:r>
+    </w:p>
+    <w:p>
+      <w:r>
+        <w:t>________________________________________________________________</w:t>
+      </w:r>
+    </w:p>
+    <w:p>
+      <w:r>
+        <w:t>________________________________________________________________</w:t>
+      </w:r>
+    </w:p>
+    <w:p>
+      <w:pPr>
+        <w:pStyle w:val="Heading1"/>
+      </w:pPr>
+      <w:r>
+        <w:t>04. W4 · Validate the fresh K room calls independently</w:t>
+      </w:r>
+    </w:p>
+    <w:p>
+      <w:r>
+        <w:t>Keep one first attempt before hints or feedback.</w:t>
+      </w:r>
+    </w:p>
+    <w:p>
+      <w:pPr>
+        <w:pStyle w:val="Heading2"/>
+      </w:pPr>
+      <w:r>
+        <w:t>Read and explain independently</w:t>
       </w:r>
     </w:p>
     <w:p>
@@ -41,380 +547,7 @@
         <w:rPr>
           <w:b w:val="0"/>
         </w:rPr>
-        <w:t>Try the recall before opening notes. Then use a different colour or a labelled second line to correct your explanation.</w:t>
-      </w:r>
-    </w:p>
-    <w:p>
-      <w:pPr>
-        <w:pStyle w:val="Heading3"/>
-      </w:pPr>
-      <w:r>
-        <w:t>Conversation State and Memory</w:t>
-      </w:r>
-    </w:p>
-    <w:p>
-      <w:pPr>
-        <w:spacing w:line="336" w:lineRule="auto" w:after="180"/>
-      </w:pPr>
-      <w:r>
-        <w:rPr>
-          <w:b w:val="0"/>
-        </w:rPr>
-        <w:t>Without opening the old lesson, explain one key idea from Conversation State and Memory. Give an example and a mistake that the idea helps you avoid.</w:t>
-      </w:r>
-    </w:p>
-    <w:p>
-      <w:pPr>
-        <w:pStyle w:val="Heading3"/>
-      </w:pPr>
-      <w:r>
-        <w:t>My remembered idea, example and correction</w:t>
-      </w:r>
-    </w:p>
-    <w:p>
-      <w:r>
-        <w:t>________________________________________________________________</w:t>
-      </w:r>
-    </w:p>
-    <w:p>
-      <w:r>
-        <w:t>________________________________________________________________</w:t>
-      </w:r>
-    </w:p>
-    <w:p>
-      <w:r>
-        <w:t>________________________________________________________________</w:t>
-      </w:r>
-    </w:p>
-    <w:p>
-      <w:pPr>
-        <w:pStyle w:val="Heading3"/>
-      </w:pPr>
-      <w:r>
-        <w:t>Retrieval Augmented Generation</w:t>
-      </w:r>
-    </w:p>
-    <w:p>
-      <w:pPr>
-        <w:spacing w:line="336" w:lineRule="auto" w:after="180"/>
-      </w:pPr>
-      <w:r>
-        <w:rPr>
-          <w:b w:val="0"/>
-        </w:rPr>
-        <w:t>Without opening the old lesson, explain one key idea from Retrieval Augmented Generation. Give an example and a mistake that the idea helps you avoid.</w:t>
-      </w:r>
-    </w:p>
-    <w:p>
-      <w:pPr>
-        <w:pStyle w:val="Heading3"/>
-      </w:pPr>
-      <w:r>
-        <w:t>My remembered idea, example and correction</w:t>
-      </w:r>
-    </w:p>
-    <w:p>
-      <w:r>
-        <w:t>________________________________________________________________</w:t>
-      </w:r>
-    </w:p>
-    <w:p>
-      <w:r>
-        <w:t>________________________________________________________________</w:t>
-      </w:r>
-    </w:p>
-    <w:p>
-      <w:r>
-        <w:t>________________________________________________________________</w:t>
-      </w:r>
-    </w:p>
-    <w:p>
-      <w:pPr>
-        <w:pStyle w:val="Heading3"/>
-      </w:pPr>
-      <w:r>
-        <w:t>Source Quality</w:t>
-      </w:r>
-    </w:p>
-    <w:p>
-      <w:pPr>
-        <w:spacing w:line="336" w:lineRule="auto" w:after="180"/>
-      </w:pPr>
-      <w:r>
-        <w:rPr>
-          <w:b w:val="0"/>
-        </w:rPr>
-        <w:t>Without opening the old lesson, explain one key idea from Source Quality. Give an example and a mistake that the idea helps you avoid.</w:t>
-      </w:r>
-    </w:p>
-    <w:p>
-      <w:pPr>
-        <w:pStyle w:val="Heading3"/>
-      </w:pPr>
-      <w:r>
-        <w:t>My remembered idea, example and correction</w:t>
-      </w:r>
-    </w:p>
-    <w:p>
-      <w:r>
-        <w:t>________________________________________________________________</w:t>
-      </w:r>
-    </w:p>
-    <w:p>
-      <w:r>
-        <w:t>________________________________________________________________</w:t>
-      </w:r>
-    </w:p>
-    <w:p>
-      <w:r>
-        <w:t>________________________________________________________________</w:t>
-      </w:r>
-    </w:p>
-    <w:p>
-      <w:pPr>
-        <w:pStyle w:val="Heading1"/>
-      </w:pPr>
-      <w:r>
-        <w:t>02. Practise with fading help</w:t>
-      </w:r>
-    </w:p>
-    <w:p>
-      <w:r>
-        <w:t>Complete the supported Tools and APIs trace and record the first step you can explain without help.</w:t>
-      </w:r>
-    </w:p>
-    <w:p>
-      <w:pPr>
-        <w:spacing w:line="336" w:lineRule="auto" w:after="180"/>
-      </w:pPr>
-      <w:r>
-        <w:rPr>
-          <w:b w:val="0"/>
-        </w:rPr>
-        <w:t xml:space="preserve">Use W2: Trace the worked case for Tools and </w:t>
-      </w:r>
-      <w:r>
-        <w:rPr>
-          <w:b/>
-        </w:rPr>
-        <w:t>API contract</w:t>
-      </w:r>
-      <w:r>
-        <w:rPr>
-          <w:b w:val="0"/>
-        </w:rPr>
-        <w:t>s. Record the answer once; the lesson and workbook refer to the same attempt.</w:t>
-      </w:r>
-    </w:p>
-    <w:tbl>
-      <w:tblPr>
-        <w:tblStyle w:val="LightShading-Accent1"/>
-        <w:tblW w:type="auto" w:w="0"/>
-        <w:tblLook w:firstColumn="1" w:firstRow="1" w:lastColumn="0" w:lastRow="0" w:noHBand="0" w:noVBand="1" w:val="04A0"/>
-      </w:tblPr>
-      <w:tblGrid>
-        <w:gridCol w:w="2556"/>
-        <w:gridCol w:w="2556"/>
-        <w:gridCol w:w="2556"/>
-        <w:gridCol w:w="2556"/>
-      </w:tblGrid>
-      <w:tr>
-        <w:trPr>
-          <w:tblHeader/>
-        </w:trPr>
-        <w:tc>
-          <w:tcPr>
-            <w:tcW w:type="dxa" w:w="2556"/>
-          </w:tcPr>
-          <w:p>
-            <w:r>
-              <w:t>Given inputs</w:t>
-            </w:r>
-          </w:p>
-        </w:tc>
-        <w:tc>
-          <w:tcPr>
-            <w:tcW w:type="dxa" w:w="2556"/>
-          </w:tcPr>
-          <w:p>
-            <w:r>
-              <w:t>Procedure I chose</w:t>
-            </w:r>
-          </w:p>
-        </w:tc>
-        <w:tc>
-          <w:tcPr>
-            <w:tcW w:type="dxa" w:w="2556"/>
-          </w:tcPr>
-          <w:p>
-            <w:r>
-              <w:t>Middle steps</w:t>
-            </w:r>
-          </w:p>
-        </w:tc>
-        <w:tc>
-          <w:tcPr>
-            <w:tcW w:type="dxa" w:w="2556"/>
-          </w:tcPr>
-          <w:p>
-            <w:r>
-              <w:t>Result and check</w:t>
-            </w:r>
-          </w:p>
-        </w:tc>
-      </w:tr>
-      <w:tr>
-        <w:tc>
-          <w:tcPr>
-            <w:tcW w:type="dxa" w:w="2556"/>
-          </w:tcPr>
-          <w:p>
-            <w:r/>
-          </w:p>
-        </w:tc>
-        <w:tc>
-          <w:tcPr>
-            <w:tcW w:type="dxa" w:w="2556"/>
-          </w:tcPr>
-          <w:p>
-            <w:r/>
-          </w:p>
-        </w:tc>
-        <w:tc>
-          <w:tcPr>
-            <w:tcW w:type="dxa" w:w="2556"/>
-          </w:tcPr>
-          <w:p>
-            <w:r/>
-          </w:p>
-        </w:tc>
-        <w:tc>
-          <w:tcPr>
-            <w:tcW w:type="dxa" w:w="2556"/>
-          </w:tcPr>
-          <w:p>
-            <w:r/>
-          </w:p>
-        </w:tc>
-      </w:tr>
-    </w:tbl>
-    <w:p>
-      <w:pPr>
-        <w:pStyle w:val="Heading3"/>
-      </w:pPr>
-      <w:r>
-        <w:t>The step I completed without help, and the hint I needed</w:t>
-      </w:r>
-    </w:p>
-    <w:p>
-      <w:r>
-        <w:t>________________________________________________________________</w:t>
-      </w:r>
-    </w:p>
-    <w:p>
-      <w:r>
-        <w:t>________________________________________________________________</w:t>
-      </w:r>
-    </w:p>
-    <w:p>
-      <w:r>
-        <w:t>________________________________________________________________</w:t>
-      </w:r>
-    </w:p>
-    <w:p>
-      <w:pPr>
-        <w:pStyle w:val="Heading1"/>
-      </w:pPr>
-      <w:r>
-        <w:t>03. Individual reasoning check</w:t>
-      </w:r>
-    </w:p>
-    <w:p>
-      <w:r>
-        <w:t>Check the proposed Tools and APIs explanation against the supplied facts before discussing it.</w:t>
-      </w:r>
-    </w:p>
-    <w:p>
-      <w:pPr>
-        <w:spacing w:line="336" w:lineRule="auto" w:after="180"/>
-      </w:pPr>
-      <w:r>
-        <w:rPr>
-          <w:b w:val="0"/>
-        </w:rPr>
-        <w:t xml:space="preserve">Use the worked case for Tools and </w:t>
-      </w:r>
-      <w:r>
-        <w:rPr>
-          <w:b/>
-        </w:rPr>
-        <w:t>API contract</w:t>
-      </w:r>
-      <w:r>
-        <w:rPr>
-          <w:b w:val="0"/>
-        </w:rPr>
-        <w:t>s. Proposed explanation: “The worked result establishes every future case”. Decide whether this explanation is supported.</w:t>
-      </w:r>
-    </w:p>
-    <w:p>
-      <w:pPr>
-        <w:spacing w:line="336" w:lineRule="auto" w:after="180"/>
-      </w:pPr>
-      <w:r>
-        <w:rPr>
-          <w:b w:val="0"/>
-        </w:rPr>
-        <w:t>Point to the step or supplied fact that decides; explain your repair if needed.</w:t>
-      </w:r>
-    </w:p>
-    <w:p>
-      <w:pPr>
-        <w:pStyle w:val="Heading3"/>
-      </w:pPr>
-      <w:r>
-        <w:t>My explanation before partner discussion</w:t>
-      </w:r>
-    </w:p>
-    <w:p>
-      <w:r>
-        <w:t>________________________________________________________________</w:t>
-      </w:r>
-    </w:p>
-    <w:p>
-      <w:r>
-        <w:t>________________________________________________________________</w:t>
-      </w:r>
-    </w:p>
-    <w:p>
-      <w:r>
-        <w:t>________________________________________________________________</w:t>
-      </w:r>
-    </w:p>
-    <w:p>
-      <w:r>
-        <w:t>________________________________________________________________</w:t>
-      </w:r>
-    </w:p>
-    <w:p>
-      <w:pPr>
-        <w:pStyle w:val="Heading1"/>
-      </w:pPr>
-      <w:r>
-        <w:t>04. Independent transfer case</w:t>
-      </w:r>
-    </w:p>
-    <w:p>
-      <w:r>
-        <w:t>Write one first attempt at the reserved independent case before feedback. Repeated copies of that case refer to the same recorded attempt.</w:t>
-      </w:r>
-    </w:p>
-    <w:p>
-      <w:pPr>
-        <w:pStyle w:val="Heading3"/>
-      </w:pPr>
-      <w:r>
-        <w:t>Independent case: Apply a new case independently</w:t>
+        <w:t>Apply the same room input contract: exactly room_id as a nonempty string; extra fields are rejected before invocation. Treat the K values in the task’s shorthand as text. K is absent from the registry. No real API, deletion capability or capacity measurement for K is supplied.</w:t>
       </w:r>
     </w:p>
     <w:p>
@@ -473,6 +606,14 @@
     </w:p>
     <w:p>
       <w:pPr>
+        <w:pStyle w:val="Heading2"/>
+      </w:pPr>
+      <w:r>
+        <w:t>Keep a fair record</w:t>
+      </w:r>
+    </w:p>
+    <w:p>
+      <w:pPr>
         <w:spacing w:line="336" w:lineRule="auto" w:after="180"/>
       </w:pPr>
       <w:r>
@@ -484,15 +625,39 @@
     </w:p>
     <w:p>
       <w:pPr>
+        <w:pStyle w:val="Heading2"/>
+      </w:pPr>
+      <w:r>
+        <w:t>Earlier wording, alternatives and picture transcripts · reference / check after trying</w:t>
+      </w:r>
+    </w:p>
+    <w:p>
+      <w:pPr>
+        <w:pStyle w:val="Heading3"/>
+      </w:pPr>
+      <w:r>
+        <w:t>Independent case: Apply a new case independently</w:t>
+      </w:r>
+    </w:p>
+    <w:p>
+      <w:pPr>
         <w:pStyle w:val="Heading1"/>
       </w:pPr>
       <w:r>
-        <w:t>05. Your learning target</w:t>
-      </w:r>
-    </w:p>
-    <w:p>
-      <w:r>
-        <w:t>Connect the Tools and APIs target to a trace and a justified conclusion.</w:t>
+        <w:t>09. Project · Keep the decision and its evidence</w:t>
+      </w:r>
+    </w:p>
+    <w:p>
+      <w:r>
+        <w:t>Add this week’s change to your existing project record.</w:t>
+      </w:r>
+    </w:p>
+    <w:p>
+      <w:pPr>
+        <w:pStyle w:val="Heading2"/>
+      </w:pPr>
+      <w:r>
+        <w:t>Your evidence record</w:t>
       </w:r>
     </w:p>
     <w:p>
@@ -503,32 +668,19 @@
         <w:rPr>
           <w:b w:val="0"/>
         </w:rPr>
-        <w:t xml:space="preserve">A tool can calculate or search supplied notes. The request is 'What is 17×6, and where do roots take up water?' Assign each subtask and describe </w:t>
+        <w:t xml:space="preserve">Allow only retrieval and calculator tools with validated </w:t>
       </w:r>
       <w:r>
         <w:rPr>
           <w:b/>
         </w:rPr>
-        <w:t>output</w:t>
+        <w:t>argument</w:t>
       </w:r>
       <w:r>
         <w:rPr>
           <w:b w:val="0"/>
         </w:rPr>
-        <w:t xml:space="preserve"> checks.</w:t>
-      </w:r>
-    </w:p>
-    <w:p>
-      <w:pPr>
-        <w:pStyle w:val="Heading1"/>
-      </w:pPr>
-      <w:r>
-        <w:t>06. Solve the given case</w:t>
-      </w:r>
-    </w:p>
-    <w:p>
-      <w:r>
-        <w:t>Solve the supplied Tools and APIs case and show the deciding evidence.</w:t>
+        <w:t>s and visible results.</w:t>
       </w:r>
     </w:p>
     <w:p>
@@ -539,29 +691,7 @@
         <w:rPr>
           <w:b w:val="0"/>
         </w:rPr>
-        <w:t>An assistant has calculator and source-search tools. Request: 12 times 9 and habitat definition from a class pack.</w:t>
-      </w:r>
-    </w:p>
-    <w:p>
-      <w:pPr>
-        <w:spacing w:line="336" w:lineRule="auto" w:after="180"/>
-      </w:pPr>
-      <w:r>
-        <w:rPr>
-          <w:b w:val="0"/>
-        </w:rPr>
-        <w:t>Choose and verify tools.</w:t>
-      </w:r>
-    </w:p>
-    <w:p>
-      <w:pPr>
-        <w:spacing w:line="336" w:lineRule="auto" w:after="180"/>
-      </w:pPr>
-      <w:r>
-        <w:rPr>
-          <w:b w:val="0"/>
-        </w:rPr>
-        <w:t xml:space="preserve">Show your trace, calculation or </w:t>
+        <w:t xml:space="preserve">The project change and </w:t>
       </w:r>
       <w:r>
         <w:rPr>
@@ -569,321 +699,6 @@
         </w:rPr>
         <w:t>evidence</w:t>
       </w:r>
-    </w:p>
-    <w:p>
-      <w:pPr>
-        <w:pStyle w:val="Heading3"/>
-      </w:pPr>
-      <w:r>
-        <w:t>Write or draw your reasoning and evidence.</w:t>
-      </w:r>
-    </w:p>
-    <w:p>
-      <w:r>
-        <w:t>________________________________________________________________</w:t>
-      </w:r>
-    </w:p>
-    <w:p>
-      <w:r>
-        <w:t>________________________________________________________________</w:t>
-      </w:r>
-    </w:p>
-    <w:p>
-      <w:r>
-        <w:t>________________________________________________________________</w:t>
-      </w:r>
-    </w:p>
-    <w:p>
-      <w:r>
-        <w:t>________________________________________________________________</w:t>
-      </w:r>
-    </w:p>
-    <w:p>
-      <w:r>
-        <w:t>________________________________________________________________</w:t>
-      </w:r>
-    </w:p>
-    <w:p>
-      <w:pPr>
-        <w:pStyle w:val="Heading1"/>
-      </w:pPr>
-      <w:r>
-        <w:t>07. Check a changed case</w:t>
-      </w:r>
-    </w:p>
-    <w:p>
-      <w:r>
-        <w:t>Apply the procedure to the changed case and record why the conclusion follows.</w:t>
-      </w:r>
-    </w:p>
-    <w:p>
-      <w:pPr>
-        <w:spacing w:line="336" w:lineRule="auto" w:after="180"/>
-        <w:shd w:fill="F5F1FB"/>
-      </w:pPr>
-      <w:r>
-        <w:rPr>
-          <w:b w:val="0"/>
-        </w:rPr>
-        <w:t>A tool can look up book availability and also place an order. The user asks only whether a book is available. Which action is authorized?</w:t>
-      </w:r>
-    </w:p>
-    <w:p>
-      <w:pPr>
-        <w:spacing w:line="336" w:lineRule="auto" w:after="180"/>
-      </w:pPr>
-      <w:r>
-        <w:rPr>
-          <w:b w:val="0"/>
-        </w:rPr>
-        <w:t>My independent answer and reason</w:t>
-      </w:r>
-    </w:p>
-    <w:p>
-      <w:pPr>
-        <w:pStyle w:val="Heading3"/>
-      </w:pPr>
-      <w:r>
-        <w:t>Write or draw your reasoning and evidence.</w:t>
-      </w:r>
-    </w:p>
-    <w:p>
-      <w:r>
-        <w:t>________________________________________________________________</w:t>
-      </w:r>
-    </w:p>
-    <w:p>
-      <w:r>
-        <w:t>________________________________________________________________</w:t>
-      </w:r>
-    </w:p>
-    <w:p>
-      <w:r>
-        <w:t>________________________________________________________________</w:t>
-      </w:r>
-    </w:p>
-    <w:p>
-      <w:r>
-        <w:t>________________________________________________________________</w:t>
-      </w:r>
-    </w:p>
-    <w:p>
-      <w:r>
-        <w:t>________________________________________________________________</w:t>
-      </w:r>
-    </w:p>
-    <w:p>
-      <w:pPr>
-        <w:pStyle w:val="Heading3"/>
-      </w:pPr>
-      <w:r>
-        <w:t>Week 21 Test and reflect</w:t>
-      </w:r>
-    </w:p>
-    <w:p>
-      <w:pPr>
-        <w:pStyle w:val="Heading1"/>
-      </w:pPr>
-      <w:r>
-        <w:t>08. Design a revealing test</w:t>
-      </w:r>
-    </w:p>
-    <w:p>
-      <w:r>
-        <w:t>Specify a changed input, expected result and observation separately.</w:t>
-      </w:r>
-    </w:p>
-    <w:p>
-      <w:pPr>
-        <w:spacing w:line="336" w:lineRule="auto" w:after="180"/>
-      </w:pPr>
-      <w:r>
-        <w:rPr>
-          <w:b w:val="0"/>
-        </w:rPr>
-        <w:t xml:space="preserve">Create a changed </w:t>
-      </w:r>
-      <w:r>
-        <w:rPr>
-          <w:b/>
-        </w:rPr>
-        <w:t>input</w:t>
-      </w:r>
-      <w:r>
-        <w:rPr>
-          <w:b w:val="0"/>
-        </w:rPr>
-        <w:t>, boundary case or missing-information case. Write the expected answer or safe response before testing.</w:t>
-      </w:r>
-    </w:p>
-    <w:tbl>
-      <w:tblPr>
-        <w:tblStyle w:val="LightShading-Accent1"/>
-        <w:tblW w:type="auto" w:w="0"/>
-        <w:tblLook w:firstColumn="1" w:firstRow="1" w:lastColumn="0" w:lastRow="0" w:noHBand="0" w:noVBand="1" w:val="04A0"/>
-      </w:tblPr>
-      <w:tblGrid>
-        <w:gridCol w:w="5112"/>
-        <w:gridCol w:w="5112"/>
-      </w:tblGrid>
-      <w:tr>
-        <w:trPr>
-          <w:tblHeader/>
-        </w:trPr>
-        <w:tc>
-          <w:tcPr>
-            <w:tcW w:type="dxa" w:w="5112"/>
-          </w:tcPr>
-          <w:p>
-            <w:r>
-              <w:t>Test record</w:t>
-            </w:r>
-          </w:p>
-        </w:tc>
-        <w:tc>
-          <w:tcPr>
-            <w:tcW w:type="dxa" w:w="5112"/>
-          </w:tcPr>
-          <w:p>
-            <w:r>
-              <w:t>My evidence</w:t>
-            </w:r>
-          </w:p>
-        </w:tc>
-      </w:tr>
-      <w:tr>
-        <w:tc>
-          <w:tcPr>
-            <w:tcW w:type="dxa" w:w="5112"/>
-          </w:tcPr>
-          <w:p>
-            <w:r>
-              <w:t>Changed input or condition</w:t>
-            </w:r>
-          </w:p>
-        </w:tc>
-        <w:tc>
-          <w:tcPr>
-            <w:tcW w:type="dxa" w:w="5112"/>
-          </w:tcPr>
-          <w:p>
-            <w:r/>
-          </w:p>
-        </w:tc>
-      </w:tr>
-      <w:tr>
-        <w:tc>
-          <w:tcPr>
-            <w:tcW w:type="dxa" w:w="5112"/>
-          </w:tcPr>
-          <w:p>
-            <w:r>
-              <w:t>Expected answer or fallback</w:t>
-            </w:r>
-          </w:p>
-        </w:tc>
-        <w:tc>
-          <w:tcPr>
-            <w:tcW w:type="dxa" w:w="5112"/>
-          </w:tcPr>
-          <w:p>
-            <w:r/>
-          </w:p>
-        </w:tc>
-      </w:tr>
-      <w:tr>
-        <w:tc>
-          <w:tcPr>
-            <w:tcW w:type="dxa" w:w="5112"/>
-          </w:tcPr>
-          <w:p>
-            <w:r>
-              <w:t>Observed result</w:t>
-            </w:r>
-          </w:p>
-        </w:tc>
-        <w:tc>
-          <w:tcPr>
-            <w:tcW w:type="dxa" w:w="5112"/>
-          </w:tcPr>
-          <w:p>
-            <w:r/>
-          </w:p>
-        </w:tc>
-      </w:tr>
-      <w:tr>
-        <w:tc>
-          <w:tcPr>
-            <w:tcW w:type="dxa" w:w="5112"/>
-          </w:tcPr>
-          <w:p>
-            <w:r>
-              <w:t>Why the result occurred</w:t>
-            </w:r>
-          </w:p>
-        </w:tc>
-        <w:tc>
-          <w:tcPr>
-            <w:tcW w:type="dxa" w:w="5112"/>
-          </w:tcPr>
-          <w:p>
-            <w:r/>
-          </w:p>
-        </w:tc>
-      </w:tr>
-    </w:tbl>
-    <w:p>
-      <w:pPr>
-        <w:pStyle w:val="Heading1"/>
-      </w:pPr>
-      <w:r>
-        <w:t>09. Project checkpoint</w:t>
-      </w:r>
-    </w:p>
-    <w:p>
-      <w:r>
-        <w:t>Justify what Tools and APIs adds to Verified Study Buddy and keep the evidence.</w:t>
-      </w:r>
-    </w:p>
-    <w:p>
-      <w:pPr>
-        <w:spacing w:line="336" w:lineRule="auto" w:after="180"/>
-      </w:pPr>
-      <w:r>
-        <w:rPr>
-          <w:b w:val="0"/>
-        </w:rPr>
-        <w:t xml:space="preserve">Allow only retrieval and calculator tools with validated </w:t>
-      </w:r>
-      <w:r>
-        <w:rPr>
-          <w:b/>
-        </w:rPr>
-        <w:t>argument</w:t>
-      </w:r>
-      <w:r>
-        <w:rPr>
-          <w:b w:val="0"/>
-        </w:rPr>
-        <w:t>s and visible results.</w:t>
-      </w:r>
-    </w:p>
-    <w:p>
-      <w:pPr>
-        <w:spacing w:line="336" w:lineRule="auto" w:after="180"/>
-      </w:pPr>
-      <w:r>
-        <w:rPr>
-          <w:b w:val="0"/>
-        </w:rPr>
-        <w:t xml:space="preserve">The project change and </w:t>
-      </w:r>
-      <w:r>
-        <w:rPr>
-          <w:b/>
-        </w:rPr>
-        <w:t>evidence</w:t>
-      </w:r>
       <w:r>
         <w:rPr>
           <w:b w:val="0"/>
@@ -929,603 +744,20 @@
         <w:pStyle w:val="Heading1"/>
       </w:pPr>
       <w:r>
-        <w:t>10. Self check</w:t>
-      </w:r>
-    </w:p>
-    <w:p>
-      <w:r>
-        <w:t>Judge explanation, evidence, transfer and limits separately; attach the work behind your judgement.</w:t>
-      </w:r>
-    </w:p>
-    <w:p>
-      <w:pPr>
-        <w:pStyle w:val="ListBullet"/>
-      </w:pPr>
-      <w:r>
-        <w:t>I can explain the mechanism.</w:t>
-      </w:r>
-    </w:p>
-    <w:p>
-      <w:pPr>
-        <w:pStyle w:val="ListBullet"/>
-      </w:pPr>
-      <w:r>
-        <w:t>I can show evidence.</w:t>
-      </w:r>
-    </w:p>
-    <w:p>
-      <w:pPr>
-        <w:pStyle w:val="ListBullet"/>
-      </w:pPr>
-      <w:r>
-        <w:t>I can handle a changed case.</w:t>
-      </w:r>
-    </w:p>
-    <w:p>
-      <w:pPr>
-        <w:pStyle w:val="ListBullet"/>
-      </w:pPr>
-      <w:r>
-        <w:t>I can name a limit.</w:t>
-      </w:r>
-    </w:p>
-    <w:p>
-      <w:r>
-        <w:t>Mark each as not yet, with help or independently, and attach supporting work.</w:t>
-      </w:r>
-    </w:p>
-    <w:p>
-      <w:pPr>
-        <w:spacing w:line="336" w:lineRule="auto" w:after="180"/>
-      </w:pPr>
-      <w:r>
-        <w:rPr>
-          <w:b w:val="0"/>
-        </w:rPr>
-        <w:t>Teacher review ____________________  Next step ____________________</w:t>
-      </w:r>
-    </w:p>
-    <w:p>
-      <w:pPr>
-        <w:pStyle w:val="Heading1"/>
-      </w:pPr>
-      <w:r>
-        <w:t>11. Transfer practice from the original programme</w:t>
-      </w:r>
-    </w:p>
-    <w:p>
-      <w:r>
-        <w:t>Use this earlier case as transfer practice. A case already discussed with feedback is not fresh assessment evidence.</w:t>
-      </w:r>
-    </w:p>
-    <w:p>
-      <w:pPr>
-        <w:spacing w:line="336" w:lineRule="auto" w:after="180"/>
-      </w:pPr>
-      <w:r>
-        <w:rPr>
-          <w:b w:val="0"/>
-        </w:rPr>
-        <w:t xml:space="preserve">A tool can calculate or search supplied notes. The request is 'What is 17×6, and where do roots take up water?' Assign each subtask and describe </w:t>
-      </w:r>
-      <w:r>
-        <w:rPr>
-          <w:b/>
-        </w:rPr>
-        <w:t>output</w:t>
-      </w:r>
-      <w:r>
-        <w:rPr>
-          <w:b w:val="0"/>
-        </w:rPr>
-        <w:t xml:space="preserve"> checks.</w:t>
-      </w:r>
-    </w:p>
-    <w:p>
-      <w:pPr>
-        <w:pStyle w:val="Heading3"/>
-      </w:pPr>
-      <w:r>
-        <w:t>My independently reasoned answer</w:t>
-      </w:r>
-    </w:p>
-    <w:p>
-      <w:r>
-        <w:t>________________________________________________________________</w:t>
-      </w:r>
-    </w:p>
-    <w:p>
-      <w:r>
-        <w:t>________________________________________________________________</w:t>
-      </w:r>
-    </w:p>
-    <w:p>
-      <w:r>
-        <w:t>________________________________________________________________</w:t>
-      </w:r>
-    </w:p>
-    <w:p>
-      <w:r>
-        <w:t>________________________________________________________________</w:t>
-      </w:r>
-    </w:p>
-    <w:p>
-      <w:r>
-        <w:t>________________________________________________________________</w:t>
-      </w:r>
-    </w:p>
-    <w:p>
-      <w:r>
-        <w:t>________________________________________________________________</w:t>
-      </w:r>
-    </w:p>
-    <w:p>
-      <w:r>
-        <w:t>________________________________________________________________</w:t>
-      </w:r>
-    </w:p>
-    <w:p>
-      <w:pPr>
-        <w:spacing w:line="336" w:lineRule="auto" w:after="180"/>
-      </w:pPr>
-      <w:r>
-        <w:rPr>
-          <w:b w:val="0"/>
-        </w:rPr>
-        <w:t>Record support used: none, hint or teacher explanation.</w:t>
-      </w:r>
-    </w:p>
-    <w:p>
-      <w:pPr>
-        <w:pStyle w:val="Heading1"/>
-      </w:pPr>
-      <w:r>
-        <w:t>12. W1 Explain the mechanism</w:t>
-      </w:r>
-    </w:p>
-    <w:p>
-      <w:r>
-        <w:t>Explain the mechanism. Apply the supplied Tools and APIs facts and keep your reasoning.</w:t>
-      </w:r>
-    </w:p>
-    <w:p>
-      <w:pPr>
-        <w:pStyle w:val="Heading3"/>
-      </w:pPr>
-      <w:r>
-        <w:t>Where to find the supplied example</w:t>
-      </w:r>
-    </w:p>
-    <w:p>
-      <w:pPr>
-        <w:spacing w:line="336" w:lineRule="auto" w:after="180"/>
-        <w:shd w:fill="F1F6F8"/>
-      </w:pPr>
-      <w:r>
-        <w:rPr>
-          <w:b w:val="0"/>
-        </w:rPr>
-        <w:t>Reference for this exercise: open this week’s student lesson, “Tools and APIs”, at “See how it works” and “Follow a worked example”. Use the original worked values or code named in the question; the later pictorial case is a separate example. Keep this reference beside your workbook while practising.</w:t>
-      </w:r>
-    </w:p>
-    <w:p>
-      <w:pPr>
-        <w:spacing w:line="336" w:lineRule="auto" w:after="180"/>
-      </w:pPr>
-      <w:r>
-        <w:rPr>
-          <w:b w:val="0"/>
-        </w:rPr>
-        <w:t xml:space="preserve">Explain the weekly </w:t>
-      </w:r>
-      <w:r>
-        <w:rPr>
-          <w:b/>
-        </w:rPr>
-        <w:t>mechanism</w:t>
-      </w:r>
-      <w:r>
-        <w:rPr>
-          <w:b w:val="0"/>
-        </w:rPr>
-        <w:t xml:space="preserve"> in your own words. Use the worked scenario to name its </w:t>
-      </w:r>
-      <w:r>
-        <w:rPr>
-          <w:b/>
-        </w:rPr>
-        <w:t>input</w:t>
-      </w:r>
-      <w:r>
-        <w:rPr>
-          <w:b w:val="0"/>
-        </w:rPr>
-        <w:t xml:space="preserve">, decision rule and </w:t>
-      </w:r>
-      <w:r>
-        <w:rPr>
-          <w:b/>
-        </w:rPr>
-        <w:t>output</w:t>
-      </w:r>
-      <w:r>
-        <w:rPr>
-          <w:b w:val="0"/>
-        </w:rPr>
-        <w:t>.</w:t>
-      </w:r>
-    </w:p>
-    <w:p>
-      <w:pPr>
-        <w:pStyle w:val="Heading3"/>
-      </w:pPr>
-      <w:r>
-        <w:t>My reasoning and evidence</w:t>
-      </w:r>
-    </w:p>
-    <w:p>
-      <w:r>
-        <w:t>________________________________________________________________</w:t>
-      </w:r>
-    </w:p>
-    <w:p>
-      <w:r>
-        <w:t>________________________________________________________________</w:t>
-      </w:r>
-    </w:p>
-    <w:p>
-      <w:r>
-        <w:t>________________________________________________________________</w:t>
-      </w:r>
-    </w:p>
-    <w:p>
-      <w:r>
-        <w:t>________________________________________________________________</w:t>
-      </w:r>
-    </w:p>
-    <w:p>
-      <w:r>
-        <w:t>________________________________________________________________</w:t>
-      </w:r>
-    </w:p>
-    <w:p>
-      <w:r>
-        <w:t>________________________________________________________________</w:t>
-      </w:r>
-    </w:p>
-    <w:p>
-      <w:pPr>
-        <w:pStyle w:val="Heading1"/>
-      </w:pPr>
-      <w:r>
-        <w:t>13. W2 Trace the worked case</w:t>
-      </w:r>
-    </w:p>
-    <w:p>
-      <w:r>
-        <w:t>Trace the worked case. Apply the supplied Tools and APIs facts and keep your reasoning.</w:t>
-      </w:r>
-    </w:p>
-    <w:p>
-      <w:pPr>
-        <w:spacing w:line="336" w:lineRule="auto" w:after="180"/>
-      </w:pPr>
-      <w:r>
-        <w:rPr>
-          <w:b w:val="0"/>
-        </w:rPr>
-        <w:t xml:space="preserve">Proposed call lookup_room has room_id=B and extra </w:t>
-      </w:r>
-      <w:r>
-        <w:rPr>
-          <w:b/>
-        </w:rPr>
-        <w:t>argument</w:t>
-      </w:r>
-      <w:r>
-        <w:rPr>
-          <w:b w:val="0"/>
-        </w:rPr>
-        <w:t xml:space="preserve"> book=true. Show the intermediate steps and give the conclusion with its scope.</w:t>
-      </w:r>
-    </w:p>
-    <w:p>
-      <w:pPr>
-        <w:pStyle w:val="Heading3"/>
-      </w:pPr>
-      <w:r>
-        <w:t>My reasoning and evidence</w:t>
-      </w:r>
-    </w:p>
-    <w:p>
-      <w:r>
-        <w:t>________________________________________________________________</w:t>
-      </w:r>
-    </w:p>
-    <w:p>
-      <w:r>
-        <w:t>________________________________________________________________</w:t>
-      </w:r>
-    </w:p>
-    <w:p>
-      <w:r>
-        <w:t>________________________________________________________________</w:t>
-      </w:r>
-    </w:p>
-    <w:p>
-      <w:r>
-        <w:t>________________________________________________________________</w:t>
-      </w:r>
-    </w:p>
-    <w:p>
-      <w:r>
-        <w:t>________________________________________________________________</w:t>
-      </w:r>
-    </w:p>
-    <w:p>
-      <w:r>
-        <w:t>________________________________________________________________</w:t>
-      </w:r>
-    </w:p>
-    <w:p>
-      <w:r>
-        <w:t>________________________________________________________________</w:t>
-      </w:r>
-    </w:p>
-    <w:p>
-      <w:pPr>
-        <w:pStyle w:val="Heading1"/>
-      </w:pPr>
-      <w:r>
-        <w:t>14. W3 Audit the limit</w:t>
-      </w:r>
-    </w:p>
-    <w:p>
-      <w:r>
-        <w:t>Audit the limit. Apply the supplied Tools and APIs facts and keep your reasoning.</w:t>
-      </w:r>
-    </w:p>
-    <w:p>
-      <w:pPr>
-        <w:spacing w:line="336" w:lineRule="auto" w:after="180"/>
-      </w:pPr>
-      <w:r>
-        <w:rPr>
-          <w:b w:val="0"/>
-        </w:rPr>
-        <w:t>A report omits this qualification: A successful tool result supports only its declared data and operation; it does not authorise subsequent side effects.</w:t>
-      </w:r>
-    </w:p>
-    <w:p>
-      <w:pPr>
-        <w:spacing w:line="336" w:lineRule="auto" w:after="180"/>
-      </w:pPr>
-      <w:r>
-        <w:rPr>
-          <w:b w:val="0"/>
-        </w:rPr>
-        <w:t>Explain how omitting it could change a reader's interpretation, and write an accurate replacement.</w:t>
-      </w:r>
-    </w:p>
-    <w:p>
-      <w:pPr>
-        <w:pStyle w:val="Heading3"/>
-      </w:pPr>
-      <w:r>
-        <w:t>My reasoning and evidence</w:t>
-      </w:r>
-    </w:p>
-    <w:p>
-      <w:r>
-        <w:t>________________________________________________________________</w:t>
-      </w:r>
-    </w:p>
-    <w:p>
-      <w:r>
-        <w:t>________________________________________________________________</w:t>
-      </w:r>
-    </w:p>
-    <w:p>
-      <w:r>
-        <w:t>________________________________________________________________</w:t>
-      </w:r>
-    </w:p>
-    <w:p>
-      <w:r>
-        <w:t>________________________________________________________________</w:t>
-      </w:r>
-    </w:p>
-    <w:p>
-      <w:r>
-        <w:t>________________________________________________________________</w:t>
-      </w:r>
-    </w:p>
-    <w:p>
-      <w:r>
-        <w:t>________________________________________________________________</w:t>
-      </w:r>
-    </w:p>
-    <w:p>
-      <w:pPr>
-        <w:pStyle w:val="Heading1"/>
-      </w:pPr>
-      <w:r>
-        <w:t>15. W4 Apply a new case independently</w:t>
-      </w:r>
-    </w:p>
-    <w:p>
-      <w:r>
-        <w:t>Attempt before feedback. If this repeats the selected independent case, reuse that first attempt; otherwise keep a separate record. Apply a new case independently. Apply the supplied Tools and APIs facts and keep your reasoning.</w:t>
-      </w:r>
-    </w:p>
-    <w:p>
-      <w:pPr>
-        <w:spacing w:line="336" w:lineRule="auto" w:after="180"/>
-      </w:pPr>
-      <w:r>
-        <w:rPr>
-          <w:b w:val="0"/>
-        </w:rPr>
-        <w:t>Tool accepts room_id string. Calls are {room_id:7}, {room_id:K} and {room_id:K, delete:true}. Validate; K is absent from the registry.</w:t>
-      </w:r>
-    </w:p>
-    <w:p>
-      <w:pPr>
-        <w:pStyle w:val="Heading3"/>
-      </w:pPr>
-      <w:r>
-        <w:t>My reasoning and evidence</w:t>
-      </w:r>
-    </w:p>
-    <w:p>
-      <w:r>
-        <w:t>________________________________________________________________</w:t>
-      </w:r>
-    </w:p>
-    <w:p>
-      <w:r>
-        <w:t>________________________________________________________________</w:t>
-      </w:r>
-    </w:p>
-    <w:p>
-      <w:r>
-        <w:t>________________________________________________________________</w:t>
-      </w:r>
-    </w:p>
-    <w:p>
-      <w:r>
-        <w:t>________________________________________________________________</w:t>
-      </w:r>
-    </w:p>
-    <w:p>
-      <w:r>
-        <w:t>________________________________________________________________</w:t>
-      </w:r>
-    </w:p>
-    <w:p>
-      <w:r>
-        <w:t>________________________________________________________________</w:t>
-      </w:r>
-    </w:p>
-    <w:p>
-      <w:r>
-        <w:t>________________________________________________________________</w:t>
-      </w:r>
-    </w:p>
-    <w:p>
-      <w:r>
-        <w:t>________________________________________________________________</w:t>
-      </w:r>
-    </w:p>
-    <w:p>
-      <w:pPr>
-        <w:pStyle w:val="Heading1"/>
-      </w:pPr>
-      <w:r>
-        <w:t>16. W5 Design a revealing follow-up</w:t>
-      </w:r>
-    </w:p>
-    <w:p>
-      <w:r>
-        <w:t>Design a revealing follow-up. Apply the supplied Tools and APIs facts and keep your reasoning.</w:t>
-      </w:r>
-    </w:p>
-    <w:p>
-      <w:pPr>
-        <w:pStyle w:val="Heading3"/>
-      </w:pPr>
-      <w:r>
-        <w:t>Where to find the supplied example</w:t>
-      </w:r>
-    </w:p>
-    <w:p>
-      <w:pPr>
-        <w:spacing w:line="336" w:lineRule="auto" w:after="180"/>
-        <w:shd w:fill="F1F6F8"/>
-      </w:pPr>
-      <w:r>
-        <w:rPr>
-          <w:b w:val="0"/>
-        </w:rPr>
-        <w:t>Reference for this exercise: open this week’s student lesson, “Tools and APIs”, at “See how it works” and “Follow a worked example”. Use the original worked values or code named in the question; the later pictorial case is a separate example. Keep this reference beside your workbook while practising.</w:t>
-      </w:r>
-    </w:p>
-    <w:p>
-      <w:pPr>
-        <w:spacing w:line="336" w:lineRule="auto" w:after="180"/>
-      </w:pPr>
-      <w:r>
-        <w:rPr>
-          <w:b w:val="0"/>
-        </w:rPr>
-        <w:t>For the worked scenario, propose one additional case that could reveal a failure, describe its expected outcome before running it, and explain what would need to remain fixed for a fair comparison.</w:t>
-      </w:r>
-    </w:p>
-    <w:p>
-      <w:pPr>
-        <w:spacing w:line="336" w:lineRule="auto" w:after="180"/>
-      </w:pPr>
-      <w:r>
-        <w:rPr>
-          <w:b w:val="0"/>
-        </w:rPr>
-        <w:t>Do not reuse W4 as a new final test after receiving feedback.</w:t>
-      </w:r>
-    </w:p>
-    <w:p>
-      <w:pPr>
-        <w:pStyle w:val="Heading3"/>
-      </w:pPr>
-      <w:r>
-        <w:t>My reasoning and evidence</w:t>
-      </w:r>
-    </w:p>
-    <w:p>
-      <w:r>
-        <w:t>________________________________________________________________</w:t>
-      </w:r>
-    </w:p>
-    <w:p>
-      <w:r>
-        <w:t>________________________________________________________________</w:t>
-      </w:r>
-    </w:p>
-    <w:p>
-      <w:r>
-        <w:t>________________________________________________________________</w:t>
-      </w:r>
-    </w:p>
-    <w:p>
-      <w:r>
-        <w:t>________________________________________________________________</w:t>
-      </w:r>
-    </w:p>
-    <w:p>
-      <w:r>
-        <w:t>________________________________________________________________</w:t>
-      </w:r>
-    </w:p>
-    <w:p>
-      <w:r>
-        <w:t>________________________________________________________________</w:t>
-      </w:r>
-    </w:p>
-    <w:p>
-      <w:r>
-        <w:t>________________________________________________________________</w:t>
-      </w:r>
-    </w:p>
-    <w:p>
-      <w:pPr>
-        <w:pStyle w:val="Heading1"/>
-      </w:pPr>
-      <w:r>
-        <w:t>17. Feedback, return check and learning record</w:t>
-      </w:r>
-    </w:p>
-    <w:p>
-      <w:r>
-        <w:t>Record the first repaired step and a different case to revisit after a delay.</w:t>
+        <w:t>17. Feedback · Repair and return</w:t>
+      </w:r>
+    </w:p>
+    <w:p>
+      <w:r>
+        <w:t>Keep the first attempt, the repair and a changed-case return.</w:t>
+      </w:r>
+    </w:p>
+    <w:p>
+      <w:pPr>
+        <w:pStyle w:val="Heading2"/>
+      </w:pPr>
+      <w:r>
+        <w:t>Your evidence record</w:t>
       </w:r>
     </w:p>
     <w:tbl>
@@ -1680,12 +912,898 @@
         <w:pStyle w:val="Heading1"/>
       </w:pPr>
       <w:r>
-        <w:t>18. Pictorial case practice: Tools and APIs</w:t>
-      </w:r>
-    </w:p>
-    <w:p>
-      <w:r>
-        <w:t>Check a library lookup call before it reaches a tool. Explain the labelled step before checking the changed condition.</w:t>
+        <w:t>10. Finish · Judge the evidence in your work</w:t>
+      </w:r>
+    </w:p>
+    <w:p>
+      <w:r>
+        <w:t>Point to work that supports your confidence level.</w:t>
+      </w:r>
+    </w:p>
+    <w:p>
+      <w:pPr>
+        <w:pStyle w:val="Heading2"/>
+      </w:pPr>
+      <w:r>
+        <w:t>Your evidence record</w:t>
+      </w:r>
+    </w:p>
+    <w:p>
+      <w:pPr>
+        <w:pStyle w:val="ListBullet"/>
+      </w:pPr>
+      <w:r>
+        <w:t>I can explain the mechanism.</w:t>
+      </w:r>
+    </w:p>
+    <w:p>
+      <w:pPr>
+        <w:pStyle w:val="ListBullet"/>
+      </w:pPr>
+      <w:r>
+        <w:t>I can show evidence.</w:t>
+      </w:r>
+    </w:p>
+    <w:p>
+      <w:pPr>
+        <w:pStyle w:val="ListBullet"/>
+      </w:pPr>
+      <w:r>
+        <w:t>I can handle a changed case.</w:t>
+      </w:r>
+    </w:p>
+    <w:p>
+      <w:pPr>
+        <w:pStyle w:val="ListBullet"/>
+      </w:pPr>
+      <w:r>
+        <w:t>I can name a limit.</w:t>
+      </w:r>
+    </w:p>
+    <w:p>
+      <w:r>
+        <w:t>Mark each as not yet, with help or independently, and attach supporting work.</w:t>
+      </w:r>
+    </w:p>
+    <w:p>
+      <w:pPr>
+        <w:spacing w:line="336" w:lineRule="auto" w:after="180"/>
+      </w:pPr>
+      <w:r>
+        <w:rPr>
+          <w:b w:val="0"/>
+        </w:rPr>
+        <w:t>Teacher review ____________________  Next step ____________________</w:t>
+      </w:r>
+    </w:p>
+    <w:p>
+      <w:pPr>
+        <w:pStyle w:val="Heading1"/>
+      </w:pPr>
+      <w:r>
+        <w:t>Reference bank and extra practice</w:t>
+      </w:r>
+    </w:p>
+    <w:p>
+      <w:pPr>
+        <w:pStyle w:val="Heading1"/>
+      </w:pPr>
+      <w:r>
+        <w:t>02. Reference · Supported W2 record</w:t>
+      </w:r>
+    </w:p>
+    <w:p>
+      <w:r>
+        <w:t>This is the same W2 attempt. Keep one response record.</w:t>
+      </w:r>
+    </w:p>
+    <w:p>
+      <w:pPr>
+        <w:pStyle w:val="Heading2"/>
+      </w:pPr>
+      <w:r>
+        <w:t>Use this when helpful</w:t>
+      </w:r>
+    </w:p>
+    <w:p>
+      <w:pPr>
+        <w:spacing w:line="336" w:lineRule="auto" w:after="180"/>
+      </w:pPr>
+      <w:r>
+        <w:rPr>
+          <w:b w:val="0"/>
+        </w:rPr>
+        <w:t xml:space="preserve">Use W2: Trace the worked case for Tools and </w:t>
+      </w:r>
+      <w:r>
+        <w:rPr>
+          <w:b/>
+        </w:rPr>
+        <w:t>API contract</w:t>
+      </w:r>
+      <w:r>
+        <w:rPr>
+          <w:b w:val="0"/>
+        </w:rPr>
+        <w:t>s. Record the answer once; the lesson and workbook refer to the same attempt.</w:t>
+      </w:r>
+    </w:p>
+    <w:tbl>
+      <w:tblPr>
+        <w:tblStyle w:val="LightShading-Accent1"/>
+        <w:tblW w:type="auto" w:w="0"/>
+        <w:tblLook w:firstColumn="1" w:firstRow="1" w:lastColumn="0" w:lastRow="0" w:noHBand="0" w:noVBand="1" w:val="04A0"/>
+      </w:tblPr>
+      <w:tblGrid>
+        <w:gridCol w:w="2556"/>
+        <w:gridCol w:w="2556"/>
+        <w:gridCol w:w="2556"/>
+        <w:gridCol w:w="2556"/>
+      </w:tblGrid>
+      <w:tr>
+        <w:trPr>
+          <w:tblHeader/>
+        </w:trPr>
+        <w:tc>
+          <w:tcPr>
+            <w:tcW w:type="dxa" w:w="2556"/>
+          </w:tcPr>
+          <w:p>
+            <w:r>
+              <w:t>Given inputs</w:t>
+            </w:r>
+          </w:p>
+        </w:tc>
+        <w:tc>
+          <w:tcPr>
+            <w:tcW w:type="dxa" w:w="2556"/>
+          </w:tcPr>
+          <w:p>
+            <w:r>
+              <w:t>Procedure I chose</w:t>
+            </w:r>
+          </w:p>
+        </w:tc>
+        <w:tc>
+          <w:tcPr>
+            <w:tcW w:type="dxa" w:w="2556"/>
+          </w:tcPr>
+          <w:p>
+            <w:r>
+              <w:t>Middle steps</w:t>
+            </w:r>
+          </w:p>
+        </w:tc>
+        <w:tc>
+          <w:tcPr>
+            <w:tcW w:type="dxa" w:w="2556"/>
+          </w:tcPr>
+          <w:p>
+            <w:r>
+              <w:t>Result and check</w:t>
+            </w:r>
+          </w:p>
+        </w:tc>
+      </w:tr>
+      <w:tr>
+        <w:tc>
+          <w:tcPr>
+            <w:tcW w:type="dxa" w:w="2556"/>
+          </w:tcPr>
+          <w:p>
+            <w:r/>
+          </w:p>
+        </w:tc>
+        <w:tc>
+          <w:tcPr>
+            <w:tcW w:type="dxa" w:w="2556"/>
+          </w:tcPr>
+          <w:p>
+            <w:r/>
+          </w:p>
+        </w:tc>
+        <w:tc>
+          <w:tcPr>
+            <w:tcW w:type="dxa" w:w="2556"/>
+          </w:tcPr>
+          <w:p>
+            <w:r/>
+          </w:p>
+        </w:tc>
+        <w:tc>
+          <w:tcPr>
+            <w:tcW w:type="dxa" w:w="2556"/>
+          </w:tcPr>
+          <w:p>
+            <w:r/>
+          </w:p>
+        </w:tc>
+      </w:tr>
+    </w:tbl>
+    <w:p>
+      <w:pPr>
+        <w:pStyle w:val="Heading3"/>
+      </w:pPr>
+      <w:r>
+        <w:t>The step I completed without help, and the hint I needed</w:t>
+      </w:r>
+    </w:p>
+    <w:p>
+      <w:r>
+        <w:t>________________________________________________________________</w:t>
+      </w:r>
+    </w:p>
+    <w:p>
+      <w:r>
+        <w:t>________________________________________________________________</w:t>
+      </w:r>
+    </w:p>
+    <w:p>
+      <w:r>
+        <w:t>________________________________________________________________</w:t>
+      </w:r>
+    </w:p>
+    <w:p>
+      <w:pPr>
+        <w:pStyle w:val="Heading1"/>
+      </w:pPr>
+      <w:r>
+        <w:t>03. Extra practice · Repair the explanation</w:t>
+      </w:r>
+    </w:p>
+    <w:p>
+      <w:r>
+        <w:t>Explain the deciding fact before discussing the answer.</w:t>
+      </w:r>
+    </w:p>
+    <w:p>
+      <w:pPr>
+        <w:pStyle w:val="Heading2"/>
+      </w:pPr>
+      <w:r>
+        <w:t>Use this when helpful</w:t>
+      </w:r>
+    </w:p>
+    <w:p>
+      <w:pPr>
+        <w:spacing w:line="336" w:lineRule="auto" w:after="180"/>
+      </w:pPr>
+      <w:r>
+        <w:rPr>
+          <w:b w:val="0"/>
+        </w:rPr>
+        <w:t xml:space="preserve">Use the worked case for Tools and </w:t>
+      </w:r>
+      <w:r>
+        <w:rPr>
+          <w:b/>
+        </w:rPr>
+        <w:t>API contract</w:t>
+      </w:r>
+      <w:r>
+        <w:rPr>
+          <w:b w:val="0"/>
+        </w:rPr>
+        <w:t>s. Proposed explanation: “The worked result establishes every future case”. Decide whether this explanation is supported.</w:t>
+      </w:r>
+    </w:p>
+    <w:p>
+      <w:pPr>
+        <w:spacing w:line="336" w:lineRule="auto" w:after="180"/>
+      </w:pPr>
+      <w:r>
+        <w:rPr>
+          <w:b w:val="0"/>
+        </w:rPr>
+        <w:t>Point to the step or supplied fact that decides; explain your repair if needed.</w:t>
+      </w:r>
+    </w:p>
+    <w:p>
+      <w:pPr>
+        <w:pStyle w:val="Heading3"/>
+      </w:pPr>
+      <w:r>
+        <w:t>My explanation before partner discussion</w:t>
+      </w:r>
+    </w:p>
+    <w:p>
+      <w:r>
+        <w:t>________________________________________________________________</w:t>
+      </w:r>
+    </w:p>
+    <w:p>
+      <w:r>
+        <w:t>________________________________________________________________</w:t>
+      </w:r>
+    </w:p>
+    <w:p>
+      <w:r>
+        <w:t>________________________________________________________________</w:t>
+      </w:r>
+    </w:p>
+    <w:p>
+      <w:r>
+        <w:t>________________________________________________________________</w:t>
+      </w:r>
+    </w:p>
+    <w:p>
+      <w:pPr>
+        <w:pStyle w:val="Heading1"/>
+      </w:pPr>
+      <w:r>
+        <w:t>05. Reference · Original learning target</w:t>
+      </w:r>
+    </w:p>
+    <w:p>
+      <w:r>
+        <w:t>Use this target to inspect an explanation.</w:t>
+      </w:r>
+    </w:p>
+    <w:p>
+      <w:pPr>
+        <w:pStyle w:val="Heading2"/>
+      </w:pPr>
+      <w:r>
+        <w:t>Use this when helpful</w:t>
+      </w:r>
+    </w:p>
+    <w:p>
+      <w:pPr>
+        <w:spacing w:line="336" w:lineRule="auto" w:after="180"/>
+      </w:pPr>
+      <w:r>
+        <w:rPr>
+          <w:b w:val="0"/>
+        </w:rPr>
+        <w:t xml:space="preserve">A tool can calculate or search supplied notes. The request is 'What is 17×6, and where do roots take up water?' Assign each subtask and describe </w:t>
+      </w:r>
+      <w:r>
+        <w:rPr>
+          <w:b/>
+        </w:rPr>
+        <w:t>output</w:t>
+      </w:r>
+      <w:r>
+        <w:rPr>
+          <w:b w:val="0"/>
+        </w:rPr>
+        <w:t xml:space="preserve"> checks.</w:t>
+      </w:r>
+    </w:p>
+    <w:p>
+      <w:pPr>
+        <w:pStyle w:val="Heading1"/>
+      </w:pPr>
+      <w:r>
+        <w:t>06. Extra practice · A complete case</w:t>
+      </w:r>
+    </w:p>
+    <w:p>
+      <w:r>
+        <w:t>Try the question before checking the worked explanation.</w:t>
+      </w:r>
+    </w:p>
+    <w:p>
+      <w:pPr>
+        <w:pStyle w:val="Heading2"/>
+      </w:pPr>
+      <w:r>
+        <w:t>Use this when helpful</w:t>
+      </w:r>
+    </w:p>
+    <w:p>
+      <w:pPr>
+        <w:spacing w:line="336" w:lineRule="auto" w:after="180"/>
+      </w:pPr>
+      <w:r>
+        <w:rPr>
+          <w:b w:val="0"/>
+        </w:rPr>
+        <w:t>An assistant has calculator and source-search tools. Request: 12 times 9 and habitat definition from a class pack.</w:t>
+      </w:r>
+    </w:p>
+    <w:p>
+      <w:pPr>
+        <w:spacing w:line="336" w:lineRule="auto" w:after="180"/>
+      </w:pPr>
+      <w:r>
+        <w:rPr>
+          <w:b w:val="0"/>
+        </w:rPr>
+        <w:t>Choose and verify tools.</w:t>
+      </w:r>
+    </w:p>
+    <w:p>
+      <w:pPr>
+        <w:spacing w:line="336" w:lineRule="auto" w:after="180"/>
+      </w:pPr>
+      <w:r>
+        <w:rPr>
+          <w:b w:val="0"/>
+        </w:rPr>
+        <w:t xml:space="preserve">Show your trace, calculation or </w:t>
+      </w:r>
+      <w:r>
+        <w:rPr>
+          <w:b/>
+        </w:rPr>
+        <w:t>evidence</w:t>
+      </w:r>
+    </w:p>
+    <w:p>
+      <w:pPr>
+        <w:pStyle w:val="Heading3"/>
+      </w:pPr>
+      <w:r>
+        <w:t>Write or draw your reasoning and evidence.</w:t>
+      </w:r>
+    </w:p>
+    <w:p>
+      <w:r>
+        <w:t>________________________________________________________________</w:t>
+      </w:r>
+    </w:p>
+    <w:p>
+      <w:r>
+        <w:t>________________________________________________________________</w:t>
+      </w:r>
+    </w:p>
+    <w:p>
+      <w:r>
+        <w:t>________________________________________________________________</w:t>
+      </w:r>
+    </w:p>
+    <w:p>
+      <w:r>
+        <w:t>________________________________________________________________</w:t>
+      </w:r>
+    </w:p>
+    <w:p>
+      <w:r>
+        <w:t>________________________________________________________________</w:t>
+      </w:r>
+    </w:p>
+    <w:p>
+      <w:pPr>
+        <w:pStyle w:val="Heading1"/>
+      </w:pPr>
+      <w:r>
+        <w:t>07. Extra practice · A changed case</w:t>
+      </w:r>
+    </w:p>
+    <w:p>
+      <w:r>
+        <w:t>Keep this practice separate from the reserved independent attempt.</w:t>
+      </w:r>
+    </w:p>
+    <w:p>
+      <w:pPr>
+        <w:pStyle w:val="Heading2"/>
+      </w:pPr>
+      <w:r>
+        <w:t>Use this when helpful</w:t>
+      </w:r>
+    </w:p>
+    <w:p>
+      <w:pPr>
+        <w:spacing w:line="336" w:lineRule="auto" w:after="180"/>
+      </w:pPr>
+      <w:r>
+        <w:rPr>
+          <w:b w:val="0"/>
+        </w:rPr>
+        <w:t>A tool can look up book availability and also place an order. The user asks only whether a book is available. Which action is authorized?</w:t>
+      </w:r>
+    </w:p>
+    <w:p>
+      <w:pPr>
+        <w:spacing w:line="336" w:lineRule="auto" w:after="180"/>
+      </w:pPr>
+      <w:r>
+        <w:rPr>
+          <w:b w:val="0"/>
+        </w:rPr>
+        <w:t>My practice answer and reason</w:t>
+      </w:r>
+    </w:p>
+    <w:p>
+      <w:pPr>
+        <w:pStyle w:val="Heading3"/>
+      </w:pPr>
+      <w:r>
+        <w:t>Write or draw your reasoning and evidence.</w:t>
+      </w:r>
+    </w:p>
+    <w:p>
+      <w:r>
+        <w:t>________________________________________________________________</w:t>
+      </w:r>
+    </w:p>
+    <w:p>
+      <w:r>
+        <w:t>________________________________________________________________</w:t>
+      </w:r>
+    </w:p>
+    <w:p>
+      <w:r>
+        <w:t>________________________________________________________________</w:t>
+      </w:r>
+    </w:p>
+    <w:p>
+      <w:r>
+        <w:t>________________________________________________________________</w:t>
+      </w:r>
+    </w:p>
+    <w:p>
+      <w:r>
+        <w:t>________________________________________________________________</w:t>
+      </w:r>
+    </w:p>
+    <w:p>
+      <w:pPr>
+        <w:pStyle w:val="Heading3"/>
+      </w:pPr>
+      <w:r>
+        <w:t>Week 21 Test and reflect</w:t>
+      </w:r>
+    </w:p>
+    <w:p>
+      <w:pPr>
+        <w:pStyle w:val="Heading1"/>
+      </w:pPr>
+      <w:r>
+        <w:t>08. Extra practice · Design a revealing test</w:t>
+      </w:r>
+    </w:p>
+    <w:p>
+      <w:r>
+        <w:t>Predict before tracing or testing.</w:t>
+      </w:r>
+    </w:p>
+    <w:p>
+      <w:pPr>
+        <w:pStyle w:val="Heading2"/>
+      </w:pPr>
+      <w:r>
+        <w:t>Use this when helpful</w:t>
+      </w:r>
+    </w:p>
+    <w:p>
+      <w:pPr>
+        <w:spacing w:line="336" w:lineRule="auto" w:after="180"/>
+      </w:pPr>
+      <w:r>
+        <w:rPr>
+          <w:b w:val="0"/>
+        </w:rPr>
+        <w:t xml:space="preserve">Create a changed </w:t>
+      </w:r>
+      <w:r>
+        <w:rPr>
+          <w:b/>
+        </w:rPr>
+        <w:t>input</w:t>
+      </w:r>
+      <w:r>
+        <w:rPr>
+          <w:b w:val="0"/>
+        </w:rPr>
+        <w:t>, boundary case or missing-information case. Write the expected answer or safe response before testing.</w:t>
+      </w:r>
+    </w:p>
+    <w:tbl>
+      <w:tblPr>
+        <w:tblStyle w:val="LightShading-Accent1"/>
+        <w:tblW w:type="auto" w:w="0"/>
+        <w:tblLook w:firstColumn="1" w:firstRow="1" w:lastColumn="0" w:lastRow="0" w:noHBand="0" w:noVBand="1" w:val="04A0"/>
+      </w:tblPr>
+      <w:tblGrid>
+        <w:gridCol w:w="5112"/>
+        <w:gridCol w:w="5112"/>
+      </w:tblGrid>
+      <w:tr>
+        <w:trPr>
+          <w:tblHeader/>
+        </w:trPr>
+        <w:tc>
+          <w:tcPr>
+            <w:tcW w:type="dxa" w:w="5112"/>
+          </w:tcPr>
+          <w:p>
+            <w:r>
+              <w:t>Test record</w:t>
+            </w:r>
+          </w:p>
+        </w:tc>
+        <w:tc>
+          <w:tcPr>
+            <w:tcW w:type="dxa" w:w="5112"/>
+          </w:tcPr>
+          <w:p>
+            <w:r>
+              <w:t>My evidence</w:t>
+            </w:r>
+          </w:p>
+        </w:tc>
+      </w:tr>
+      <w:tr>
+        <w:tc>
+          <w:tcPr>
+            <w:tcW w:type="dxa" w:w="5112"/>
+          </w:tcPr>
+          <w:p>
+            <w:r>
+              <w:t>Changed input or condition</w:t>
+            </w:r>
+          </w:p>
+        </w:tc>
+        <w:tc>
+          <w:tcPr>
+            <w:tcW w:type="dxa" w:w="5112"/>
+          </w:tcPr>
+          <w:p>
+            <w:r/>
+          </w:p>
+        </w:tc>
+      </w:tr>
+      <w:tr>
+        <w:tc>
+          <w:tcPr>
+            <w:tcW w:type="dxa" w:w="5112"/>
+          </w:tcPr>
+          <w:p>
+            <w:r>
+              <w:t>Expected answer or fallback</w:t>
+            </w:r>
+          </w:p>
+        </w:tc>
+        <w:tc>
+          <w:tcPr>
+            <w:tcW w:type="dxa" w:w="5112"/>
+          </w:tcPr>
+          <w:p>
+            <w:r/>
+          </w:p>
+        </w:tc>
+      </w:tr>
+      <w:tr>
+        <w:tc>
+          <w:tcPr>
+            <w:tcW w:type="dxa" w:w="5112"/>
+          </w:tcPr>
+          <w:p>
+            <w:r>
+              <w:t>Observed result</w:t>
+            </w:r>
+          </w:p>
+        </w:tc>
+        <w:tc>
+          <w:tcPr>
+            <w:tcW w:type="dxa" w:w="5112"/>
+          </w:tcPr>
+          <w:p>
+            <w:r/>
+          </w:p>
+        </w:tc>
+      </w:tr>
+      <w:tr>
+        <w:tc>
+          <w:tcPr>
+            <w:tcW w:type="dxa" w:w="5112"/>
+          </w:tcPr>
+          <w:p>
+            <w:r>
+              <w:t>Why the result occurred</w:t>
+            </w:r>
+          </w:p>
+        </w:tc>
+        <w:tc>
+          <w:tcPr>
+            <w:tcW w:type="dxa" w:w="5112"/>
+          </w:tcPr>
+          <w:p>
+            <w:r/>
+          </w:p>
+        </w:tc>
+      </w:tr>
+    </w:tbl>
+    <w:p>
+      <w:pPr>
+        <w:pStyle w:val="Heading1"/>
+      </w:pPr>
+      <w:r>
+        <w:t>11. Reference · Original target response space</w:t>
+      </w:r>
+    </w:p>
+    <w:p>
+      <w:r>
+        <w:t>This teaching case is practice rather than a fresh assessment.</w:t>
+      </w:r>
+    </w:p>
+    <w:p>
+      <w:pPr>
+        <w:pStyle w:val="Heading2"/>
+      </w:pPr>
+      <w:r>
+        <w:t>Use this when helpful</w:t>
+      </w:r>
+    </w:p>
+    <w:p>
+      <w:pPr>
+        <w:spacing w:line="336" w:lineRule="auto" w:after="180"/>
+      </w:pPr>
+      <w:r>
+        <w:rPr>
+          <w:b w:val="0"/>
+        </w:rPr>
+        <w:t xml:space="preserve">A tool can calculate or search supplied notes. The request is 'What is 17×6, and where do roots take up water?' Assign each subtask and describe </w:t>
+      </w:r>
+      <w:r>
+        <w:rPr>
+          <w:b/>
+        </w:rPr>
+        <w:t>output</w:t>
+      </w:r>
+      <w:r>
+        <w:rPr>
+          <w:b w:val="0"/>
+        </w:rPr>
+        <w:t xml:space="preserve"> checks.</w:t>
+      </w:r>
+    </w:p>
+    <w:p>
+      <w:pPr>
+        <w:pStyle w:val="Heading3"/>
+      </w:pPr>
+      <w:r>
+        <w:t>My explanation after practice</w:t>
+      </w:r>
+    </w:p>
+    <w:p>
+      <w:r>
+        <w:t>________________________________________________________________</w:t>
+      </w:r>
+    </w:p>
+    <w:p>
+      <w:r>
+        <w:t>________________________________________________________________</w:t>
+      </w:r>
+    </w:p>
+    <w:p>
+      <w:r>
+        <w:t>________________________________________________________________</w:t>
+      </w:r>
+    </w:p>
+    <w:p>
+      <w:r>
+        <w:t>________________________________________________________________</w:t>
+      </w:r>
+    </w:p>
+    <w:p>
+      <w:r>
+        <w:t>________________________________________________________________</w:t>
+      </w:r>
+    </w:p>
+    <w:p>
+      <w:r>
+        <w:t>________________________________________________________________</w:t>
+      </w:r>
+    </w:p>
+    <w:p>
+      <w:r>
+        <w:t>________________________________________________________________</w:t>
+      </w:r>
+    </w:p>
+    <w:p>
+      <w:pPr>
+        <w:spacing w:line="336" w:lineRule="auto" w:after="180"/>
+      </w:pPr>
+      <w:r>
+        <w:rPr>
+          <w:b w:val="0"/>
+        </w:rPr>
+        <w:t>Record support used: none, hint or teacher explanation.</w:t>
+      </w:r>
+    </w:p>
+    <w:p>
+      <w:pPr>
+        <w:pStyle w:val="Heading1"/>
+      </w:pPr>
+      <w:r>
+        <w:t>15. Reference · Independent-case response copy</w:t>
+      </w:r>
+    </w:p>
+    <w:p>
+      <w:r>
+        <w:t>This duplicates W4. Reuse the same first-attempt record.</w:t>
+      </w:r>
+    </w:p>
+    <w:p>
+      <w:pPr>
+        <w:pStyle w:val="Heading2"/>
+      </w:pPr>
+      <w:r>
+        <w:t>Use this when helpful</w:t>
+      </w:r>
+    </w:p>
+    <w:p>
+      <w:pPr>
+        <w:spacing w:line="336" w:lineRule="auto" w:after="180"/>
+      </w:pPr>
+      <w:r>
+        <w:rPr>
+          <w:b w:val="0"/>
+        </w:rPr>
+        <w:t>Tool accepts room_id string. Calls are {room_id:7}, {room_id:K} and {room_id:K, delete:true}. Validate; K is absent from the registry.</w:t>
+      </w:r>
+    </w:p>
+    <w:p>
+      <w:pPr>
+        <w:pStyle w:val="Heading3"/>
+      </w:pPr>
+      <w:r>
+        <w:t>My reasoning and evidence</w:t>
+      </w:r>
+    </w:p>
+    <w:p>
+      <w:r>
+        <w:t>________________________________________________________________</w:t>
+      </w:r>
+    </w:p>
+    <w:p>
+      <w:r>
+        <w:t>________________________________________________________________</w:t>
+      </w:r>
+    </w:p>
+    <w:p>
+      <w:r>
+        <w:t>________________________________________________________________</w:t>
+      </w:r>
+    </w:p>
+    <w:p>
+      <w:r>
+        <w:t>________________________________________________________________</w:t>
+      </w:r>
+    </w:p>
+    <w:p>
+      <w:r>
+        <w:t>________________________________________________________________</w:t>
+      </w:r>
+    </w:p>
+    <w:p>
+      <w:r>
+        <w:t>________________________________________________________________</w:t>
+      </w:r>
+    </w:p>
+    <w:p>
+      <w:r>
+        <w:t>________________________________________________________________</w:t>
+      </w:r>
+    </w:p>
+    <w:p>
+      <w:r>
+        <w:t>________________________________________________________________</w:t>
+      </w:r>
+    </w:p>
+    <w:p>
+      <w:pPr>
+        <w:pStyle w:val="Heading1"/>
+      </w:pPr>
+      <w:r>
+        <w:t>18. Extra practice · Use the worked picture</w:t>
+      </w:r>
+    </w:p>
+    <w:p>
+      <w:r>
+        <w:t>Keep the explanation and the support you used.</w:t>
+      </w:r>
+    </w:p>
+    <w:p>
+      <w:pPr>
+        <w:pStyle w:val="Heading2"/>
+      </w:pPr>
+      <w:r>
+        <w:t>Use this when helpful</w:t>
       </w:r>
     </w:p>
     <w:p>
@@ -1832,16 +1950,7 @@
     </w:p>
     <w:p>
       <w:pPr>
-        <w:pStyle w:val="Heading3"/>
-      </w:pPr>
-      <w:r>
-        <w:t>Record the help used</w:t>
-      </w:r>
-    </w:p>
-    <w:p>
-      <w:pPr>
         <w:spacing w:line="336" w:lineRule="auto" w:after="180"/>
-        <w:shd w:fill="F1F6F8"/>
       </w:pPr>
       <w:r>
         <w:rPr>
@@ -1901,12 +2010,20 @@
         <w:pStyle w:val="Heading1"/>
       </w:pPr>
       <w:r>
-        <w:t>19. Project portfolio milestone</w:t>
-      </w:r>
-    </w:p>
-    <w:p>
-      <w:r>
-        <w:t>Keep this week’s input, deciding step, result and limit together in the Verified Study Buddy record.</w:t>
+        <w:t>19. Reference · Project portfolio record</w:t>
+      </w:r>
+    </w:p>
+    <w:p>
+      <w:r>
+        <w:t>Extend your main project response when helpful.</w:t>
+      </w:r>
+    </w:p>
+    <w:p>
+      <w:pPr>
+        <w:pStyle w:val="Heading2"/>
+      </w:pPr>
+      <w:r>
+        <w:t>Use this when helpful</w:t>
       </w:r>
     </w:p>
     <w:p>
@@ -2119,12 +2236,447 @@
         <w:pStyle w:val="Heading1"/>
       </w:pPr>
       <w:r>
-        <w:t>20. Supported practice and learning evidence</w:t>
-      </w:r>
-    </w:p>
-    <w:p>
-      <w:r>
-        <w:t>Try the supported questions before comparing with hints and feedback. Record what you repaired and the evidence you retained.</w:t>
+        <w:t>20. Extra practice: pictures, repair and feedback</w:t>
+      </w:r>
+    </w:p>
+    <w:p>
+      <w:r>
+        <w:t>Attempt each question before opening its explanation. Use one browser or paper copy.</w:t>
+      </w:r>
+    </w:p>
+    <w:p>
+      <w:pPr>
+        <w:pStyle w:val="Heading2"/>
+      </w:pPr>
+      <w:r>
+        <w:t>First supported question</w:t>
+      </w:r>
+    </w:p>
+    <w:p>
+      <w:pPr>
+        <w:pStyle w:val="ListBullet"/>
+      </w:pPr>
+      <w:r>
+        <w:t>Check a library lookup call before it reaches a tool.</w:t>
+      </w:r>
+    </w:p>
+    <w:p>
+      <w:pPr>
+        <w:pStyle w:val="Heading3"/>
+      </w:pPr>
+      <w:r>
+        <w:t>Practice 1: explain the deciding evidence</w:t>
+      </w:r>
+    </w:p>
+    <w:p>
+      <w:pPr>
+        <w:pStyle w:val="ListBullet"/>
+      </w:pPr>
+      <w:r>
+        <w:t>Which labelled step matches this detail? Run the lookup. This tool contract contains no lending or deletion operation.</w:t>
+      </w:r>
+    </w:p>
+    <w:p>
+      <w:pPr>
+        <w:pStyle w:val="ListBullet"/>
+      </w:pPr>
+      <w:r>
+        <w:t>1. Check shape</w:t>
+      </w:r>
+    </w:p>
+    <w:p>
+      <w:pPr>
+        <w:pStyle w:val="ListBullet"/>
+      </w:pPr>
+      <w:r>
+        <w:t>2. Read only</w:t>
+      </w:r>
+    </w:p>
+    <w:p>
+      <w:pPr>
+        <w:pStyle w:val="ListBullet"/>
+      </w:pPr>
+      <w:r>
+        <w:t>3. Check membership</w:t>
+      </w:r>
+    </w:p>
+    <w:p>
+      <w:pPr>
+        <w:pStyle w:val="Heading3"/>
+      </w:pPr>
+      <w:r>
+        <w:t>My selected conclusion, deciding fact and explanation</w:t>
+      </w:r>
+    </w:p>
+    <w:p>
+      <w:r>
+        <w:t>________________________________________________________________</w:t>
+      </w:r>
+    </w:p>
+    <w:p>
+      <w:r>
+        <w:t>________________________________________________________________</w:t>
+      </w:r>
+    </w:p>
+    <w:p>
+      <w:r>
+        <w:t>________________________________________________________________</w:t>
+      </w:r>
+    </w:p>
+    <w:p>
+      <w:r>
+        <w:t>________________________________________________________________</w:t>
+      </w:r>
+    </w:p>
+    <w:p>
+      <w:r>
+        <w:t>________________________________________________________________</w:t>
+      </w:r>
+    </w:p>
+    <w:p>
+      <w:pPr>
+        <w:pStyle w:val="ListBullet"/>
+      </w:pPr>
+      <w:r>
+        <w:t>Hint if needed: Read the steps in the pictorial case. Match the supplied detail to the stage that performs or records it.</w:t>
+      </w:r>
+    </w:p>
+    <w:p>
+      <w:pPr>
+        <w:pStyle w:val="ListBullet"/>
+      </w:pPr>
+      <w:r>
+        <w:t>After your attempt, compare with the supported explanation: Read only Run the lookup. This tool contract contains no lending or deletion operation. Read the picture in order. Run the lookup. This tool contract contains no lending or deletion operation. The arrows show which recorded input or intermediate result each decision uses. Explain the deciding step aloud before checking the changed case; pointing to the final answer alone does not show how it follows.</w:t>
+      </w:r>
+    </w:p>
+    <w:p>
+      <w:pPr>
+        <w:pStyle w:val="Heading2"/>
+      </w:pPr>
+      <w:r>
+        <w:t>Check the first explanation · reference / check after trying</w:t>
+      </w:r>
+    </w:p>
+    <w:p>
+      <w:pPr>
+        <w:pStyle w:val="Heading3"/>
+      </w:pPr>
+      <w:r>
+        <w:t>Practice 2: explain the deciding evidence</w:t>
+      </w:r>
+    </w:p>
+    <w:p>
+      <w:pPr>
+        <w:pStyle w:val="Heading2"/>
+      </w:pPr>
+      <w:r>
+        <w:t>Changed-case question</w:t>
+      </w:r>
+    </w:p>
+    <w:p>
+      <w:pPr>
+        <w:pStyle w:val="ListBullet"/>
+      </w:pPr>
+      <w:r>
+        <w:t>Changed-case practice: Add lend: true to the same call. Which conclusion is supported by the supplied facts?</w:t>
+      </w:r>
+    </w:p>
+    <w:p>
+      <w:pPr>
+        <w:pStyle w:val="ListBullet"/>
+      </w:pPr>
+      <w:r>
+        <w:t>1. This one example guarantees correct results for every future input.</w:t>
+      </w:r>
+    </w:p>
+    <w:p>
+      <w:pPr>
+        <w:pStyle w:val="ListBullet"/>
+      </w:pPr>
+      <w:r>
+        <w:t>2. Reject the call before invoking the tool.</w:t>
+      </w:r>
+    </w:p>
+    <w:p>
+      <w:pPr>
+        <w:pStyle w:val="ListBullet"/>
+      </w:pPr>
+      <w:r>
+        <w:t>3. We can decide the result without examining the changed input or the procedure.</w:t>
+      </w:r>
+    </w:p>
+    <w:p>
+      <w:pPr>
+        <w:pStyle w:val="Heading3"/>
+      </w:pPr>
+      <w:r>
+        <w:t>My selected conclusion, deciding fact and explanation</w:t>
+      </w:r>
+    </w:p>
+    <w:p>
+      <w:r>
+        <w:t>________________________________________________________________</w:t>
+      </w:r>
+    </w:p>
+    <w:p>
+      <w:r>
+        <w:t>________________________________________________________________</w:t>
+      </w:r>
+    </w:p>
+    <w:p>
+      <w:r>
+        <w:t>________________________________________________________________</w:t>
+      </w:r>
+    </w:p>
+    <w:p>
+      <w:r>
+        <w:t>________________________________________________________________</w:t>
+      </w:r>
+    </w:p>
+    <w:p>
+      <w:r>
+        <w:t>________________________________________________________________</w:t>
+      </w:r>
+    </w:p>
+    <w:p>
+      <w:pPr>
+        <w:pStyle w:val="ListBullet"/>
+      </w:pPr>
+      <w:r>
+        <w:t>Hint if needed: Use the changed condition and the deciding step in the pictorial trace. The answer must say what follows from those facts.</w:t>
+      </w:r>
+    </w:p>
+    <w:p>
+      <w:pPr>
+        <w:pStyle w:val="ListBullet"/>
+      </w:pPr>
+      <w:r>
+        <w:t>After your attempt, compare with the supported explanation: Reject the call before invoking the tool. An extra operation is outside the exact allowed contract, even when book_id is valid.</w:t>
+      </w:r>
+    </w:p>
+    <w:p>
+      <w:pPr>
+        <w:pStyle w:val="Heading2"/>
+      </w:pPr>
+      <w:r>
+        <w:t>Check the changed case · reference / check after trying</w:t>
+      </w:r>
+    </w:p>
+    <w:p>
+      <w:pPr>
+        <w:pStyle w:val="Heading3"/>
+      </w:pPr>
+      <w:r>
+        <w:t>Repair a missing building block</w:t>
+      </w:r>
+    </w:p>
+    <w:p>
+      <w:pPr>
+        <w:pStyle w:val="Heading2"/>
+      </w:pPr>
+      <w:r>
+        <w:t>Repair and save your work</w:t>
+      </w:r>
+    </w:p>
+    <w:p>
+      <w:pPr>
+        <w:spacing w:line="336" w:lineRule="auto" w:after="180"/>
+      </w:pPr>
+      <w:r>
+        <w:rPr>
+          <w:b w:val="0"/>
+        </w:rPr>
+        <w:t xml:space="preserve">Review Conversation State and Memory (ai-3/20). Goal: Explain the </w:t>
+      </w:r>
+      <w:r>
+        <w:rPr>
+          <w:b/>
+        </w:rPr>
+        <w:t>mechanism</w:t>
+      </w:r>
+      <w:r>
+        <w:rPr>
+          <w:b w:val="0"/>
+        </w:rPr>
+        <w:t xml:space="preserve"> and terminology of conversation state and retention. Short practice: What is selected_book after the correction and after exit?</w:t>
+      </w:r>
+    </w:p>
+    <w:p>
+      <w:pPr>
+        <w:spacing w:line="336" w:lineRule="auto" w:after="180"/>
+      </w:pPr>
+      <w:r>
+        <w:rPr>
+          <w:b w:val="0"/>
+        </w:rPr>
+        <w:t xml:space="preserve">Point to the relevant step in the picture, then write the changed result and the rule or </w:t>
+      </w:r>
+      <w:r>
+        <w:rPr>
+          <w:b/>
+        </w:rPr>
+        <w:t>evidence</w:t>
+      </w:r>
+      <w:r>
+        <w:rPr>
+          <w:b w:val="0"/>
+        </w:rPr>
+        <w:t xml:space="preserve"> that supports it.. Return to this week and explain what you changed.</w:t>
+      </w:r>
+    </w:p>
+    <w:p>
+      <w:pPr>
+        <w:spacing w:line="336" w:lineRule="auto" w:after="180"/>
+      </w:pPr>
+      <w:r>
+        <w:rPr>
+          <w:b w:val="0"/>
+        </w:rPr>
+        <w:t xml:space="preserve">Review Retrieval Augmented Generation (ai-3/18). Goal: Explain the </w:t>
+      </w:r>
+      <w:r>
+        <w:rPr>
+          <w:b/>
+        </w:rPr>
+        <w:t>mechanism</w:t>
+      </w:r>
+      <w:r>
+        <w:rPr>
+          <w:b w:val="0"/>
+        </w:rPr>
+        <w:t xml:space="preserve"> and terminology of building a grounded answer. Short practice: Which part of the source supports a two-minute melting claim?</w:t>
+      </w:r>
+    </w:p>
+    <w:p>
+      <w:pPr>
+        <w:spacing w:line="336" w:lineRule="auto" w:after="180"/>
+      </w:pPr>
+      <w:r>
+        <w:rPr>
+          <w:b w:val="0"/>
+        </w:rPr>
+        <w:t xml:space="preserve">Point to the relevant step in the picture, then write the changed result and the rule or </w:t>
+      </w:r>
+      <w:r>
+        <w:rPr>
+          <w:b/>
+        </w:rPr>
+        <w:t>evidence</w:t>
+      </w:r>
+      <w:r>
+        <w:rPr>
+          <w:b w:val="0"/>
+        </w:rPr>
+        <w:t xml:space="preserve"> that supports it.. Return to this week and explain what you changed.</w:t>
+      </w:r>
+    </w:p>
+    <w:p>
+      <w:pPr>
+        <w:spacing w:line="336" w:lineRule="auto" w:after="180"/>
+      </w:pPr>
+      <w:r>
+        <w:rPr>
+          <w:b w:val="0"/>
+        </w:rPr>
+        <w:t xml:space="preserve">Review Source Quality (ai-3/15). Goal: Explain the </w:t>
+      </w:r>
+      <w:r>
+        <w:rPr>
+          <w:b/>
+        </w:rPr>
+        <w:t>mechanism</w:t>
+      </w:r>
+      <w:r>
+        <w:rPr>
+          <w:b w:val="0"/>
+        </w:rPr>
+        <w:t xml:space="preserve"> and terminology of conflicting and time-sensitive sources. Short practice: Which source fields must be checked before answering day 9?.</w:t>
+      </w:r>
+    </w:p>
+    <w:p>
+      <w:pPr>
+        <w:spacing w:line="336" w:lineRule="auto" w:after="180"/>
+      </w:pPr>
+      <w:r>
+        <w:rPr>
+          <w:b w:val="0"/>
+        </w:rPr>
+        <w:t>Return to this week and explain what you changed.</w:t>
+      </w:r>
+    </w:p>
+    <w:p>
+      <w:pPr>
+        <w:spacing w:line="336" w:lineRule="auto" w:after="180"/>
+      </w:pPr>
+      <w:r>
+        <w:rPr>
+          <w:b w:val="0"/>
+        </w:rPr>
+        <w:t xml:space="preserve">Use Download completed work in the hosted lesson to export your answers, reflections, practice feedback and code-run </w:t>
+      </w:r>
+      <w:r>
+        <w:rPr>
+          <w:b/>
+        </w:rPr>
+        <w:t>evidence</w:t>
+      </w:r>
+      <w:r>
+        <w:rPr>
+          <w:b w:val="0"/>
+        </w:rPr>
+        <w:t>. Open the HTML copy to read or print it.</w:t>
+      </w:r>
+    </w:p>
+    <w:p>
+      <w:pPr>
+        <w:spacing w:line="336" w:lineRule="auto" w:after="180"/>
+      </w:pPr>
+      <w:r>
+        <w:rPr>
+          <w:b w:val="0"/>
+        </w:rPr>
+        <w:t>Drafts stay in this browser when storage is available; clear drafts on a shared device.</w:t>
+      </w:r>
+    </w:p>
+    <w:p>
+      <w:pPr>
+        <w:pStyle w:val="Heading3"/>
+      </w:pPr>
+      <w:r>
+        <w:t>What I repaired, the evidence I kept and the next test</w:t>
+      </w:r>
+    </w:p>
+    <w:p>
+      <w:r>
+        <w:t>________________________________________________________________</w:t>
+      </w:r>
+    </w:p>
+    <w:p>
+      <w:r>
+        <w:t>________________________________________________________________</w:t>
+      </w:r>
+    </w:p>
+    <w:p>
+      <w:r>
+        <w:t>________________________________________________________________</w:t>
+      </w:r>
+    </w:p>
+    <w:p>
+      <w:r>
+        <w:t>________________________________________________________________</w:t>
+      </w:r>
+    </w:p>
+    <w:p>
+      <w:r>
+        <w:t>________________________________________________________________</w:t>
+      </w:r>
+    </w:p>
+    <w:p>
+      <w:pPr>
+        <w:pStyle w:val="Heading2"/>
+      </w:pPr>
+      <w:r>
+        <w:t>Earlier wording, alternatives and picture transcripts · reference / check after trying</w:t>
       </w:r>
     </w:p>
     <w:p>
@@ -2140,565 +2692,28 @@
     </w:p>
     <w:p>
       <w:pPr>
-        <w:spacing w:line="336" w:lineRule="auto" w:after="180"/>
-      </w:pPr>
-      <w:r>
-        <w:rPr>
-          <w:b w:val="0"/>
-        </w:rPr>
-        <w:t>Check a library lookup call before it reaches a tool.</w:t>
-      </w:r>
-    </w:p>
-    <w:p>
-      <w:pPr>
         <w:pStyle w:val="Heading3"/>
       </w:pPr>
       <w:r>
-        <w:t>Practice 1: explain the deciding evidence</w:t>
-      </w:r>
-    </w:p>
-    <w:p>
-      <w:pPr>
-        <w:spacing w:line="336" w:lineRule="auto" w:after="180"/>
-      </w:pPr>
-      <w:r>
-        <w:rPr>
-          <w:b w:val="0"/>
-        </w:rPr>
-        <w:t>Which labelled step matches this detail? Run the lookup. This tool contract contains no lending or deletion operation.</w:t>
-      </w:r>
-    </w:p>
-    <w:p>
-      <w:pPr>
-        <w:spacing w:line="336" w:lineRule="auto" w:after="180"/>
-        <w:shd w:fill="F4F9FC"/>
-      </w:pPr>
-      <w:r>
-        <w:rPr>
-          <w:b w:val="0"/>
-        </w:rPr>
-        <w:t>1. Check shape</w:t>
-      </w:r>
-    </w:p>
-    <w:p>
-      <w:pPr>
-        <w:spacing w:line="336" w:lineRule="auto" w:after="180"/>
-        <w:shd w:fill="F4F9FC"/>
-      </w:pPr>
-      <w:r>
-        <w:rPr>
-          <w:b w:val="0"/>
-        </w:rPr>
-        <w:t>2. Read only</w:t>
-      </w:r>
-    </w:p>
-    <w:p>
-      <w:pPr>
-        <w:spacing w:line="336" w:lineRule="auto" w:after="180"/>
-        <w:shd w:fill="F4F9FC"/>
-      </w:pPr>
-      <w:r>
-        <w:rPr>
-          <w:b w:val="0"/>
-        </w:rPr>
-        <w:t>3. Check membership</w:t>
-      </w:r>
-    </w:p>
-    <w:p>
-      <w:pPr>
-        <w:pStyle w:val="Heading3"/>
-      </w:pPr>
-      <w:r>
-        <w:t>My selected conclusion, deciding fact and explanation</w:t>
-      </w:r>
-    </w:p>
-    <w:p>
-      <w:r>
-        <w:t>________________________________________________________________</w:t>
-      </w:r>
-    </w:p>
-    <w:p>
-      <w:r>
-        <w:t>________________________________________________________________</w:t>
-      </w:r>
-    </w:p>
-    <w:p>
-      <w:r>
-        <w:t>________________________________________________________________</w:t>
-      </w:r>
-    </w:p>
-    <w:p>
-      <w:r>
-        <w:t>________________________________________________________________</w:t>
-      </w:r>
-    </w:p>
-    <w:p>
-      <w:r>
-        <w:t>________________________________________________________________</w:t>
-      </w:r>
-    </w:p>
-    <w:p>
-      <w:pPr>
-        <w:pStyle w:val="Heading3"/>
-      </w:pPr>
-      <w:r>
-        <w:t>Hint · try first</w:t>
-      </w:r>
-    </w:p>
-    <w:p>
-      <w:pPr>
-        <w:spacing w:line="336" w:lineRule="auto" w:after="180"/>
-        <w:shd w:fill="F1F6F8"/>
-      </w:pPr>
-      <w:r>
-        <w:rPr>
-          <w:b w:val="0"/>
-        </w:rPr>
-        <w:t>Hint if needed: Read the steps in the pictorial case. Match the supplied detail to the stage that performs or records it.</w:t>
-      </w:r>
-    </w:p>
-    <w:p>
-      <w:pPr>
-        <w:pStyle w:val="Heading3"/>
-      </w:pPr>
-      <w:r>
-        <w:t>Feedback · compare after trying</w:t>
-      </w:r>
-    </w:p>
-    <w:p>
-      <w:pPr>
-        <w:spacing w:line="336" w:lineRule="auto" w:after="180"/>
-        <w:shd w:fill="F1F6FC"/>
-      </w:pPr>
-      <w:r>
-        <w:rPr>
-          <w:b w:val="0"/>
-        </w:rPr>
-        <w:t>After your attempt, compare with the supported explanation: Read only Run the lookup. This tool contract contains no lending or deletion operation. Read the picture in order. Run the lookup.</w:t>
-      </w:r>
-    </w:p>
-    <w:p>
-      <w:pPr>
-        <w:spacing w:line="336" w:lineRule="auto" w:after="180"/>
-        <w:shd w:fill="F1F6FC"/>
-      </w:pPr>
-      <w:r>
-        <w:rPr>
-          <w:b w:val="0"/>
-        </w:rPr>
-        <w:t xml:space="preserve">This tool contract contains no lending or deletion operation. The arrows show which recorded </w:t>
-      </w:r>
-      <w:r>
-        <w:rPr>
-          <w:b/>
-        </w:rPr>
-        <w:t>input</w:t>
-      </w:r>
-      <w:r>
-        <w:rPr>
-          <w:b w:val="0"/>
-        </w:rPr>
-        <w:t xml:space="preserve"> or intermediate result each decision uses.</w:t>
-      </w:r>
-    </w:p>
-    <w:p>
-      <w:pPr>
-        <w:spacing w:line="336" w:lineRule="auto" w:after="180"/>
-        <w:shd w:fill="F1F6FC"/>
-      </w:pPr>
-      <w:r>
-        <w:rPr>
-          <w:b w:val="0"/>
-        </w:rPr>
-        <w:t>Explain the deciding step aloud before checking the changed case; pointing to the final answer alone does not show how it follows.</w:t>
-      </w:r>
-    </w:p>
-    <w:p>
-      <w:pPr>
-        <w:pStyle w:val="Heading3"/>
-      </w:pPr>
-      <w:r>
-        <w:t>Practice 2: explain the deciding evidence</w:t>
-      </w:r>
-    </w:p>
-    <w:p>
-      <w:pPr>
-        <w:pStyle w:val="Heading3"/>
-      </w:pPr>
-      <w:r>
-        <w:t>Changed case · predict first</w:t>
-      </w:r>
-    </w:p>
-    <w:p>
-      <w:pPr>
-        <w:spacing w:line="336" w:lineRule="auto" w:after="180"/>
-        <w:shd w:fill="F5F1FB"/>
-      </w:pPr>
-      <w:r>
-        <w:rPr>
-          <w:b w:val="0"/>
-        </w:rPr>
-        <w:t>Changed-case practice: Add lend: true to the same call. Which conclusion is supported by the supplied facts?</w:t>
-      </w:r>
-    </w:p>
-    <w:p>
-      <w:pPr>
-        <w:spacing w:line="336" w:lineRule="auto" w:after="180"/>
-        <w:shd w:fill="F4F9FC"/>
-      </w:pPr>
-      <w:r>
-        <w:rPr>
-          <w:b w:val="0"/>
-        </w:rPr>
-        <w:t xml:space="preserve">1. This one example guarantees correct results for every future </w:t>
-      </w:r>
-      <w:r>
-        <w:rPr>
-          <w:b/>
-        </w:rPr>
-        <w:t>input</w:t>
-      </w:r>
-      <w:r>
-        <w:rPr>
-          <w:b w:val="0"/>
-        </w:rPr>
-        <w:t>.</w:t>
-      </w:r>
-    </w:p>
-    <w:p>
-      <w:pPr>
-        <w:spacing w:line="336" w:lineRule="auto" w:after="180"/>
-        <w:shd w:fill="F4F9FC"/>
-      </w:pPr>
-      <w:r>
-        <w:rPr>
-          <w:b w:val="0"/>
-        </w:rPr>
-        <w:t>2. Reject the call before invoking the tool.</w:t>
-      </w:r>
-    </w:p>
-    <w:p>
-      <w:pPr>
-        <w:spacing w:line="336" w:lineRule="auto" w:after="180"/>
-        <w:shd w:fill="F4F9FC"/>
-      </w:pPr>
-      <w:r>
-        <w:rPr>
-          <w:b w:val="0"/>
-        </w:rPr>
-        <w:t xml:space="preserve">3. We can decide the result without examining the changed </w:t>
-      </w:r>
-      <w:r>
-        <w:rPr>
-          <w:b/>
-        </w:rPr>
-        <w:t>input</w:t>
-      </w:r>
-      <w:r>
-        <w:rPr>
-          <w:b w:val="0"/>
-        </w:rPr>
-        <w:t xml:space="preserve"> or the procedure.</w:t>
-      </w:r>
-    </w:p>
-    <w:p>
-      <w:pPr>
-        <w:pStyle w:val="Heading3"/>
-      </w:pPr>
-      <w:r>
-        <w:t>My selected conclusion, deciding fact and explanation</w:t>
-      </w:r>
-    </w:p>
-    <w:p>
-      <w:r>
-        <w:t>________________________________________________________________</w:t>
-      </w:r>
-    </w:p>
-    <w:p>
-      <w:r>
-        <w:t>________________________________________________________________</w:t>
-      </w:r>
-    </w:p>
-    <w:p>
-      <w:r>
-        <w:t>________________________________________________________________</w:t>
-      </w:r>
-    </w:p>
-    <w:p>
-      <w:r>
-        <w:t>________________________________________________________________</w:t>
-      </w:r>
-    </w:p>
-    <w:p>
-      <w:r>
-        <w:t>________________________________________________________________</w:t>
-      </w:r>
-    </w:p>
-    <w:p>
-      <w:pPr>
-        <w:pStyle w:val="Heading3"/>
-      </w:pPr>
-      <w:r>
-        <w:t>Hint · try first</w:t>
-      </w:r>
-    </w:p>
-    <w:p>
-      <w:pPr>
-        <w:spacing w:line="336" w:lineRule="auto" w:after="180"/>
-        <w:shd w:fill="F1F6F8"/>
-      </w:pPr>
-      <w:r>
-        <w:rPr>
-          <w:b w:val="0"/>
-        </w:rPr>
-        <w:t>Hint if needed: Use the changed condition and the deciding step in the pictorial trace. The answer must say what follows from those facts.</w:t>
-      </w:r>
-    </w:p>
-    <w:p>
-      <w:pPr>
-        <w:pStyle w:val="Heading3"/>
-      </w:pPr>
-      <w:r>
-        <w:t>Feedback · compare after trying</w:t>
-      </w:r>
-    </w:p>
-    <w:p>
-      <w:pPr>
-        <w:spacing w:line="336" w:lineRule="auto" w:after="180"/>
-        <w:shd w:fill="F1F6FC"/>
-      </w:pPr>
-      <w:r>
-        <w:rPr>
-          <w:b w:val="0"/>
-        </w:rPr>
-        <w:t>After your attempt, compare with the supported explanation: Reject the call before invoking the tool. An extra operation is outside the exact allowed contract, even when book_id is valid.</w:t>
-      </w:r>
-    </w:p>
-    <w:p>
-      <w:pPr>
-        <w:pStyle w:val="Heading3"/>
-      </w:pPr>
-      <w:r>
-        <w:t>Repair a missing building block</w:t>
-      </w:r>
-    </w:p>
-    <w:p>
-      <w:pPr>
-        <w:spacing w:line="336" w:lineRule="auto" w:after="180"/>
-      </w:pPr>
-      <w:r>
-        <w:rPr>
-          <w:b w:val="0"/>
-        </w:rPr>
-        <w:t xml:space="preserve">Review Conversation State and Memory (ai-3/20). Goal: Explain the </w:t>
-      </w:r>
-      <w:r>
-        <w:rPr>
-          <w:b/>
-        </w:rPr>
-        <w:t>mechanism</w:t>
-      </w:r>
-      <w:r>
-        <w:rPr>
-          <w:b w:val="0"/>
-        </w:rPr>
-        <w:t xml:space="preserve"> and terminology of conversation state and retention. Short practice: What is selected_book after the correction and after exit?</w:t>
-      </w:r>
-    </w:p>
-    <w:p>
-      <w:pPr>
-        <w:spacing w:line="336" w:lineRule="auto" w:after="180"/>
-      </w:pPr>
-      <w:r>
-        <w:rPr>
-          <w:b w:val="0"/>
-        </w:rPr>
-        <w:t xml:space="preserve">Point to the relevant step in the picture, then write the changed result and the rule or </w:t>
-      </w:r>
-      <w:r>
-        <w:rPr>
-          <w:b/>
-        </w:rPr>
-        <w:t>evidence</w:t>
-      </w:r>
-      <w:r>
-        <w:rPr>
-          <w:b w:val="0"/>
-        </w:rPr>
-        <w:t xml:space="preserve"> that supports it.. Return to this week and explain what you changed.</w:t>
-      </w:r>
-    </w:p>
-    <w:p>
-      <w:pPr>
-        <w:spacing w:line="336" w:lineRule="auto" w:after="180"/>
-      </w:pPr>
-      <w:r>
-        <w:rPr>
-          <w:b w:val="0"/>
-        </w:rPr>
-        <w:t xml:space="preserve">Review Retrieval Augmented Generation (ai-3/18). Goal: Explain the </w:t>
-      </w:r>
-      <w:r>
-        <w:rPr>
-          <w:b/>
-        </w:rPr>
-        <w:t>mechanism</w:t>
-      </w:r>
-      <w:r>
-        <w:rPr>
-          <w:b w:val="0"/>
-        </w:rPr>
-        <w:t xml:space="preserve"> and terminology of building a grounded answer. Short practice: Which part of the source supports a two-minute melting claim?</w:t>
-      </w:r>
-    </w:p>
-    <w:p>
-      <w:pPr>
-        <w:spacing w:line="336" w:lineRule="auto" w:after="180"/>
-      </w:pPr>
-      <w:r>
-        <w:rPr>
-          <w:b w:val="0"/>
-        </w:rPr>
-        <w:t xml:space="preserve">Point to the relevant step in the picture, then write the changed result and the rule or </w:t>
-      </w:r>
-      <w:r>
-        <w:rPr>
-          <w:b/>
-        </w:rPr>
-        <w:t>evidence</w:t>
-      </w:r>
-      <w:r>
-        <w:rPr>
-          <w:b w:val="0"/>
-        </w:rPr>
-        <w:t xml:space="preserve"> that supports it.. Return to this week and explain what you changed.</w:t>
-      </w:r>
-    </w:p>
-    <w:p>
-      <w:pPr>
-        <w:spacing w:line="336" w:lineRule="auto" w:after="180"/>
-      </w:pPr>
-      <w:r>
-        <w:rPr>
-          <w:b w:val="0"/>
-        </w:rPr>
-        <w:t xml:space="preserve">Review Source Quality (ai-3/15). Goal: Explain the </w:t>
-      </w:r>
-      <w:r>
-        <w:rPr>
-          <w:b/>
-        </w:rPr>
-        <w:t>mechanism</w:t>
-      </w:r>
-      <w:r>
-        <w:rPr>
-          <w:b w:val="0"/>
-        </w:rPr>
-        <w:t xml:space="preserve"> and terminology of conflicting and time-sensitive sources. Short practice: Which source fields must be checked before answering day 9?.</w:t>
-      </w:r>
-    </w:p>
-    <w:p>
-      <w:pPr>
-        <w:spacing w:line="336" w:lineRule="auto" w:after="180"/>
-      </w:pPr>
-      <w:r>
-        <w:rPr>
-          <w:b w:val="0"/>
-        </w:rPr>
-        <w:t>Return to this week and explain what you changed.</w:t>
-      </w:r>
-    </w:p>
-    <w:p>
-      <w:pPr>
-        <w:pStyle w:val="Heading3"/>
-      </w:pPr>
-      <w:r>
         <w:t>Keep your completed work</w:t>
       </w:r>
     </w:p>
     <w:p>
       <w:pPr>
-        <w:spacing w:line="336" w:lineRule="auto" w:after="180"/>
-      </w:pPr>
-      <w:r>
-        <w:rPr>
-          <w:b w:val="0"/>
-        </w:rPr>
-        <w:t xml:space="preserve">Use Download completed work in the hosted lesson to export your answers, reflections, practice feedback and code-run </w:t>
-      </w:r>
-      <w:r>
-        <w:rPr>
-          <w:b/>
-        </w:rPr>
-        <w:t>evidence</w:t>
-      </w:r>
-      <w:r>
-        <w:rPr>
-          <w:b w:val="0"/>
-        </w:rPr>
-        <w:t>. Open the HTML copy to read or print it.</w:t>
-      </w:r>
-    </w:p>
-    <w:p>
-      <w:pPr>
-        <w:spacing w:line="336" w:lineRule="auto" w:after="180"/>
-      </w:pPr>
-      <w:r>
-        <w:rPr>
-          <w:b w:val="0"/>
-        </w:rPr>
-        <w:t>Drafts stay in this browser when storage is available; clear drafts on a shared device.</w:t>
-      </w:r>
-    </w:p>
-    <w:p>
-      <w:pPr>
-        <w:pStyle w:val="Heading3"/>
-      </w:pPr>
-      <w:r>
-        <w:t>What I repaired, the evidence I kept and the next test</w:t>
-      </w:r>
-    </w:p>
-    <w:p>
-      <w:r>
-        <w:t>________________________________________________________________</w:t>
-      </w:r>
-    </w:p>
-    <w:p>
-      <w:r>
-        <w:t>________________________________________________________________</w:t>
-      </w:r>
-    </w:p>
-    <w:p>
-      <w:r>
-        <w:t>________________________________________________________________</w:t>
-      </w:r>
-    </w:p>
-    <w:p>
-      <w:r>
-        <w:t>________________________________________________________________</w:t>
-      </w:r>
-    </w:p>
-    <w:p>
-      <w:r>
-        <w:t>________________________________________________________________</w:t>
-      </w:r>
-    </w:p>
-    <w:p>
-      <w:pPr>
         <w:pStyle w:val="Heading1"/>
       </w:pPr>
       <w:r>
-        <w:t>21. Visual concept journey</w:t>
-      </w:r>
-    </w:p>
-    <w:p>
-      <w:r>
-        <w:t>Explain each Tools and APIs picture from its labels, then record a relevant limit.</w:t>
-      </w:r>
-    </w:p>
-    <w:p>
-      <w:pPr>
-        <w:pStyle w:val="Heading3"/>
+        <w:t>21. Reference · Six-picture response sheets</w:t>
+      </w:r>
+    </w:p>
+    <w:p>
+      <w:r>
+        <w:t>Choose the image that helps rather than repeating all six.</w:t>
+      </w:r>
+    </w:p>
+    <w:p>
+      <w:pPr>
+        <w:pStyle w:val="Heading2"/>
       </w:pPr>
       <w:r>
         <w:t>01. Tools and APIs: the case</w:t>
@@ -2777,7 +2792,6 @@
     <w:p>
       <w:pPr>
         <w:spacing w:line="336" w:lineRule="auto" w:after="180"/>
-        <w:shd w:fill="F5F1FB"/>
       </w:pPr>
       <w:r>
         <w:rPr>
@@ -2816,7 +2830,7 @@
     </w:p>
     <w:p>
       <w:pPr>
-        <w:pStyle w:val="Heading3"/>
+        <w:pStyle w:val="Heading2"/>
       </w:pPr>
       <w:r>
         <w:t>02. Follow the deciding steps</w:t>
@@ -2872,7 +2886,6 @@
     <w:p>
       <w:pPr>
         <w:spacing w:line="336" w:lineRule="auto" w:after="180"/>
-        <w:shd w:fill="F5F1FB"/>
       </w:pPr>
       <w:r>
         <w:rPr>
@@ -2923,7 +2936,7 @@
     </w:p>
     <w:p>
       <w:pPr>
-        <w:pStyle w:val="Heading3"/>
+        <w:pStyle w:val="Heading2"/>
       </w:pPr>
       <w:r>
         <w:t>03. Tools and API contracts — evidence trace</w:t>
@@ -3061,7 +3074,6 @@
     <w:p>
       <w:pPr>
         <w:spacing w:line="336" w:lineRule="auto" w:after="180"/>
-        <w:shd w:fill="F5F1FB"/>
       </w:pPr>
       <w:r>
         <w:rPr>
@@ -3100,7 +3112,7 @@
     </w:p>
     <w:p>
       <w:pPr>
-        <w:pStyle w:val="Heading3"/>
+        <w:pStyle w:val="Heading2"/>
       </w:pPr>
       <w:r>
         <w:t>04. Change one thing. Trace what follows.</w:t>
@@ -3167,7 +3179,6 @@
     <w:p>
       <w:pPr>
         <w:spacing w:line="336" w:lineRule="auto" w:after="180"/>
-        <w:shd w:fill="F5F1FB"/>
       </w:pPr>
       <w:r>
         <w:rPr>
@@ -3206,7 +3217,7 @@
     </w:p>
     <w:p>
       <w:pPr>
-        <w:pStyle w:val="Heading3"/>
+        <w:pStyle w:val="Heading2"/>
       </w:pPr>
       <w:r>
         <w:t>05. Connect the explanation to its limit</w:t>
@@ -3308,7 +3319,6 @@
     <w:p>
       <w:pPr>
         <w:spacing w:line="336" w:lineRule="auto" w:after="180"/>
-        <w:shd w:fill="F5F1FB"/>
       </w:pPr>
       <w:r>
         <w:rPr>
@@ -3347,7 +3357,7 @@
     </w:p>
     <w:p>
       <w:pPr>
-        <w:pStyle w:val="Heading3"/>
+        <w:pStyle w:val="Heading2"/>
       </w:pPr>
       <w:r>
         <w:t>06. Make the idea visible in your project</w:t>
@@ -3461,7 +3471,6 @@
     <w:p>
       <w:pPr>
         <w:spacing w:line="336" w:lineRule="auto" w:after="180"/>
-        <w:shd w:fill="F5F1FB"/>
       </w:pPr>
       <w:r>
         <w:rPr>
@@ -3508,6 +3517,62 @@
     <w:p>
       <w:r>
         <w:t>________________________________________________________________</w:t>
+      </w:r>
+    </w:p>
+    <w:p>
+      <w:pPr>
+        <w:pStyle w:val="Heading2"/>
+      </w:pPr>
+      <w:r>
+        <w:t>Earlier wording, alternatives and picture transcripts · reference / check after trying</w:t>
+      </w:r>
+    </w:p>
+    <w:p>
+      <w:pPr>
+        <w:pStyle w:val="Heading3"/>
+      </w:pPr>
+      <w:r>
+        <w:t>01. Tools and APIs: the case</w:t>
+      </w:r>
+    </w:p>
+    <w:p>
+      <w:pPr>
+        <w:pStyle w:val="Heading3"/>
+      </w:pPr>
+      <w:r>
+        <w:t>02. Follow the deciding steps</w:t>
+      </w:r>
+    </w:p>
+    <w:p>
+      <w:pPr>
+        <w:pStyle w:val="Heading3"/>
+      </w:pPr>
+      <w:r>
+        <w:t>03. Tools and API contracts — evidence trace</w:t>
+      </w:r>
+    </w:p>
+    <w:p>
+      <w:pPr>
+        <w:pStyle w:val="Heading3"/>
+      </w:pPr>
+      <w:r>
+        <w:t>04. Change one thing. Trace what follows.</w:t>
+      </w:r>
+    </w:p>
+    <w:p>
+      <w:pPr>
+        <w:pStyle w:val="Heading3"/>
+      </w:pPr>
+      <w:r>
+        <w:t>05. Connect the explanation to its limit</w:t>
+      </w:r>
+    </w:p>
+    <w:p>
+      <w:pPr>
+        <w:pStyle w:val="Heading3"/>
+      </w:pPr>
+      <w:r>
+        <w:t>06. Make the idea visible in your project</w:t>
       </w:r>
     </w:p>
     <w:sectPr>
